--- a/pentru-editori/05-torace/05-torace.docx
+++ b/pentru-editori/05-torace/05-torace.docx
@@ -18,7 +18,15 @@
         <w:rPr>
           <w:i/>
         </w:rPr>
-        <w:t>Vă rugăm să completați coloanele „Decizie” și „Comentariu” direct în tabele (Aprobat / Respins / Amânat), fără să modificați structura lor. Alăturat: GHID.csv, conținutul integral al ghidului.</w:t>
+        <w:t>Vă rugăm să completați coloanele „Decizie” și „Comentariu” direct în tabele (Aprobat / Respins / Amânat), fără să modificați structura lor.</w:t>
+      </w:r>
+    </w:p>
+    <w:p>
+      <w:r>
+        <w:rPr>
+          <w:i/>
+        </w:rPr>
+        <w:t>Alăturat: GHID.csv, conținutul integral al ghidului, și „Decizii structurale comune”.</w:t>
       </w:r>
     </w:p>
     <w:p>
@@ -72,24 +80,25 @@
         <w:rPr>
           <w:color w:val="1C5D8C"/>
         </w:rPr>
-        <w:t>2. Chestiuni de decis</w:t>
+        <w:t>2. Probleme de decis</w:t>
       </w:r>
     </w:p>
     <w:tbl>
       <w:tblPr>
         <w:tblStyle w:val="LightGrid-Accent1"/>
         <w:tblW w:type="auto" w:w="0"/>
+        <w:tblLayout w:type="fixed"/>
         <w:tblLook w:firstColumn="1" w:firstRow="1" w:lastColumn="0" w:lastRow="0" w:noHBand="0" w:noVBand="1" w:val="04A0"/>
       </w:tblPr>
       <w:tblGrid>
-        <w:gridCol w:w="6400"/>
-        <w:gridCol w:w="2880"/>
-        <w:gridCol w:w="2880"/>
+        <w:gridCol w:w="4713"/>
+        <w:gridCol w:w="4713"/>
+        <w:gridCol w:w="4713"/>
       </w:tblGrid>
       <w:tr>
         <w:tc>
           <w:tcPr>
-            <w:tcW w:type="dxa" w:w="2880"/>
+            <w:tcW w:type="dxa" w:w="8400"/>
           </w:tcPr>
           <w:p>
             <w:r/>
@@ -98,13 +107,13 @@
                 <w:b/>
                 <w:i w:val="0"/>
               </w:rPr>
-              <w:t>Chestiune</w:t>
+              <w:t>Problemă</w:t>
             </w:r>
           </w:p>
         </w:tc>
         <w:tc>
           <w:tcPr>
-            <w:tcW w:type="dxa" w:w="2880"/>
+            <w:tcW w:type="dxa" w:w="2700"/>
           </w:tcPr>
           <w:p>
             <w:r/>
@@ -119,7 +128,7 @@
         </w:tc>
         <w:tc>
           <w:tcPr>
-            <w:tcW w:type="dxa" w:w="2880"/>
+            <w:tcW w:type="dxa" w:w="2700"/>
           </w:tcPr>
           <w:p>
             <w:r/>
@@ -136,7 +145,7 @@
       <w:tr>
         <w:tc>
           <w:tcPr>
-            <w:tcW w:type="dxa" w:w="6400"/>
+            <w:tcW w:type="dxa" w:w="8400"/>
           </w:tcPr>
           <w:p>
             <w:r/>
@@ -165,7 +174,7 @@
         </w:tc>
         <w:tc>
           <w:tcPr>
-            <w:tcW w:type="dxa" w:w="2880"/>
+            <w:tcW w:type="dxa" w:w="2700"/>
           </w:tcPr>
           <w:p>
             <w:r/>
@@ -179,7 +188,7 @@
         </w:tc>
         <w:tc>
           <w:tcPr>
-            <w:tcW w:type="dxa" w:w="2880"/>
+            <w:tcW w:type="dxa" w:w="2700"/>
           </w:tcPr>
           <w:p>
             <w:r/>
@@ -195,7 +204,7 @@
       <w:tr>
         <w:tc>
           <w:tcPr>
-            <w:tcW w:type="dxa" w:w="6400"/>
+            <w:tcW w:type="dxa" w:w="8400"/>
           </w:tcPr>
           <w:p>
             <w:r/>
@@ -224,7 +233,7 @@
         </w:tc>
         <w:tc>
           <w:tcPr>
-            <w:tcW w:type="dxa" w:w="2880"/>
+            <w:tcW w:type="dxa" w:w="2700"/>
           </w:tcPr>
           <w:p>
             <w:r/>
@@ -238,7 +247,7 @@
         </w:tc>
         <w:tc>
           <w:tcPr>
-            <w:tcW w:type="dxa" w:w="2880"/>
+            <w:tcW w:type="dxa" w:w="2700"/>
           </w:tcPr>
           <w:p>
             <w:r/>
@@ -254,7 +263,7 @@
       <w:tr>
         <w:tc>
           <w:tcPr>
-            <w:tcW w:type="dxa" w:w="6400"/>
+            <w:tcW w:type="dxa" w:w="8400"/>
           </w:tcPr>
           <w:p>
             <w:r/>
@@ -283,7 +292,7 @@
         </w:tc>
         <w:tc>
           <w:tcPr>
-            <w:tcW w:type="dxa" w:w="2880"/>
+            <w:tcW w:type="dxa" w:w="2700"/>
           </w:tcPr>
           <w:p>
             <w:r/>
@@ -297,7 +306,7 @@
         </w:tc>
         <w:tc>
           <w:tcPr>
-            <w:tcW w:type="dxa" w:w="2880"/>
+            <w:tcW w:type="dxa" w:w="2700"/>
           </w:tcPr>
           <w:p>
             <w:r/>
@@ -350,22 +359,23 @@
       <w:tblPr>
         <w:tblStyle w:val="LightGrid-Accent1"/>
         <w:tblW w:type="auto" w:w="0"/>
+        <w:tblLayout w:type="fixed"/>
         <w:tblLook w:firstColumn="1" w:firstRow="1" w:lastColumn="0" w:lastRow="0" w:noHBand="0" w:noVBand="1" w:val="04A0"/>
       </w:tblPr>
       <w:tblGrid>
-        <w:gridCol w:w="1080"/>
-        <w:gridCol w:w="1080"/>
-        <w:gridCol w:w="1080"/>
-        <w:gridCol w:w="1080"/>
-        <w:gridCol w:w="1080"/>
-        <w:gridCol w:w="1080"/>
-        <w:gridCol w:w="1080"/>
-        <w:gridCol w:w="1080"/>
+        <w:gridCol w:w="1767"/>
+        <w:gridCol w:w="1767"/>
+        <w:gridCol w:w="1767"/>
+        <w:gridCol w:w="1767"/>
+        <w:gridCol w:w="1767"/>
+        <w:gridCol w:w="1767"/>
+        <w:gridCol w:w="1767"/>
+        <w:gridCol w:w="1767"/>
       </w:tblGrid>
       <w:tr>
         <w:tc>
           <w:tcPr>
-            <w:tcW w:type="dxa" w:w="1080"/>
+            <w:tcW w:type="dxa" w:w="800"/>
           </w:tcPr>
           <w:p>
             <w:r/>
@@ -380,7 +390,7 @@
         </w:tc>
         <w:tc>
           <w:tcPr>
-            <w:tcW w:type="dxa" w:w="1080"/>
+            <w:tcW w:type="dxa" w:w="1800"/>
           </w:tcPr>
           <w:p>
             <w:r/>
@@ -395,7 +405,7 @@
         </w:tc>
         <w:tc>
           <w:tcPr>
-            <w:tcW w:type="dxa" w:w="1080"/>
+            <w:tcW w:type="dxa" w:w="3000"/>
           </w:tcPr>
           <w:p>
             <w:r/>
@@ -410,7 +420,7 @@
         </w:tc>
         <w:tc>
           <w:tcPr>
-            <w:tcW w:type="dxa" w:w="1080"/>
+            <w:tcW w:type="dxa" w:w="900"/>
           </w:tcPr>
           <w:p>
             <w:r/>
@@ -425,7 +435,7 @@
         </w:tc>
         <w:tc>
           <w:tcPr>
-            <w:tcW w:type="dxa" w:w="1080"/>
+            <w:tcW w:type="dxa" w:w="1100"/>
           </w:tcPr>
           <w:p>
             <w:r/>
@@ -440,7 +450,7 @@
         </w:tc>
         <w:tc>
           <w:tcPr>
-            <w:tcW w:type="dxa" w:w="1080"/>
+            <w:tcW w:type="dxa" w:w="3000"/>
           </w:tcPr>
           <w:p>
             <w:r/>
@@ -455,7 +465,7 @@
         </w:tc>
         <w:tc>
           <w:tcPr>
-            <w:tcW w:type="dxa" w:w="1080"/>
+            <w:tcW w:type="dxa" w:w="1500"/>
           </w:tcPr>
           <w:p>
             <w:r/>
@@ -470,7 +480,7 @@
         </w:tc>
         <w:tc>
           <w:tcPr>
-            <w:tcW w:type="dxa" w:w="1080"/>
+            <w:tcW w:type="dxa" w:w="1800"/>
           </w:tcPr>
           <w:p>
             <w:r/>
@@ -487,7 +497,7 @@
       <w:tr>
         <w:tc>
           <w:tcPr>
-            <w:tcW w:type="dxa" w:w="1080"/>
+            <w:tcW w:type="dxa" w:w="800"/>
           </w:tcPr>
           <w:p>
             <w:r/>
@@ -502,7 +512,7 @@
         </w:tc>
         <w:tc>
           <w:tcPr>
-            <w:tcW w:type="dxa" w:w="1080"/>
+            <w:tcW w:type="dxa" w:w="1800"/>
           </w:tcPr>
           <w:p>
             <w:r/>
@@ -517,7 +527,7 @@
         </w:tc>
         <w:tc>
           <w:tcPr>
-            <w:tcW w:type="dxa" w:w="1080"/>
+            <w:tcW w:type="dxa" w:w="3000"/>
           </w:tcPr>
           <w:p>
             <w:r/>
@@ -532,7 +542,7 @@
         </w:tc>
         <w:tc>
           <w:tcPr>
-            <w:tcW w:type="dxa" w:w="1080"/>
+            <w:tcW w:type="dxa" w:w="900"/>
           </w:tcPr>
           <w:p>
             <w:r/>
@@ -547,7 +557,7 @@
         </w:tc>
         <w:tc>
           <w:tcPr>
-            <w:tcW w:type="dxa" w:w="1080"/>
+            <w:tcW w:type="dxa" w:w="1100"/>
           </w:tcPr>
           <w:p>
             <w:r/>
@@ -562,7 +572,7 @@
         </w:tc>
         <w:tc>
           <w:tcPr>
-            <w:tcW w:type="dxa" w:w="1080"/>
+            <w:tcW w:type="dxa" w:w="3000"/>
           </w:tcPr>
           <w:p>
             <w:r/>
@@ -577,7 +587,7 @@
         </w:tc>
         <w:tc>
           <w:tcPr>
-            <w:tcW w:type="dxa" w:w="1080"/>
+            <w:tcW w:type="dxa" w:w="1500"/>
           </w:tcPr>
           <w:p>
             <w:r/>
@@ -591,7 +601,7 @@
         </w:tc>
         <w:tc>
           <w:tcPr>
-            <w:tcW w:type="dxa" w:w="1080"/>
+            <w:tcW w:type="dxa" w:w="1800"/>
           </w:tcPr>
           <w:p>
             <w:r/>
@@ -607,7 +617,7 @@
       <w:tr>
         <w:tc>
           <w:tcPr>
-            <w:tcW w:type="dxa" w:w="1080"/>
+            <w:tcW w:type="dxa" w:w="800"/>
           </w:tcPr>
           <w:p>
             <w:r/>
@@ -622,7 +632,7 @@
         </w:tc>
         <w:tc>
           <w:tcPr>
-            <w:tcW w:type="dxa" w:w="1080"/>
+            <w:tcW w:type="dxa" w:w="1800"/>
           </w:tcPr>
           <w:p>
             <w:r/>
@@ -637,7 +647,7 @@
         </w:tc>
         <w:tc>
           <w:tcPr>
-            <w:tcW w:type="dxa" w:w="1080"/>
+            <w:tcW w:type="dxa" w:w="3000"/>
           </w:tcPr>
           <w:p>
             <w:r/>
@@ -652,7 +662,7 @@
         </w:tc>
         <w:tc>
           <w:tcPr>
-            <w:tcW w:type="dxa" w:w="1080"/>
+            <w:tcW w:type="dxa" w:w="900"/>
           </w:tcPr>
           <w:p>
             <w:r/>
@@ -667,7 +677,7 @@
         </w:tc>
         <w:tc>
           <w:tcPr>
-            <w:tcW w:type="dxa" w:w="1080"/>
+            <w:tcW w:type="dxa" w:w="1100"/>
           </w:tcPr>
           <w:p>
             <w:r/>
@@ -682,7 +692,7 @@
         </w:tc>
         <w:tc>
           <w:tcPr>
-            <w:tcW w:type="dxa" w:w="1080"/>
+            <w:tcW w:type="dxa" w:w="3000"/>
           </w:tcPr>
           <w:p>
             <w:r/>
@@ -697,7 +707,7 @@
         </w:tc>
         <w:tc>
           <w:tcPr>
-            <w:tcW w:type="dxa" w:w="1080"/>
+            <w:tcW w:type="dxa" w:w="1500"/>
           </w:tcPr>
           <w:p>
             <w:r/>
@@ -711,7 +721,7 @@
         </w:tc>
         <w:tc>
           <w:tcPr>
-            <w:tcW w:type="dxa" w:w="1080"/>
+            <w:tcW w:type="dxa" w:w="1800"/>
           </w:tcPr>
           <w:p>
             <w:r/>
@@ -749,22 +759,23 @@
       <w:tblPr>
         <w:tblStyle w:val="LightGrid-Accent1"/>
         <w:tblW w:type="auto" w:w="0"/>
+        <w:tblLayout w:type="fixed"/>
         <w:tblLook w:firstColumn="1" w:firstRow="1" w:lastColumn="0" w:lastRow="0" w:noHBand="0" w:noVBand="1" w:val="04A0"/>
       </w:tblPr>
       <w:tblGrid>
-        <w:gridCol w:w="1080"/>
-        <w:gridCol w:w="1080"/>
-        <w:gridCol w:w="1080"/>
-        <w:gridCol w:w="1080"/>
-        <w:gridCol w:w="1080"/>
-        <w:gridCol w:w="1080"/>
-        <w:gridCol w:w="1080"/>
-        <w:gridCol w:w="1080"/>
+        <w:gridCol w:w="1767"/>
+        <w:gridCol w:w="1767"/>
+        <w:gridCol w:w="1767"/>
+        <w:gridCol w:w="1767"/>
+        <w:gridCol w:w="1767"/>
+        <w:gridCol w:w="1767"/>
+        <w:gridCol w:w="1767"/>
+        <w:gridCol w:w="1767"/>
       </w:tblGrid>
       <w:tr>
         <w:tc>
           <w:tcPr>
-            <w:tcW w:type="dxa" w:w="1080"/>
+            <w:tcW w:type="dxa" w:w="800"/>
           </w:tcPr>
           <w:p>
             <w:r/>
@@ -779,7 +790,7 @@
         </w:tc>
         <w:tc>
           <w:tcPr>
-            <w:tcW w:type="dxa" w:w="1080"/>
+            <w:tcW w:type="dxa" w:w="1800"/>
           </w:tcPr>
           <w:p>
             <w:r/>
@@ -794,7 +805,7 @@
         </w:tc>
         <w:tc>
           <w:tcPr>
-            <w:tcW w:type="dxa" w:w="1080"/>
+            <w:tcW w:type="dxa" w:w="3000"/>
           </w:tcPr>
           <w:p>
             <w:r/>
@@ -809,7 +820,7 @@
         </w:tc>
         <w:tc>
           <w:tcPr>
-            <w:tcW w:type="dxa" w:w="1080"/>
+            <w:tcW w:type="dxa" w:w="900"/>
           </w:tcPr>
           <w:p>
             <w:r/>
@@ -824,7 +835,7 @@
         </w:tc>
         <w:tc>
           <w:tcPr>
-            <w:tcW w:type="dxa" w:w="1080"/>
+            <w:tcW w:type="dxa" w:w="1100"/>
           </w:tcPr>
           <w:p>
             <w:r/>
@@ -839,7 +850,7 @@
         </w:tc>
         <w:tc>
           <w:tcPr>
-            <w:tcW w:type="dxa" w:w="1080"/>
+            <w:tcW w:type="dxa" w:w="3000"/>
           </w:tcPr>
           <w:p>
             <w:r/>
@@ -854,7 +865,7 @@
         </w:tc>
         <w:tc>
           <w:tcPr>
-            <w:tcW w:type="dxa" w:w="1080"/>
+            <w:tcW w:type="dxa" w:w="1500"/>
           </w:tcPr>
           <w:p>
             <w:r/>
@@ -869,7 +880,7 @@
         </w:tc>
         <w:tc>
           <w:tcPr>
-            <w:tcW w:type="dxa" w:w="1080"/>
+            <w:tcW w:type="dxa" w:w="1800"/>
           </w:tcPr>
           <w:p>
             <w:r/>
@@ -886,7 +897,7 @@
       <w:tr>
         <w:tc>
           <w:tcPr>
-            <w:tcW w:type="dxa" w:w="1080"/>
+            <w:tcW w:type="dxa" w:w="800"/>
           </w:tcPr>
           <w:p>
             <w:r/>
@@ -901,7 +912,7 @@
         </w:tc>
         <w:tc>
           <w:tcPr>
-            <w:tcW w:type="dxa" w:w="1080"/>
+            <w:tcW w:type="dxa" w:w="1800"/>
           </w:tcPr>
           <w:p>
             <w:r/>
@@ -916,7 +927,7 @@
         </w:tc>
         <w:tc>
           <w:tcPr>
-            <w:tcW w:type="dxa" w:w="1080"/>
+            <w:tcW w:type="dxa" w:w="3000"/>
           </w:tcPr>
           <w:p>
             <w:r/>
@@ -931,7 +942,7 @@
         </w:tc>
         <w:tc>
           <w:tcPr>
-            <w:tcW w:type="dxa" w:w="1080"/>
+            <w:tcW w:type="dxa" w:w="900"/>
           </w:tcPr>
           <w:p>
             <w:r/>
@@ -946,7 +957,7 @@
         </w:tc>
         <w:tc>
           <w:tcPr>
-            <w:tcW w:type="dxa" w:w="1080"/>
+            <w:tcW w:type="dxa" w:w="1100"/>
           </w:tcPr>
           <w:p>
             <w:r/>
@@ -961,7 +972,7 @@
         </w:tc>
         <w:tc>
           <w:tcPr>
-            <w:tcW w:type="dxa" w:w="1080"/>
+            <w:tcW w:type="dxa" w:w="3000"/>
           </w:tcPr>
           <w:p>
             <w:r/>
@@ -976,7 +987,7 @@
         </w:tc>
         <w:tc>
           <w:tcPr>
-            <w:tcW w:type="dxa" w:w="1080"/>
+            <w:tcW w:type="dxa" w:w="1500"/>
           </w:tcPr>
           <w:p>
             <w:r/>
@@ -990,7 +1001,7 @@
         </w:tc>
         <w:tc>
           <w:tcPr>
-            <w:tcW w:type="dxa" w:w="1080"/>
+            <w:tcW w:type="dxa" w:w="1800"/>
           </w:tcPr>
           <w:p>
             <w:r/>
@@ -1006,7 +1017,7 @@
       <w:tr>
         <w:tc>
           <w:tcPr>
-            <w:tcW w:type="dxa" w:w="1080"/>
+            <w:tcW w:type="dxa" w:w="800"/>
           </w:tcPr>
           <w:p>
             <w:r/>
@@ -1021,7 +1032,7 @@
         </w:tc>
         <w:tc>
           <w:tcPr>
-            <w:tcW w:type="dxa" w:w="1080"/>
+            <w:tcW w:type="dxa" w:w="1800"/>
           </w:tcPr>
           <w:p>
             <w:r/>
@@ -1036,7 +1047,7 @@
         </w:tc>
         <w:tc>
           <w:tcPr>
-            <w:tcW w:type="dxa" w:w="1080"/>
+            <w:tcW w:type="dxa" w:w="3000"/>
           </w:tcPr>
           <w:p>
             <w:r/>
@@ -1051,7 +1062,7 @@
         </w:tc>
         <w:tc>
           <w:tcPr>
-            <w:tcW w:type="dxa" w:w="1080"/>
+            <w:tcW w:type="dxa" w:w="900"/>
           </w:tcPr>
           <w:p>
             <w:r/>
@@ -1066,7 +1077,7 @@
         </w:tc>
         <w:tc>
           <w:tcPr>
-            <w:tcW w:type="dxa" w:w="1080"/>
+            <w:tcW w:type="dxa" w:w="1100"/>
           </w:tcPr>
           <w:p>
             <w:r/>
@@ -1081,7 +1092,7 @@
         </w:tc>
         <w:tc>
           <w:tcPr>
-            <w:tcW w:type="dxa" w:w="1080"/>
+            <w:tcW w:type="dxa" w:w="3000"/>
           </w:tcPr>
           <w:p>
             <w:r/>
@@ -1096,7 +1107,7 @@
         </w:tc>
         <w:tc>
           <w:tcPr>
-            <w:tcW w:type="dxa" w:w="1080"/>
+            <w:tcW w:type="dxa" w:w="1500"/>
           </w:tcPr>
           <w:p>
             <w:r/>
@@ -1110,7 +1121,7 @@
         </w:tc>
         <w:tc>
           <w:tcPr>
-            <w:tcW w:type="dxa" w:w="1080"/>
+            <w:tcW w:type="dxa" w:w="1800"/>
           </w:tcPr>
           <w:p>
             <w:r/>
@@ -1126,7 +1137,7 @@
       <w:tr>
         <w:tc>
           <w:tcPr>
-            <w:tcW w:type="dxa" w:w="1080"/>
+            <w:tcW w:type="dxa" w:w="800"/>
           </w:tcPr>
           <w:p>
             <w:r/>
@@ -1141,7 +1152,7 @@
         </w:tc>
         <w:tc>
           <w:tcPr>
-            <w:tcW w:type="dxa" w:w="1080"/>
+            <w:tcW w:type="dxa" w:w="1800"/>
           </w:tcPr>
           <w:p>
             <w:r/>
@@ -1156,7 +1167,7 @@
         </w:tc>
         <w:tc>
           <w:tcPr>
-            <w:tcW w:type="dxa" w:w="1080"/>
+            <w:tcW w:type="dxa" w:w="3000"/>
           </w:tcPr>
           <w:p>
             <w:r/>
@@ -1171,7 +1182,7 @@
         </w:tc>
         <w:tc>
           <w:tcPr>
-            <w:tcW w:type="dxa" w:w="1080"/>
+            <w:tcW w:type="dxa" w:w="900"/>
           </w:tcPr>
           <w:p>
             <w:r/>
@@ -1186,7 +1197,7 @@
         </w:tc>
         <w:tc>
           <w:tcPr>
-            <w:tcW w:type="dxa" w:w="1080"/>
+            <w:tcW w:type="dxa" w:w="1100"/>
           </w:tcPr>
           <w:p>
             <w:r/>
@@ -1201,7 +1212,7 @@
         </w:tc>
         <w:tc>
           <w:tcPr>
-            <w:tcW w:type="dxa" w:w="1080"/>
+            <w:tcW w:type="dxa" w:w="3000"/>
           </w:tcPr>
           <w:p>
             <w:r/>
@@ -1216,7 +1227,7 @@
         </w:tc>
         <w:tc>
           <w:tcPr>
-            <w:tcW w:type="dxa" w:w="1080"/>
+            <w:tcW w:type="dxa" w:w="1500"/>
           </w:tcPr>
           <w:p>
             <w:r/>
@@ -1230,7 +1241,7 @@
         </w:tc>
         <w:tc>
           <w:tcPr>
-            <w:tcW w:type="dxa" w:w="1080"/>
+            <w:tcW w:type="dxa" w:w="1800"/>
           </w:tcPr>
           <w:p>
             <w:r/>
@@ -1246,7 +1257,7 @@
       <w:tr>
         <w:tc>
           <w:tcPr>
-            <w:tcW w:type="dxa" w:w="1080"/>
+            <w:tcW w:type="dxa" w:w="800"/>
           </w:tcPr>
           <w:p>
             <w:r/>
@@ -1261,7 +1272,7 @@
         </w:tc>
         <w:tc>
           <w:tcPr>
-            <w:tcW w:type="dxa" w:w="1080"/>
+            <w:tcW w:type="dxa" w:w="1800"/>
           </w:tcPr>
           <w:p>
             <w:r/>
@@ -1276,7 +1287,7 @@
         </w:tc>
         <w:tc>
           <w:tcPr>
-            <w:tcW w:type="dxa" w:w="1080"/>
+            <w:tcW w:type="dxa" w:w="3000"/>
           </w:tcPr>
           <w:p>
             <w:r/>
@@ -1291,7 +1302,7 @@
         </w:tc>
         <w:tc>
           <w:tcPr>
-            <w:tcW w:type="dxa" w:w="1080"/>
+            <w:tcW w:type="dxa" w:w="900"/>
           </w:tcPr>
           <w:p>
             <w:r/>
@@ -1306,7 +1317,7 @@
         </w:tc>
         <w:tc>
           <w:tcPr>
-            <w:tcW w:type="dxa" w:w="1080"/>
+            <w:tcW w:type="dxa" w:w="1100"/>
           </w:tcPr>
           <w:p>
             <w:r/>
@@ -1321,7 +1332,7 @@
         </w:tc>
         <w:tc>
           <w:tcPr>
-            <w:tcW w:type="dxa" w:w="1080"/>
+            <w:tcW w:type="dxa" w:w="3000"/>
           </w:tcPr>
           <w:p>
             <w:r/>
@@ -1336,7 +1347,7 @@
         </w:tc>
         <w:tc>
           <w:tcPr>
-            <w:tcW w:type="dxa" w:w="1080"/>
+            <w:tcW w:type="dxa" w:w="1500"/>
           </w:tcPr>
           <w:p>
             <w:r/>
@@ -1350,7 +1361,7 @@
         </w:tc>
         <w:tc>
           <w:tcPr>
-            <w:tcW w:type="dxa" w:w="1080"/>
+            <w:tcW w:type="dxa" w:w="1800"/>
           </w:tcPr>
           <w:p>
             <w:r/>
@@ -1388,22 +1399,23 @@
       <w:tblPr>
         <w:tblStyle w:val="LightGrid-Accent1"/>
         <w:tblW w:type="auto" w:w="0"/>
+        <w:tblLayout w:type="fixed"/>
         <w:tblLook w:firstColumn="1" w:firstRow="1" w:lastColumn="0" w:lastRow="0" w:noHBand="0" w:noVBand="1" w:val="04A0"/>
       </w:tblPr>
       <w:tblGrid>
-        <w:gridCol w:w="1080"/>
-        <w:gridCol w:w="1080"/>
-        <w:gridCol w:w="1080"/>
-        <w:gridCol w:w="1080"/>
-        <w:gridCol w:w="1080"/>
-        <w:gridCol w:w="1080"/>
-        <w:gridCol w:w="1080"/>
-        <w:gridCol w:w="1080"/>
+        <w:gridCol w:w="1767"/>
+        <w:gridCol w:w="1767"/>
+        <w:gridCol w:w="1767"/>
+        <w:gridCol w:w="1767"/>
+        <w:gridCol w:w="1767"/>
+        <w:gridCol w:w="1767"/>
+        <w:gridCol w:w="1767"/>
+        <w:gridCol w:w="1767"/>
       </w:tblGrid>
       <w:tr>
         <w:tc>
           <w:tcPr>
-            <w:tcW w:type="dxa" w:w="1080"/>
+            <w:tcW w:type="dxa" w:w="800"/>
           </w:tcPr>
           <w:p>
             <w:r/>
@@ -1418,7 +1430,7 @@
         </w:tc>
         <w:tc>
           <w:tcPr>
-            <w:tcW w:type="dxa" w:w="1080"/>
+            <w:tcW w:type="dxa" w:w="1800"/>
           </w:tcPr>
           <w:p>
             <w:r/>
@@ -1433,7 +1445,7 @@
         </w:tc>
         <w:tc>
           <w:tcPr>
-            <w:tcW w:type="dxa" w:w="1080"/>
+            <w:tcW w:type="dxa" w:w="3000"/>
           </w:tcPr>
           <w:p>
             <w:r/>
@@ -1448,7 +1460,7 @@
         </w:tc>
         <w:tc>
           <w:tcPr>
-            <w:tcW w:type="dxa" w:w="1080"/>
+            <w:tcW w:type="dxa" w:w="900"/>
           </w:tcPr>
           <w:p>
             <w:r/>
@@ -1463,7 +1475,7 @@
         </w:tc>
         <w:tc>
           <w:tcPr>
-            <w:tcW w:type="dxa" w:w="1080"/>
+            <w:tcW w:type="dxa" w:w="1100"/>
           </w:tcPr>
           <w:p>
             <w:r/>
@@ -1478,7 +1490,7 @@
         </w:tc>
         <w:tc>
           <w:tcPr>
-            <w:tcW w:type="dxa" w:w="1080"/>
+            <w:tcW w:type="dxa" w:w="3000"/>
           </w:tcPr>
           <w:p>
             <w:r/>
@@ -1493,7 +1505,7 @@
         </w:tc>
         <w:tc>
           <w:tcPr>
-            <w:tcW w:type="dxa" w:w="1080"/>
+            <w:tcW w:type="dxa" w:w="1500"/>
           </w:tcPr>
           <w:p>
             <w:r/>
@@ -1508,7 +1520,7 @@
         </w:tc>
         <w:tc>
           <w:tcPr>
-            <w:tcW w:type="dxa" w:w="1080"/>
+            <w:tcW w:type="dxa" w:w="1800"/>
           </w:tcPr>
           <w:p>
             <w:r/>
@@ -1525,7 +1537,7 @@
       <w:tr>
         <w:tc>
           <w:tcPr>
-            <w:tcW w:type="dxa" w:w="1080"/>
+            <w:tcW w:type="dxa" w:w="800"/>
           </w:tcPr>
           <w:p>
             <w:r/>
@@ -1540,7 +1552,7 @@
         </w:tc>
         <w:tc>
           <w:tcPr>
-            <w:tcW w:type="dxa" w:w="1080"/>
+            <w:tcW w:type="dxa" w:w="1800"/>
           </w:tcPr>
           <w:p>
             <w:r/>
@@ -1555,7 +1567,7 @@
         </w:tc>
         <w:tc>
           <w:tcPr>
-            <w:tcW w:type="dxa" w:w="1080"/>
+            <w:tcW w:type="dxa" w:w="3000"/>
           </w:tcPr>
           <w:p>
             <w:r/>
@@ -1570,7 +1582,7 @@
         </w:tc>
         <w:tc>
           <w:tcPr>
-            <w:tcW w:type="dxa" w:w="1080"/>
+            <w:tcW w:type="dxa" w:w="900"/>
           </w:tcPr>
           <w:p>
             <w:r/>
@@ -1585,7 +1597,7 @@
         </w:tc>
         <w:tc>
           <w:tcPr>
-            <w:tcW w:type="dxa" w:w="1080"/>
+            <w:tcW w:type="dxa" w:w="1100"/>
           </w:tcPr>
           <w:p>
             <w:r/>
@@ -1600,7 +1612,7 @@
         </w:tc>
         <w:tc>
           <w:tcPr>
-            <w:tcW w:type="dxa" w:w="1080"/>
+            <w:tcW w:type="dxa" w:w="3000"/>
           </w:tcPr>
           <w:p>
             <w:r/>
@@ -1615,7 +1627,7 @@
         </w:tc>
         <w:tc>
           <w:tcPr>
-            <w:tcW w:type="dxa" w:w="1080"/>
+            <w:tcW w:type="dxa" w:w="1500"/>
           </w:tcPr>
           <w:p>
             <w:r/>
@@ -1629,7 +1641,7 @@
         </w:tc>
         <w:tc>
           <w:tcPr>
-            <w:tcW w:type="dxa" w:w="1080"/>
+            <w:tcW w:type="dxa" w:w="1800"/>
           </w:tcPr>
           <w:p>
             <w:r/>
@@ -1645,7 +1657,7 @@
       <w:tr>
         <w:tc>
           <w:tcPr>
-            <w:tcW w:type="dxa" w:w="1080"/>
+            <w:tcW w:type="dxa" w:w="800"/>
           </w:tcPr>
           <w:p>
             <w:r/>
@@ -1660,7 +1672,7 @@
         </w:tc>
         <w:tc>
           <w:tcPr>
-            <w:tcW w:type="dxa" w:w="1080"/>
+            <w:tcW w:type="dxa" w:w="1800"/>
           </w:tcPr>
           <w:p>
             <w:r/>
@@ -1675,7 +1687,7 @@
         </w:tc>
         <w:tc>
           <w:tcPr>
-            <w:tcW w:type="dxa" w:w="1080"/>
+            <w:tcW w:type="dxa" w:w="3000"/>
           </w:tcPr>
           <w:p>
             <w:r/>
@@ -1690,7 +1702,7 @@
         </w:tc>
         <w:tc>
           <w:tcPr>
-            <w:tcW w:type="dxa" w:w="1080"/>
+            <w:tcW w:type="dxa" w:w="900"/>
           </w:tcPr>
           <w:p>
             <w:r/>
@@ -1705,7 +1717,7 @@
         </w:tc>
         <w:tc>
           <w:tcPr>
-            <w:tcW w:type="dxa" w:w="1080"/>
+            <w:tcW w:type="dxa" w:w="1100"/>
           </w:tcPr>
           <w:p>
             <w:r/>
@@ -1720,7 +1732,7 @@
         </w:tc>
         <w:tc>
           <w:tcPr>
-            <w:tcW w:type="dxa" w:w="1080"/>
+            <w:tcW w:type="dxa" w:w="3000"/>
           </w:tcPr>
           <w:p>
             <w:r/>
@@ -1735,7 +1747,7 @@
         </w:tc>
         <w:tc>
           <w:tcPr>
-            <w:tcW w:type="dxa" w:w="1080"/>
+            <w:tcW w:type="dxa" w:w="1500"/>
           </w:tcPr>
           <w:p>
             <w:r/>
@@ -1749,7 +1761,7 @@
         </w:tc>
         <w:tc>
           <w:tcPr>
-            <w:tcW w:type="dxa" w:w="1080"/>
+            <w:tcW w:type="dxa" w:w="1800"/>
           </w:tcPr>
           <w:p>
             <w:r/>
@@ -1765,7 +1777,7 @@
       <w:tr>
         <w:tc>
           <w:tcPr>
-            <w:tcW w:type="dxa" w:w="1080"/>
+            <w:tcW w:type="dxa" w:w="800"/>
           </w:tcPr>
           <w:p>
             <w:r/>
@@ -1780,7 +1792,7 @@
         </w:tc>
         <w:tc>
           <w:tcPr>
-            <w:tcW w:type="dxa" w:w="1080"/>
+            <w:tcW w:type="dxa" w:w="1800"/>
           </w:tcPr>
           <w:p>
             <w:r/>
@@ -1795,7 +1807,7 @@
         </w:tc>
         <w:tc>
           <w:tcPr>
-            <w:tcW w:type="dxa" w:w="1080"/>
+            <w:tcW w:type="dxa" w:w="3000"/>
           </w:tcPr>
           <w:p>
             <w:r/>
@@ -1810,7 +1822,7 @@
         </w:tc>
         <w:tc>
           <w:tcPr>
-            <w:tcW w:type="dxa" w:w="1080"/>
+            <w:tcW w:type="dxa" w:w="900"/>
           </w:tcPr>
           <w:p>
             <w:r/>
@@ -1825,7 +1837,7 @@
         </w:tc>
         <w:tc>
           <w:tcPr>
-            <w:tcW w:type="dxa" w:w="1080"/>
+            <w:tcW w:type="dxa" w:w="1100"/>
           </w:tcPr>
           <w:p>
             <w:r/>
@@ -1840,7 +1852,7 @@
         </w:tc>
         <w:tc>
           <w:tcPr>
-            <w:tcW w:type="dxa" w:w="1080"/>
+            <w:tcW w:type="dxa" w:w="3000"/>
           </w:tcPr>
           <w:p>
             <w:r/>
@@ -1855,7 +1867,7 @@
         </w:tc>
         <w:tc>
           <w:tcPr>
-            <w:tcW w:type="dxa" w:w="1080"/>
+            <w:tcW w:type="dxa" w:w="1500"/>
           </w:tcPr>
           <w:p>
             <w:r/>
@@ -1869,7 +1881,7 @@
         </w:tc>
         <w:tc>
           <w:tcPr>
-            <w:tcW w:type="dxa" w:w="1080"/>
+            <w:tcW w:type="dxa" w:w="1800"/>
           </w:tcPr>
           <w:p>
             <w:r/>
@@ -1907,22 +1919,23 @@
       <w:tblPr>
         <w:tblStyle w:val="LightGrid-Accent1"/>
         <w:tblW w:type="auto" w:w="0"/>
+        <w:tblLayout w:type="fixed"/>
         <w:tblLook w:firstColumn="1" w:firstRow="1" w:lastColumn="0" w:lastRow="0" w:noHBand="0" w:noVBand="1" w:val="04A0"/>
       </w:tblPr>
       <w:tblGrid>
-        <w:gridCol w:w="1080"/>
-        <w:gridCol w:w="1080"/>
-        <w:gridCol w:w="1080"/>
-        <w:gridCol w:w="1080"/>
-        <w:gridCol w:w="1080"/>
-        <w:gridCol w:w="1080"/>
-        <w:gridCol w:w="1080"/>
-        <w:gridCol w:w="1080"/>
+        <w:gridCol w:w="1767"/>
+        <w:gridCol w:w="1767"/>
+        <w:gridCol w:w="1767"/>
+        <w:gridCol w:w="1767"/>
+        <w:gridCol w:w="1767"/>
+        <w:gridCol w:w="1767"/>
+        <w:gridCol w:w="1767"/>
+        <w:gridCol w:w="1767"/>
       </w:tblGrid>
       <w:tr>
         <w:tc>
           <w:tcPr>
-            <w:tcW w:type="dxa" w:w="1080"/>
+            <w:tcW w:type="dxa" w:w="800"/>
           </w:tcPr>
           <w:p>
             <w:r/>
@@ -1937,7 +1950,7 @@
         </w:tc>
         <w:tc>
           <w:tcPr>
-            <w:tcW w:type="dxa" w:w="1080"/>
+            <w:tcW w:type="dxa" w:w="1800"/>
           </w:tcPr>
           <w:p>
             <w:r/>
@@ -1952,7 +1965,7 @@
         </w:tc>
         <w:tc>
           <w:tcPr>
-            <w:tcW w:type="dxa" w:w="1080"/>
+            <w:tcW w:type="dxa" w:w="3000"/>
           </w:tcPr>
           <w:p>
             <w:r/>
@@ -1967,7 +1980,7 @@
         </w:tc>
         <w:tc>
           <w:tcPr>
-            <w:tcW w:type="dxa" w:w="1080"/>
+            <w:tcW w:type="dxa" w:w="900"/>
           </w:tcPr>
           <w:p>
             <w:r/>
@@ -1982,7 +1995,7 @@
         </w:tc>
         <w:tc>
           <w:tcPr>
-            <w:tcW w:type="dxa" w:w="1080"/>
+            <w:tcW w:type="dxa" w:w="1100"/>
           </w:tcPr>
           <w:p>
             <w:r/>
@@ -1997,7 +2010,7 @@
         </w:tc>
         <w:tc>
           <w:tcPr>
-            <w:tcW w:type="dxa" w:w="1080"/>
+            <w:tcW w:type="dxa" w:w="3000"/>
           </w:tcPr>
           <w:p>
             <w:r/>
@@ -2012,7 +2025,7 @@
         </w:tc>
         <w:tc>
           <w:tcPr>
-            <w:tcW w:type="dxa" w:w="1080"/>
+            <w:tcW w:type="dxa" w:w="1500"/>
           </w:tcPr>
           <w:p>
             <w:r/>
@@ -2027,7 +2040,7 @@
         </w:tc>
         <w:tc>
           <w:tcPr>
-            <w:tcW w:type="dxa" w:w="1080"/>
+            <w:tcW w:type="dxa" w:w="1800"/>
           </w:tcPr>
           <w:p>
             <w:r/>
@@ -2044,7 +2057,7 @@
       <w:tr>
         <w:tc>
           <w:tcPr>
-            <w:tcW w:type="dxa" w:w="1080"/>
+            <w:tcW w:type="dxa" w:w="800"/>
           </w:tcPr>
           <w:p>
             <w:r/>
@@ -2059,7 +2072,7 @@
         </w:tc>
         <w:tc>
           <w:tcPr>
-            <w:tcW w:type="dxa" w:w="1080"/>
+            <w:tcW w:type="dxa" w:w="1800"/>
           </w:tcPr>
           <w:p>
             <w:r/>
@@ -2074,7 +2087,7 @@
         </w:tc>
         <w:tc>
           <w:tcPr>
-            <w:tcW w:type="dxa" w:w="1080"/>
+            <w:tcW w:type="dxa" w:w="3000"/>
           </w:tcPr>
           <w:p>
             <w:r/>
@@ -2089,7 +2102,7 @@
         </w:tc>
         <w:tc>
           <w:tcPr>
-            <w:tcW w:type="dxa" w:w="1080"/>
+            <w:tcW w:type="dxa" w:w="900"/>
           </w:tcPr>
           <w:p>
             <w:r/>
@@ -2104,7 +2117,7 @@
         </w:tc>
         <w:tc>
           <w:tcPr>
-            <w:tcW w:type="dxa" w:w="1080"/>
+            <w:tcW w:type="dxa" w:w="1100"/>
           </w:tcPr>
           <w:p>
             <w:r/>
@@ -2119,7 +2132,7 @@
         </w:tc>
         <w:tc>
           <w:tcPr>
-            <w:tcW w:type="dxa" w:w="1080"/>
+            <w:tcW w:type="dxa" w:w="3000"/>
           </w:tcPr>
           <w:p>
             <w:r/>
@@ -2134,7 +2147,7 @@
         </w:tc>
         <w:tc>
           <w:tcPr>
-            <w:tcW w:type="dxa" w:w="1080"/>
+            <w:tcW w:type="dxa" w:w="1500"/>
           </w:tcPr>
           <w:p>
             <w:r/>
@@ -2148,7 +2161,7 @@
         </w:tc>
         <w:tc>
           <w:tcPr>
-            <w:tcW w:type="dxa" w:w="1080"/>
+            <w:tcW w:type="dxa" w:w="1800"/>
           </w:tcPr>
           <w:p>
             <w:r/>
@@ -2164,7 +2177,7 @@
       <w:tr>
         <w:tc>
           <w:tcPr>
-            <w:tcW w:type="dxa" w:w="1080"/>
+            <w:tcW w:type="dxa" w:w="800"/>
           </w:tcPr>
           <w:p>
             <w:r/>
@@ -2179,7 +2192,7 @@
         </w:tc>
         <w:tc>
           <w:tcPr>
-            <w:tcW w:type="dxa" w:w="1080"/>
+            <w:tcW w:type="dxa" w:w="1800"/>
           </w:tcPr>
           <w:p>
             <w:r/>
@@ -2194,7 +2207,7 @@
         </w:tc>
         <w:tc>
           <w:tcPr>
-            <w:tcW w:type="dxa" w:w="1080"/>
+            <w:tcW w:type="dxa" w:w="3000"/>
           </w:tcPr>
           <w:p>
             <w:r/>
@@ -2209,7 +2222,7 @@
         </w:tc>
         <w:tc>
           <w:tcPr>
-            <w:tcW w:type="dxa" w:w="1080"/>
+            <w:tcW w:type="dxa" w:w="900"/>
           </w:tcPr>
           <w:p>
             <w:r/>
@@ -2224,7 +2237,7 @@
         </w:tc>
         <w:tc>
           <w:tcPr>
-            <w:tcW w:type="dxa" w:w="1080"/>
+            <w:tcW w:type="dxa" w:w="1100"/>
           </w:tcPr>
           <w:p>
             <w:r/>
@@ -2239,7 +2252,7 @@
         </w:tc>
         <w:tc>
           <w:tcPr>
-            <w:tcW w:type="dxa" w:w="1080"/>
+            <w:tcW w:type="dxa" w:w="3000"/>
           </w:tcPr>
           <w:p>
             <w:r/>
@@ -2254,7 +2267,7 @@
         </w:tc>
         <w:tc>
           <w:tcPr>
-            <w:tcW w:type="dxa" w:w="1080"/>
+            <w:tcW w:type="dxa" w:w="1500"/>
           </w:tcPr>
           <w:p>
             <w:r/>
@@ -2268,7 +2281,7 @@
         </w:tc>
         <w:tc>
           <w:tcPr>
-            <w:tcW w:type="dxa" w:w="1080"/>
+            <w:tcW w:type="dxa" w:w="1800"/>
           </w:tcPr>
           <w:p>
             <w:r/>
@@ -2306,22 +2319,23 @@
       <w:tblPr>
         <w:tblStyle w:val="LightGrid-Accent1"/>
         <w:tblW w:type="auto" w:w="0"/>
+        <w:tblLayout w:type="fixed"/>
         <w:tblLook w:firstColumn="1" w:firstRow="1" w:lastColumn="0" w:lastRow="0" w:noHBand="0" w:noVBand="1" w:val="04A0"/>
       </w:tblPr>
       <w:tblGrid>
-        <w:gridCol w:w="1080"/>
-        <w:gridCol w:w="1080"/>
-        <w:gridCol w:w="1080"/>
-        <w:gridCol w:w="1080"/>
-        <w:gridCol w:w="1080"/>
-        <w:gridCol w:w="1080"/>
-        <w:gridCol w:w="1080"/>
-        <w:gridCol w:w="1080"/>
+        <w:gridCol w:w="1767"/>
+        <w:gridCol w:w="1767"/>
+        <w:gridCol w:w="1767"/>
+        <w:gridCol w:w="1767"/>
+        <w:gridCol w:w="1767"/>
+        <w:gridCol w:w="1767"/>
+        <w:gridCol w:w="1767"/>
+        <w:gridCol w:w="1767"/>
       </w:tblGrid>
       <w:tr>
         <w:tc>
           <w:tcPr>
-            <w:tcW w:type="dxa" w:w="1080"/>
+            <w:tcW w:type="dxa" w:w="800"/>
           </w:tcPr>
           <w:p>
             <w:r/>
@@ -2336,7 +2350,7 @@
         </w:tc>
         <w:tc>
           <w:tcPr>
-            <w:tcW w:type="dxa" w:w="1080"/>
+            <w:tcW w:type="dxa" w:w="1800"/>
           </w:tcPr>
           <w:p>
             <w:r/>
@@ -2351,7 +2365,7 @@
         </w:tc>
         <w:tc>
           <w:tcPr>
-            <w:tcW w:type="dxa" w:w="1080"/>
+            <w:tcW w:type="dxa" w:w="3000"/>
           </w:tcPr>
           <w:p>
             <w:r/>
@@ -2366,7 +2380,7 @@
         </w:tc>
         <w:tc>
           <w:tcPr>
-            <w:tcW w:type="dxa" w:w="1080"/>
+            <w:tcW w:type="dxa" w:w="900"/>
           </w:tcPr>
           <w:p>
             <w:r/>
@@ -2381,7 +2395,7 @@
         </w:tc>
         <w:tc>
           <w:tcPr>
-            <w:tcW w:type="dxa" w:w="1080"/>
+            <w:tcW w:type="dxa" w:w="1100"/>
           </w:tcPr>
           <w:p>
             <w:r/>
@@ -2396,7 +2410,7 @@
         </w:tc>
         <w:tc>
           <w:tcPr>
-            <w:tcW w:type="dxa" w:w="1080"/>
+            <w:tcW w:type="dxa" w:w="3000"/>
           </w:tcPr>
           <w:p>
             <w:r/>
@@ -2411,7 +2425,7 @@
         </w:tc>
         <w:tc>
           <w:tcPr>
-            <w:tcW w:type="dxa" w:w="1080"/>
+            <w:tcW w:type="dxa" w:w="1500"/>
           </w:tcPr>
           <w:p>
             <w:r/>
@@ -2426,7 +2440,7 @@
         </w:tc>
         <w:tc>
           <w:tcPr>
-            <w:tcW w:type="dxa" w:w="1080"/>
+            <w:tcW w:type="dxa" w:w="1800"/>
           </w:tcPr>
           <w:p>
             <w:r/>
@@ -2443,7 +2457,7 @@
       <w:tr>
         <w:tc>
           <w:tcPr>
-            <w:tcW w:type="dxa" w:w="1080"/>
+            <w:tcW w:type="dxa" w:w="800"/>
           </w:tcPr>
           <w:p>
             <w:r/>
@@ -2458,7 +2472,7 @@
         </w:tc>
         <w:tc>
           <w:tcPr>
-            <w:tcW w:type="dxa" w:w="1080"/>
+            <w:tcW w:type="dxa" w:w="1800"/>
           </w:tcPr>
           <w:p>
             <w:r/>
@@ -2473,7 +2487,7 @@
         </w:tc>
         <w:tc>
           <w:tcPr>
-            <w:tcW w:type="dxa" w:w="1080"/>
+            <w:tcW w:type="dxa" w:w="3000"/>
           </w:tcPr>
           <w:p>
             <w:r/>
@@ -2488,7 +2502,7 @@
         </w:tc>
         <w:tc>
           <w:tcPr>
-            <w:tcW w:type="dxa" w:w="1080"/>
+            <w:tcW w:type="dxa" w:w="900"/>
           </w:tcPr>
           <w:p>
             <w:r/>
@@ -2503,7 +2517,7 @@
         </w:tc>
         <w:tc>
           <w:tcPr>
-            <w:tcW w:type="dxa" w:w="1080"/>
+            <w:tcW w:type="dxa" w:w="1100"/>
           </w:tcPr>
           <w:p>
             <w:r/>
@@ -2518,7 +2532,7 @@
         </w:tc>
         <w:tc>
           <w:tcPr>
-            <w:tcW w:type="dxa" w:w="1080"/>
+            <w:tcW w:type="dxa" w:w="3000"/>
           </w:tcPr>
           <w:p>
             <w:r/>
@@ -2533,7 +2547,7 @@
         </w:tc>
         <w:tc>
           <w:tcPr>
-            <w:tcW w:type="dxa" w:w="1080"/>
+            <w:tcW w:type="dxa" w:w="1500"/>
           </w:tcPr>
           <w:p>
             <w:r/>
@@ -2547,7 +2561,7 @@
         </w:tc>
         <w:tc>
           <w:tcPr>
-            <w:tcW w:type="dxa" w:w="1080"/>
+            <w:tcW w:type="dxa" w:w="1800"/>
           </w:tcPr>
           <w:p>
             <w:r/>
@@ -2563,7 +2577,7 @@
       <w:tr>
         <w:tc>
           <w:tcPr>
-            <w:tcW w:type="dxa" w:w="1080"/>
+            <w:tcW w:type="dxa" w:w="800"/>
           </w:tcPr>
           <w:p>
             <w:r/>
@@ -2578,7 +2592,7 @@
         </w:tc>
         <w:tc>
           <w:tcPr>
-            <w:tcW w:type="dxa" w:w="1080"/>
+            <w:tcW w:type="dxa" w:w="1800"/>
           </w:tcPr>
           <w:p>
             <w:r/>
@@ -2593,7 +2607,7 @@
         </w:tc>
         <w:tc>
           <w:tcPr>
-            <w:tcW w:type="dxa" w:w="1080"/>
+            <w:tcW w:type="dxa" w:w="3000"/>
           </w:tcPr>
           <w:p>
             <w:r/>
@@ -2608,7 +2622,7 @@
         </w:tc>
         <w:tc>
           <w:tcPr>
-            <w:tcW w:type="dxa" w:w="1080"/>
+            <w:tcW w:type="dxa" w:w="900"/>
           </w:tcPr>
           <w:p>
             <w:r/>
@@ -2623,7 +2637,7 @@
         </w:tc>
         <w:tc>
           <w:tcPr>
-            <w:tcW w:type="dxa" w:w="1080"/>
+            <w:tcW w:type="dxa" w:w="1100"/>
           </w:tcPr>
           <w:p>
             <w:r/>
@@ -2638,7 +2652,7 @@
         </w:tc>
         <w:tc>
           <w:tcPr>
-            <w:tcW w:type="dxa" w:w="1080"/>
+            <w:tcW w:type="dxa" w:w="3000"/>
           </w:tcPr>
           <w:p>
             <w:r/>
@@ -2653,7 +2667,7 @@
         </w:tc>
         <w:tc>
           <w:tcPr>
-            <w:tcW w:type="dxa" w:w="1080"/>
+            <w:tcW w:type="dxa" w:w="1500"/>
           </w:tcPr>
           <w:p>
             <w:r/>
@@ -2667,7 +2681,7 @@
         </w:tc>
         <w:tc>
           <w:tcPr>
-            <w:tcW w:type="dxa" w:w="1080"/>
+            <w:tcW w:type="dxa" w:w="1800"/>
           </w:tcPr>
           <w:p>
             <w:r/>
@@ -2705,22 +2719,23 @@
       <w:tblPr>
         <w:tblStyle w:val="LightGrid-Accent1"/>
         <w:tblW w:type="auto" w:w="0"/>
+        <w:tblLayout w:type="fixed"/>
         <w:tblLook w:firstColumn="1" w:firstRow="1" w:lastColumn="0" w:lastRow="0" w:noHBand="0" w:noVBand="1" w:val="04A0"/>
       </w:tblPr>
       <w:tblGrid>
-        <w:gridCol w:w="1080"/>
-        <w:gridCol w:w="1080"/>
-        <w:gridCol w:w="1080"/>
-        <w:gridCol w:w="1080"/>
-        <w:gridCol w:w="1080"/>
-        <w:gridCol w:w="1080"/>
-        <w:gridCol w:w="1080"/>
-        <w:gridCol w:w="1080"/>
+        <w:gridCol w:w="1767"/>
+        <w:gridCol w:w="1767"/>
+        <w:gridCol w:w="1767"/>
+        <w:gridCol w:w="1767"/>
+        <w:gridCol w:w="1767"/>
+        <w:gridCol w:w="1767"/>
+        <w:gridCol w:w="1767"/>
+        <w:gridCol w:w="1767"/>
       </w:tblGrid>
       <w:tr>
         <w:tc>
           <w:tcPr>
-            <w:tcW w:type="dxa" w:w="1080"/>
+            <w:tcW w:type="dxa" w:w="800"/>
           </w:tcPr>
           <w:p>
             <w:r/>
@@ -2735,7 +2750,7 @@
         </w:tc>
         <w:tc>
           <w:tcPr>
-            <w:tcW w:type="dxa" w:w="1080"/>
+            <w:tcW w:type="dxa" w:w="1800"/>
           </w:tcPr>
           <w:p>
             <w:r/>
@@ -2750,7 +2765,7 @@
         </w:tc>
         <w:tc>
           <w:tcPr>
-            <w:tcW w:type="dxa" w:w="1080"/>
+            <w:tcW w:type="dxa" w:w="3000"/>
           </w:tcPr>
           <w:p>
             <w:r/>
@@ -2765,7 +2780,7 @@
         </w:tc>
         <w:tc>
           <w:tcPr>
-            <w:tcW w:type="dxa" w:w="1080"/>
+            <w:tcW w:type="dxa" w:w="900"/>
           </w:tcPr>
           <w:p>
             <w:r/>
@@ -2780,7 +2795,7 @@
         </w:tc>
         <w:tc>
           <w:tcPr>
-            <w:tcW w:type="dxa" w:w="1080"/>
+            <w:tcW w:type="dxa" w:w="1100"/>
           </w:tcPr>
           <w:p>
             <w:r/>
@@ -2795,7 +2810,7 @@
         </w:tc>
         <w:tc>
           <w:tcPr>
-            <w:tcW w:type="dxa" w:w="1080"/>
+            <w:tcW w:type="dxa" w:w="3000"/>
           </w:tcPr>
           <w:p>
             <w:r/>
@@ -2810,7 +2825,7 @@
         </w:tc>
         <w:tc>
           <w:tcPr>
-            <w:tcW w:type="dxa" w:w="1080"/>
+            <w:tcW w:type="dxa" w:w="1500"/>
           </w:tcPr>
           <w:p>
             <w:r/>
@@ -2825,7 +2840,7 @@
         </w:tc>
         <w:tc>
           <w:tcPr>
-            <w:tcW w:type="dxa" w:w="1080"/>
+            <w:tcW w:type="dxa" w:w="1800"/>
           </w:tcPr>
           <w:p>
             <w:r/>
@@ -2842,7 +2857,7 @@
       <w:tr>
         <w:tc>
           <w:tcPr>
-            <w:tcW w:type="dxa" w:w="1080"/>
+            <w:tcW w:type="dxa" w:w="800"/>
           </w:tcPr>
           <w:p>
             <w:r/>
@@ -2857,7 +2872,7 @@
         </w:tc>
         <w:tc>
           <w:tcPr>
-            <w:tcW w:type="dxa" w:w="1080"/>
+            <w:tcW w:type="dxa" w:w="1800"/>
           </w:tcPr>
           <w:p>
             <w:r/>
@@ -2872,7 +2887,7 @@
         </w:tc>
         <w:tc>
           <w:tcPr>
-            <w:tcW w:type="dxa" w:w="1080"/>
+            <w:tcW w:type="dxa" w:w="3000"/>
           </w:tcPr>
           <w:p>
             <w:r/>
@@ -2887,7 +2902,7 @@
         </w:tc>
         <w:tc>
           <w:tcPr>
-            <w:tcW w:type="dxa" w:w="1080"/>
+            <w:tcW w:type="dxa" w:w="900"/>
           </w:tcPr>
           <w:p>
             <w:r/>
@@ -2902,7 +2917,7 @@
         </w:tc>
         <w:tc>
           <w:tcPr>
-            <w:tcW w:type="dxa" w:w="1080"/>
+            <w:tcW w:type="dxa" w:w="1100"/>
           </w:tcPr>
           <w:p>
             <w:r/>
@@ -2917,7 +2932,7 @@
         </w:tc>
         <w:tc>
           <w:tcPr>
-            <w:tcW w:type="dxa" w:w="1080"/>
+            <w:tcW w:type="dxa" w:w="3000"/>
           </w:tcPr>
           <w:p>
             <w:r/>
@@ -2932,7 +2947,7 @@
         </w:tc>
         <w:tc>
           <w:tcPr>
-            <w:tcW w:type="dxa" w:w="1080"/>
+            <w:tcW w:type="dxa" w:w="1500"/>
           </w:tcPr>
           <w:p>
             <w:r/>
@@ -2946,7 +2961,7 @@
         </w:tc>
         <w:tc>
           <w:tcPr>
-            <w:tcW w:type="dxa" w:w="1080"/>
+            <w:tcW w:type="dxa" w:w="1800"/>
           </w:tcPr>
           <w:p>
             <w:r/>
@@ -2962,7 +2977,7 @@
       <w:tr>
         <w:tc>
           <w:tcPr>
-            <w:tcW w:type="dxa" w:w="1080"/>
+            <w:tcW w:type="dxa" w:w="800"/>
           </w:tcPr>
           <w:p>
             <w:r/>
@@ -2977,7 +2992,7 @@
         </w:tc>
         <w:tc>
           <w:tcPr>
-            <w:tcW w:type="dxa" w:w="1080"/>
+            <w:tcW w:type="dxa" w:w="1800"/>
           </w:tcPr>
           <w:p>
             <w:r/>
@@ -2992,7 +3007,7 @@
         </w:tc>
         <w:tc>
           <w:tcPr>
-            <w:tcW w:type="dxa" w:w="1080"/>
+            <w:tcW w:type="dxa" w:w="3000"/>
           </w:tcPr>
           <w:p>
             <w:r/>
@@ -3007,7 +3022,7 @@
         </w:tc>
         <w:tc>
           <w:tcPr>
-            <w:tcW w:type="dxa" w:w="1080"/>
+            <w:tcW w:type="dxa" w:w="900"/>
           </w:tcPr>
           <w:p>
             <w:r/>
@@ -3022,7 +3037,7 @@
         </w:tc>
         <w:tc>
           <w:tcPr>
-            <w:tcW w:type="dxa" w:w="1080"/>
+            <w:tcW w:type="dxa" w:w="1100"/>
           </w:tcPr>
           <w:p>
             <w:r/>
@@ -3037,7 +3052,7 @@
         </w:tc>
         <w:tc>
           <w:tcPr>
-            <w:tcW w:type="dxa" w:w="1080"/>
+            <w:tcW w:type="dxa" w:w="3000"/>
           </w:tcPr>
           <w:p>
             <w:r/>
@@ -3052,7 +3067,7 @@
         </w:tc>
         <w:tc>
           <w:tcPr>
-            <w:tcW w:type="dxa" w:w="1080"/>
+            <w:tcW w:type="dxa" w:w="1500"/>
           </w:tcPr>
           <w:p>
             <w:r/>
@@ -3066,7 +3081,7 @@
         </w:tc>
         <w:tc>
           <w:tcPr>
-            <w:tcW w:type="dxa" w:w="1080"/>
+            <w:tcW w:type="dxa" w:w="1800"/>
           </w:tcPr>
           <w:p>
             <w:r/>
@@ -3098,8 +3113,8 @@
       </w:r>
     </w:p>
     <w:sectPr>
-      <w:pgSz w:w="12240" w:h="15840"/>
-      <w:pgMar w:top="1440" w:right="1800" w:bottom="1440" w:left="1800" w:header="720" w:footer="720" w:gutter="0"/>
+      <w:pgSz w:w="15840" w:h="12240" w:orient="landscape"/>
+      <w:pgMar w:top="1440" w:right="850" w:bottom="1440" w:left="850" w:header="720" w:footer="720" w:gutter="0"/>
       <w:cols w:space="720"/>
       <w:docGrid w:linePitch="360"/>
     </w:sectPr>

--- a/pentru-editori/05-torace/05-torace.docx
+++ b/pentru-editori/05-torace/05-torace.docx
@@ -7,26 +7,47 @@
         <w:pStyle w:val="Heading1"/>
       </w:pPr>
       <w:r>
+        <w:t>Torace — pachet de review</w:t>
+      </w:r>
+    </w:p>
+    <w:p>
+      <w:pPr>
+        <w:spacing w:after="40"/>
+      </w:pPr>
+      <w:r>
         <w:rPr>
-          <w:color w:val="1C5D8C"/>
+          <w:b/>
+          <w:color w:val="555555"/>
+          <w:sz w:val="21"/>
         </w:rPr>
-        <w:t>Torace</w:t>
+        <w:t>Revizia ghidului de indicații radioimagistice aprobat în 2021 · document de lucru pentru editorul de capitol</w:t>
+      </w:r>
+    </w:p>
+    <w:p>
+      <w:pPr>
+        <w:spacing w:before="40" w:after="200"/>
+        <w:pBdr>
+          <w:bottom w:val="single" w:sz="6" w:space="1" w:color="1C5D8C"/>
+        </w:pBdr>
+      </w:pPr>
+    </w:p>
+    <w:p>
+      <w:r>
+        <w:t>Documentul cuprinde, pentru capitolul dumneavoastră: modificările deja aplicate (informativ), problemele rămase de decis, propunerile de conținut nou și duplicatele de rezolvat. Conținutul actual al capitolului nu este reprodus aici — vine din fișierul GHID.csv, transmis alături.</w:t>
+      </w:r>
+    </w:p>
+    <w:p>
+      <w:r>
+        <w:t>Vă rugăm să completați coloanele „Decizie” (Aprobat / Respins / Amânat) și „Comentariu” direct în tabele, fără să le modificați structura. Acolo unde o problemă are variante enumerate, este suficient să indicați varianta aleasă.</w:t>
       </w:r>
     </w:p>
     <w:p>
       <w:r>
         <w:rPr>
           <w:i/>
+          <w:color w:val="555555"/>
         </w:rPr>
-        <w:t>Vă rugăm să completați coloanele „Decizie” și „Comentariu” direct în tabele (Aprobat / Respins / Amânat), fără să modificați structura lor.</w:t>
-      </w:r>
-    </w:p>
-    <w:p>
-      <w:r>
-        <w:rPr>
-          <w:i/>
-        </w:rPr>
-        <w:t>Alăturat: GHID.csv, conținutul integral al ghidului, și „Decizii structurale comune”.</w:t>
+        <w:t>Transmise alături: GHID.csv — conținutul integral al ghidului — și memoul „Decizii structurale comune”, de citit înaintea acestui pachet.</w:t>
       </w:r>
     </w:p>
     <w:p>
@@ -34,10 +55,12 @@
         <w:pStyle w:val="Heading2"/>
       </w:pPr>
       <w:r>
-        <w:rPr>
-          <w:color w:val="1C5D8C"/>
-        </w:rPr>
-        <w:t>1. Modificări aplicate (informativ)</w:t>
+        <w:t>1. Modificări deja aplicate (informativ)</w:t>
+      </w:r>
+    </w:p>
+    <w:p>
+      <w:r>
+        <w:t>Nu necesită decizie; sunt listate pentru ca revizuirea capitolului să pornească de la starea curentă.</w:t>
       </w:r>
     </w:p>
     <w:p>
@@ -77,35 +100,45 @@
         <w:pStyle w:val="Heading2"/>
       </w:pPr>
       <w:r>
-        <w:rPr>
-          <w:color w:val="1C5D8C"/>
-        </w:rPr>
         <w:t>2. Probleme de decis</w:t>
       </w:r>
     </w:p>
     <w:tbl>
       <w:tblPr>
-        <w:tblStyle w:val="LightGrid-Accent1"/>
-        <w:tblW w:type="auto" w:w="0"/>
+        <w:tblStyle w:val="TableGrid"/>
+        <w:tblW w:type="dxa" w:w="15100"/>
         <w:tblLayout w:type="fixed"/>
         <w:tblLook w:firstColumn="1" w:firstRow="1" w:lastColumn="0" w:lastRow="0" w:noHBand="0" w:noVBand="1" w:val="04A0"/>
       </w:tblPr>
       <w:tblGrid>
-        <w:gridCol w:w="4713"/>
-        <w:gridCol w:w="4713"/>
-        <w:gridCol w:w="4713"/>
+        <w:gridCol w:w="8500"/>
+        <w:gridCol w:w="3000"/>
+        <w:gridCol w:w="3600"/>
       </w:tblGrid>
       <w:tr>
+        <w:trPr>
+          <w:tblHeader w:val="true"/>
+        </w:trPr>
         <w:tc>
           <w:tcPr>
-            <w:tcW w:type="dxa" w:w="8400"/>
+            <w:tcW w:type="dxa" w:w="8500"/>
+            <w:vAlign w:val="top"/>
+            <w:shd w:val="clear" w:fill="1C5D8C"/>
           </w:tcPr>
           <w:p>
-            <w:r/>
+            <w:pPr>
+              <w:spacing w:after="40" w:line="240" w:lineRule="auto"/>
+            </w:pPr>
+            <w:r>
+              <w:rPr>
+                <w:color w:val="FFFFFF"/>
+              </w:rPr>
+            </w:r>
             <w:r>
               <w:rPr>
                 <w:b/>
                 <w:i w:val="0"/>
+                <w:sz w:val="19"/>
               </w:rPr>
               <w:t>Problemă</w:t>
             </w:r>
@@ -113,14 +146,24 @@
         </w:tc>
         <w:tc>
           <w:tcPr>
-            <w:tcW w:type="dxa" w:w="2700"/>
+            <w:tcW w:type="dxa" w:w="3000"/>
+            <w:vAlign w:val="top"/>
+            <w:shd w:val="clear" w:fill="1C5D8C"/>
           </w:tcPr>
           <w:p>
-            <w:r/>
+            <w:pPr>
+              <w:spacing w:after="40" w:line="240" w:lineRule="auto"/>
+            </w:pPr>
+            <w:r>
+              <w:rPr>
+                <w:color w:val="FFFFFF"/>
+              </w:rPr>
+            </w:r>
             <w:r>
               <w:rPr>
                 <w:b/>
                 <w:i w:val="0"/>
+                <w:sz w:val="19"/>
               </w:rPr>
               <w:t>Decizie</w:t>
             </w:r>
@@ -128,14 +171,24 @@
         </w:tc>
         <w:tc>
           <w:tcPr>
-            <w:tcW w:type="dxa" w:w="2700"/>
+            <w:tcW w:type="dxa" w:w="3600"/>
+            <w:vAlign w:val="top"/>
+            <w:shd w:val="clear" w:fill="1C5D8C"/>
           </w:tcPr>
           <w:p>
-            <w:r/>
+            <w:pPr>
+              <w:spacing w:after="40" w:line="240" w:lineRule="auto"/>
+            </w:pPr>
+            <w:r>
+              <w:rPr>
+                <w:color w:val="FFFFFF"/>
+              </w:rPr>
+            </w:r>
             <w:r>
               <w:rPr>
                 <w:b/>
                 <w:i w:val="0"/>
+                <w:sz w:val="19"/>
               </w:rPr>
               <w:t>Comentariu</w:t>
             </w:r>
@@ -145,57 +198,91 @@
       <w:tr>
         <w:tc>
           <w:tcPr>
-            <w:tcW w:type="dxa" w:w="8400"/>
+            <w:tcW w:type="dxa" w:w="8500"/>
+            <w:vAlign w:val="top"/>
           </w:tcPr>
           <w:p>
+            <w:pPr>
+              <w:spacing w:after="60" w:line="240" w:lineRule="auto"/>
+            </w:pPr>
             <w:r/>
             <w:r>
               <w:rPr>
                 <w:b/>
+                <w:i w:val="0"/>
+                <w:sz w:val="19"/>
               </w:rPr>
               <w:t>Empiem / pleurezie parapneumonică — situație proprie sau notă în „Epanșament pleural”?</w:t>
             </w:r>
           </w:p>
           <w:p>
+            <w:pPr>
+              <w:spacing w:after="40" w:line="240" w:lineRule="auto"/>
+            </w:pPr>
             <w:r>
+              <w:rPr>
+                <w:sz w:val="19"/>
+              </w:rPr>
               <w:t>Azi parțial acoperit sub „Epanșament pleural”.</w:t>
             </w:r>
           </w:p>
           <w:p>
+            <w:pPr>
+              <w:spacing w:after="40" w:line="240" w:lineRule="auto"/>
+            </w:pPr>
             <w:r>
+              <w:rPr>
+                <w:sz w:val="19"/>
+              </w:rPr>
               <w:t>• Situație proprie (subcapitol Pleură)</w:t>
             </w:r>
           </w:p>
           <w:p>
+            <w:pPr>
+              <w:spacing w:after="40" w:line="240" w:lineRule="auto"/>
+            </w:pPr>
             <w:r>
+              <w:rPr>
+                <w:sz w:val="19"/>
+              </w:rPr>
               <w:t>• Notă în situația existentă</w:t>
             </w:r>
           </w:p>
         </w:tc>
         <w:tc>
           <w:tcPr>
-            <w:tcW w:type="dxa" w:w="2700"/>
+            <w:tcW w:type="dxa" w:w="3000"/>
+            <w:vAlign w:val="top"/>
           </w:tcPr>
           <w:p>
+            <w:pPr>
+              <w:spacing w:after="40" w:line="240" w:lineRule="auto"/>
+            </w:pPr>
             <w:r/>
             <w:r>
               <w:rPr>
                 <w:b w:val="0"/>
                 <w:i w:val="0"/>
+                <w:sz w:val="19"/>
               </w:rPr>
             </w:r>
           </w:p>
         </w:tc>
         <w:tc>
           <w:tcPr>
-            <w:tcW w:type="dxa" w:w="2700"/>
+            <w:tcW w:type="dxa" w:w="3600"/>
+            <w:vAlign w:val="top"/>
           </w:tcPr>
           <w:p>
+            <w:pPr>
+              <w:spacing w:after="40" w:line="240" w:lineRule="auto"/>
+            </w:pPr>
             <w:r/>
             <w:r>
               <w:rPr>
                 <w:b w:val="0"/>
                 <w:i w:val="0"/>
+                <w:sz w:val="19"/>
               </w:rPr>
             </w:r>
           </w:p>
@@ -204,57 +291,91 @@
       <w:tr>
         <w:tc>
           <w:tcPr>
-            <w:tcW w:type="dxa" w:w="8400"/>
+            <w:tcW w:type="dxa" w:w="8500"/>
+            <w:vAlign w:val="top"/>
           </w:tcPr>
           <w:p>
+            <w:pPr>
+              <w:spacing w:after="60" w:line="240" w:lineRule="auto"/>
+            </w:pPr>
             <w:r/>
             <w:r>
               <w:rPr>
                 <w:b/>
+                <w:i w:val="0"/>
+                <w:sz w:val="19"/>
               </w:rPr>
               <w:t>Bronșiectazii — se separă de „Bronhoree cronică” sau rămân acoperite acolo?</w:t>
             </w:r>
           </w:p>
           <w:p>
+            <w:pPr>
+              <w:spacing w:after="40" w:line="240" w:lineRule="auto"/>
+            </w:pPr>
             <w:r>
+              <w:rPr>
+                <w:sz w:val="19"/>
+              </w:rPr>
               <w:t>„Bronhoree cronică” menționează deja „dilatații bronșice”.</w:t>
             </w:r>
           </w:p>
           <w:p>
+            <w:pPr>
+              <w:spacing w:after="40" w:line="240" w:lineRule="auto"/>
+            </w:pPr>
             <w:r>
+              <w:rPr>
+                <w:sz w:val="19"/>
+              </w:rPr>
               <w:t>• Situație proprie</w:t>
             </w:r>
           </w:p>
           <w:p>
+            <w:pPr>
+              <w:spacing w:after="40" w:line="240" w:lineRule="auto"/>
+            </w:pPr>
             <w:r>
+              <w:rPr>
+                <w:sz w:val="19"/>
+              </w:rPr>
               <w:t>• Rămân sub „Bronhoree cronică”</w:t>
             </w:r>
           </w:p>
         </w:tc>
         <w:tc>
           <w:tcPr>
-            <w:tcW w:type="dxa" w:w="2700"/>
+            <w:tcW w:type="dxa" w:w="3000"/>
+            <w:vAlign w:val="top"/>
           </w:tcPr>
           <w:p>
+            <w:pPr>
+              <w:spacing w:after="40" w:line="240" w:lineRule="auto"/>
+            </w:pPr>
             <w:r/>
             <w:r>
               <w:rPr>
                 <w:b w:val="0"/>
                 <w:i w:val="0"/>
+                <w:sz w:val="19"/>
               </w:rPr>
             </w:r>
           </w:p>
         </w:tc>
         <w:tc>
           <w:tcPr>
-            <w:tcW w:type="dxa" w:w="2700"/>
+            <w:tcW w:type="dxa" w:w="3600"/>
+            <w:vAlign w:val="top"/>
           </w:tcPr>
           <w:p>
+            <w:pPr>
+              <w:spacing w:after="40" w:line="240" w:lineRule="auto"/>
+            </w:pPr>
             <w:r/>
             <w:r>
               <w:rPr>
                 <w:b w:val="0"/>
                 <w:i w:val="0"/>
+                <w:sz w:val="19"/>
               </w:rPr>
             </w:r>
           </w:p>
@@ -263,57 +384,91 @@
       <w:tr>
         <w:tc>
           <w:tcPr>
-            <w:tcW w:type="dxa" w:w="8400"/>
+            <w:tcW w:type="dxa" w:w="8500"/>
+            <w:vAlign w:val="top"/>
           </w:tcPr>
           <w:p>
+            <w:pPr>
+              <w:spacing w:after="60" w:line="240" w:lineRule="auto"/>
+            </w:pPr>
             <w:r/>
             <w:r>
               <w:rPr>
                 <w:b/>
+                <w:i w:val="0"/>
+                <w:sz w:val="19"/>
               </w:rPr>
               <w:t>Dispnee acută — se suprapune cu situațiile deja existente (embolie, pneumonie)?</w:t>
             </w:r>
           </w:p>
           <w:p>
+            <w:pPr>
+              <w:spacing w:after="40" w:line="240" w:lineRule="auto"/>
+            </w:pPr>
             <w:r>
+              <w:rPr>
+                <w:sz w:val="19"/>
+              </w:rPr>
               <w:t>De verificat suprapunerea înainte de inserare.</w:t>
             </w:r>
           </w:p>
           <w:p>
+            <w:pPr>
+              <w:spacing w:after="40" w:line="240" w:lineRule="auto"/>
+            </w:pPr>
             <w:r>
+              <w:rPr>
+                <w:sz w:val="19"/>
+              </w:rPr>
               <w:t>• Situație proprie</w:t>
             </w:r>
           </w:p>
           <w:p>
+            <w:pPr>
+              <w:spacing w:after="40" w:line="240" w:lineRule="auto"/>
+            </w:pPr>
             <w:r>
+              <w:rPr>
+                <w:sz w:val="19"/>
+              </w:rPr>
               <w:t>• Nu se adaugă (acoperire suficientă)</w:t>
             </w:r>
           </w:p>
         </w:tc>
         <w:tc>
           <w:tcPr>
-            <w:tcW w:type="dxa" w:w="2700"/>
+            <w:tcW w:type="dxa" w:w="3000"/>
+            <w:vAlign w:val="top"/>
           </w:tcPr>
           <w:p>
+            <w:pPr>
+              <w:spacing w:after="40" w:line="240" w:lineRule="auto"/>
+            </w:pPr>
             <w:r/>
             <w:r>
               <w:rPr>
                 <w:b w:val="0"/>
                 <w:i w:val="0"/>
+                <w:sz w:val="19"/>
               </w:rPr>
             </w:r>
           </w:p>
         </w:tc>
         <w:tc>
           <w:tcPr>
-            <w:tcW w:type="dxa" w:w="2700"/>
+            <w:tcW w:type="dxa" w:w="3600"/>
+            <w:vAlign w:val="top"/>
           </w:tcPr>
           <w:p>
+            <w:pPr>
+              <w:spacing w:after="40" w:line="240" w:lineRule="auto"/>
+            </w:pPr>
             <w:r/>
             <w:r>
               <w:rPr>
                 <w:b w:val="0"/>
                 <w:i w:val="0"/>
+                <w:sz w:val="19"/>
               </w:rPr>
             </w:r>
           </w:p>
@@ -325,15 +480,12 @@
         <w:pStyle w:val="Heading2"/>
       </w:pPr>
       <w:r>
-        <w:rPr>
-          <w:color w:val="1C5D8C"/>
-        </w:rPr>
-        <w:t>3. Propuneri noi</w:t>
+        <w:t>3. Propuneri de conținut nou</w:t>
       </w:r>
     </w:p>
     <w:p>
       <w:r>
-        <w:t>Grade și doze orientative — de validat clinic.</w:t>
+        <w:t>Gradele și dozele sunt orientative — se validează clinic. Fiecare rând se aprobă, se respinge sau se amână separat.</w:t>
       </w:r>
     </w:p>
     <w:p>
@@ -341,9 +493,6 @@
         <w:pStyle w:val="Heading3"/>
       </w:pPr>
       <w:r>
-        <w:rPr>
-          <w:color w:val="1C5D8C"/>
-        </w:rPr>
         <w:t>Pulmon — Screening cancer pulmonar (CT low-dose la persoane cu risc)</w:t>
       </w:r>
     </w:p>
@@ -351,38 +500,52 @@
       <w:r>
         <w:rPr>
           <w:i/>
+          <w:color w:val="555555"/>
         </w:rPr>
         <w:t>Cf. ACR Appropriateness Criteria – Lung Cancer Screening (2022); USPSTF 2021.</w:t>
       </w:r>
     </w:p>
     <w:tbl>
       <w:tblPr>
-        <w:tblStyle w:val="LightGrid-Accent1"/>
-        <w:tblW w:type="auto" w:w="0"/>
+        <w:tblStyle w:val="TableGrid"/>
+        <w:tblW w:type="dxa" w:w="15120"/>
         <w:tblLayout w:type="fixed"/>
         <w:tblLook w:firstColumn="1" w:firstRow="1" w:lastColumn="0" w:lastRow="0" w:noHBand="0" w:noVBand="1" w:val="04A0"/>
       </w:tblPr>
       <w:tblGrid>
-        <w:gridCol w:w="1767"/>
-        <w:gridCol w:w="1767"/>
-        <w:gridCol w:w="1767"/>
-        <w:gridCol w:w="1767"/>
-        <w:gridCol w:w="1767"/>
-        <w:gridCol w:w="1767"/>
-        <w:gridCol w:w="1767"/>
-        <w:gridCol w:w="1767"/>
+        <w:gridCol w:w="640"/>
+        <w:gridCol w:w="2360"/>
+        <w:gridCol w:w="1900"/>
+        <w:gridCol w:w="760"/>
+        <w:gridCol w:w="800"/>
+        <w:gridCol w:w="3400"/>
+        <w:gridCol w:w="2100"/>
+        <w:gridCol w:w="3160"/>
       </w:tblGrid>
       <w:tr>
+        <w:trPr>
+          <w:tblHeader w:val="true"/>
+        </w:trPr>
         <w:tc>
           <w:tcPr>
-            <w:tcW w:type="dxa" w:w="800"/>
+            <w:tcW w:type="dxa" w:w="640"/>
+            <w:vAlign w:val="top"/>
+            <w:shd w:val="clear" w:fill="1C5D8C"/>
           </w:tcPr>
           <w:p>
-            <w:r/>
+            <w:pPr>
+              <w:spacing w:after="40" w:line="240" w:lineRule="auto"/>
+            </w:pPr>
+            <w:r>
+              <w:rPr>
+                <w:color w:val="FFFFFF"/>
+              </w:rPr>
+            </w:r>
             <w:r>
               <w:rPr>
                 <w:b/>
                 <w:i w:val="0"/>
+                <w:sz w:val="19"/>
               </w:rPr>
               <w:t>Tip</w:t>
             </w:r>
@@ -390,14 +553,24 @@
         </w:tc>
         <w:tc>
           <w:tcPr>
-            <w:tcW w:type="dxa" w:w="1800"/>
+            <w:tcW w:type="dxa" w:w="2360"/>
+            <w:vAlign w:val="top"/>
+            <w:shd w:val="clear" w:fill="1C5D8C"/>
           </w:tcPr>
           <w:p>
-            <w:r/>
+            <w:pPr>
+              <w:spacing w:after="40" w:line="240" w:lineRule="auto"/>
+            </w:pPr>
+            <w:r>
+              <w:rPr>
+                <w:color w:val="FFFFFF"/>
+              </w:rPr>
+            </w:r>
             <w:r>
               <w:rPr>
                 <w:b/>
                 <w:i w:val="0"/>
+                <w:sz w:val="19"/>
               </w:rPr>
               <w:t>Examen</w:t>
             </w:r>
@@ -405,14 +578,24 @@
         </w:tc>
         <w:tc>
           <w:tcPr>
-            <w:tcW w:type="dxa" w:w="3000"/>
+            <w:tcW w:type="dxa" w:w="1900"/>
+            <w:vAlign w:val="top"/>
+            <w:shd w:val="clear" w:fill="1C5D8C"/>
           </w:tcPr>
           <w:p>
-            <w:r/>
+            <w:pPr>
+              <w:spacing w:after="40" w:line="240" w:lineRule="auto"/>
+            </w:pPr>
+            <w:r>
+              <w:rPr>
+                <w:color w:val="FFFFFF"/>
+              </w:rPr>
+            </w:r>
             <w:r>
               <w:rPr>
                 <w:b/>
                 <w:i w:val="0"/>
+                <w:sz w:val="19"/>
               </w:rPr>
               <w:t>Indicație</w:t>
             </w:r>
@@ -420,14 +603,24 @@
         </w:tc>
         <w:tc>
           <w:tcPr>
-            <w:tcW w:type="dxa" w:w="900"/>
+            <w:tcW w:type="dxa" w:w="760"/>
+            <w:vAlign w:val="top"/>
+            <w:shd w:val="clear" w:fill="1C5D8C"/>
           </w:tcPr>
           <w:p>
-            <w:r/>
+            <w:pPr>
+              <w:spacing w:after="40" w:line="240" w:lineRule="auto"/>
+            </w:pPr>
+            <w:r>
+              <w:rPr>
+                <w:color w:val="FFFFFF"/>
+              </w:rPr>
+            </w:r>
             <w:r>
               <w:rPr>
                 <w:b/>
                 <w:i w:val="0"/>
+                <w:sz w:val="19"/>
               </w:rPr>
               <w:t>Grad</w:t>
             </w:r>
@@ -435,14 +628,24 @@
         </w:tc>
         <w:tc>
           <w:tcPr>
-            <w:tcW w:type="dxa" w:w="1100"/>
+            <w:tcW w:type="dxa" w:w="800"/>
+            <w:vAlign w:val="top"/>
+            <w:shd w:val="clear" w:fill="1C5D8C"/>
           </w:tcPr>
           <w:p>
-            <w:r/>
+            <w:pPr>
+              <w:spacing w:after="40" w:line="240" w:lineRule="auto"/>
+            </w:pPr>
+            <w:r>
+              <w:rPr>
+                <w:color w:val="FFFFFF"/>
+              </w:rPr>
+            </w:r>
             <w:r>
               <w:rPr>
                 <w:b/>
                 <w:i w:val="0"/>
+                <w:sz w:val="19"/>
               </w:rPr>
               <w:t>Doză</w:t>
             </w:r>
@@ -450,14 +653,24 @@
         </w:tc>
         <w:tc>
           <w:tcPr>
-            <w:tcW w:type="dxa" w:w="3000"/>
+            <w:tcW w:type="dxa" w:w="3400"/>
+            <w:vAlign w:val="top"/>
+            <w:shd w:val="clear" w:fill="1C5D8C"/>
           </w:tcPr>
           <w:p>
-            <w:r/>
+            <w:pPr>
+              <w:spacing w:after="40" w:line="240" w:lineRule="auto"/>
+            </w:pPr>
+            <w:r>
+              <w:rPr>
+                <w:color w:val="FFFFFF"/>
+              </w:rPr>
+            </w:r>
             <w:r>
               <w:rPr>
                 <w:b/>
                 <w:i w:val="0"/>
+                <w:sz w:val="19"/>
               </w:rPr>
               <w:t>Comentarii</w:t>
             </w:r>
@@ -465,14 +678,24 @@
         </w:tc>
         <w:tc>
           <w:tcPr>
-            <w:tcW w:type="dxa" w:w="1500"/>
+            <w:tcW w:type="dxa" w:w="2100"/>
+            <w:vAlign w:val="top"/>
+            <w:shd w:val="clear" w:fill="1C5D8C"/>
           </w:tcPr>
           <w:p>
-            <w:r/>
+            <w:pPr>
+              <w:spacing w:after="40" w:line="240" w:lineRule="auto"/>
+            </w:pPr>
+            <w:r>
+              <w:rPr>
+                <w:color w:val="FFFFFF"/>
+              </w:rPr>
+            </w:r>
             <w:r>
               <w:rPr>
                 <w:b/>
                 <w:i w:val="0"/>
+                <w:sz w:val="19"/>
               </w:rPr>
               <w:t>Decizie</w:t>
             </w:r>
@@ -480,14 +703,24 @@
         </w:tc>
         <w:tc>
           <w:tcPr>
-            <w:tcW w:type="dxa" w:w="1800"/>
+            <w:tcW w:type="dxa" w:w="3160"/>
+            <w:vAlign w:val="top"/>
+            <w:shd w:val="clear" w:fill="1C5D8C"/>
           </w:tcPr>
           <w:p>
-            <w:r/>
+            <w:pPr>
+              <w:spacing w:after="40" w:line="240" w:lineRule="auto"/>
+            </w:pPr>
+            <w:r>
+              <w:rPr>
+                <w:color w:val="FFFFFF"/>
+              </w:rPr>
+            </w:r>
             <w:r>
               <w:rPr>
                 <w:b/>
                 <w:i w:val="0"/>
+                <w:sz w:val="19"/>
               </w:rPr>
               <w:t>Comentariu editor</w:t>
             </w:r>
@@ -497,14 +730,19 @@
       <w:tr>
         <w:tc>
           <w:tcPr>
-            <w:tcW w:type="dxa" w:w="800"/>
+            <w:tcW w:type="dxa" w:w="640"/>
+            <w:vAlign w:val="top"/>
           </w:tcPr>
           <w:p>
+            <w:pPr>
+              <w:spacing w:after="40" w:line="240" w:lineRule="auto"/>
+            </w:pPr>
             <w:r/>
             <w:r>
               <w:rPr>
                 <w:b w:val="0"/>
                 <w:i w:val="0"/>
+                <w:sz w:val="19"/>
               </w:rPr>
               <w:t>T</w:t>
             </w:r>
@@ -512,14 +750,19 @@
         </w:tc>
         <w:tc>
           <w:tcPr>
-            <w:tcW w:type="dxa" w:w="1800"/>
+            <w:tcW w:type="dxa" w:w="2360"/>
+            <w:vAlign w:val="top"/>
           </w:tcPr>
           <w:p>
+            <w:pPr>
+              <w:spacing w:after="40" w:line="240" w:lineRule="auto"/>
+            </w:pPr>
             <w:r/>
             <w:r>
               <w:rPr>
                 <w:b w:val="0"/>
                 <w:i w:val="0"/>
+                <w:sz w:val="19"/>
               </w:rPr>
               <w:t>CT torace fără substanță de contrast, doză redusă</w:t>
             </w:r>
@@ -527,14 +770,19 @@
         </w:tc>
         <w:tc>
           <w:tcPr>
-            <w:tcW w:type="dxa" w:w="3000"/>
+            <w:tcW w:type="dxa" w:w="1900"/>
+            <w:vAlign w:val="top"/>
           </w:tcPr>
           <w:p>
+            <w:pPr>
+              <w:spacing w:after="40" w:line="240" w:lineRule="auto"/>
+            </w:pPr>
             <w:r/>
             <w:r>
               <w:rPr>
                 <w:b w:val="0"/>
                 <w:i w:val="0"/>
+                <w:sz w:val="19"/>
               </w:rPr>
               <w:t>Indicat</w:t>
             </w:r>
@@ -542,14 +790,19 @@
         </w:tc>
         <w:tc>
           <w:tcPr>
-            <w:tcW w:type="dxa" w:w="900"/>
+            <w:tcW w:type="dxa" w:w="760"/>
+            <w:vAlign w:val="top"/>
           </w:tcPr>
           <w:p>
+            <w:pPr>
+              <w:spacing w:after="40" w:line="240" w:lineRule="auto"/>
+            </w:pPr>
             <w:r/>
             <w:r>
               <w:rPr>
                 <w:b w:val="0"/>
                 <w:i w:val="0"/>
+                <w:sz w:val="19"/>
               </w:rPr>
               <w:t>A</w:t>
             </w:r>
@@ -557,14 +810,19 @@
         </w:tc>
         <w:tc>
           <w:tcPr>
-            <w:tcW w:type="dxa" w:w="1100"/>
+            <w:tcW w:type="dxa" w:w="800"/>
+            <w:vAlign w:val="top"/>
           </w:tcPr>
           <w:p>
+            <w:pPr>
+              <w:spacing w:after="40" w:line="240" w:lineRule="auto"/>
+            </w:pPr>
             <w:r/>
             <w:r>
               <w:rPr>
                 <w:b w:val="0"/>
                 <w:i w:val="0"/>
+                <w:sz w:val="19"/>
               </w:rPr>
               <w:t>2</w:t>
             </w:r>
@@ -572,14 +830,19 @@
         </w:tc>
         <w:tc>
           <w:tcPr>
-            <w:tcW w:type="dxa" w:w="3000"/>
+            <w:tcW w:type="dxa" w:w="3400"/>
+            <w:vAlign w:val="top"/>
           </w:tcPr>
           <w:p>
+            <w:pPr>
+              <w:spacing w:after="40" w:line="240" w:lineRule="auto"/>
+            </w:pPr>
             <w:r/>
             <w:r>
               <w:rPr>
                 <w:b w:val="0"/>
                 <w:i w:val="0"/>
+                <w:sz w:val="19"/>
               </w:rPr>
               <w:t>Screening anual, 50–80 ani, ≥20 pachete-an, fumători activi sau opriți de &lt;15 ani.</w:t>
             </w:r>
@@ -587,28 +850,38 @@
         </w:tc>
         <w:tc>
           <w:tcPr>
-            <w:tcW w:type="dxa" w:w="1500"/>
+            <w:tcW w:type="dxa" w:w="2100"/>
+            <w:vAlign w:val="top"/>
           </w:tcPr>
           <w:p>
+            <w:pPr>
+              <w:spacing w:after="40" w:line="240" w:lineRule="auto"/>
+            </w:pPr>
             <w:r/>
             <w:r>
               <w:rPr>
                 <w:b w:val="0"/>
                 <w:i w:val="0"/>
+                <w:sz w:val="19"/>
               </w:rPr>
             </w:r>
           </w:p>
         </w:tc>
         <w:tc>
           <w:tcPr>
-            <w:tcW w:type="dxa" w:w="1800"/>
+            <w:tcW w:type="dxa" w:w="3160"/>
+            <w:vAlign w:val="top"/>
           </w:tcPr>
           <w:p>
+            <w:pPr>
+              <w:spacing w:after="40" w:line="240" w:lineRule="auto"/>
+            </w:pPr>
             <w:r/>
             <w:r>
               <w:rPr>
                 <w:b w:val="0"/>
                 <w:i w:val="0"/>
+                <w:sz w:val="19"/>
               </w:rPr>
             </w:r>
           </w:p>
@@ -617,14 +890,19 @@
       <w:tr>
         <w:tc>
           <w:tcPr>
-            <w:tcW w:type="dxa" w:w="800"/>
+            <w:tcW w:type="dxa" w:w="640"/>
+            <w:vAlign w:val="top"/>
           </w:tcPr>
           <w:p>
+            <w:pPr>
+              <w:spacing w:after="40" w:line="240" w:lineRule="auto"/>
+            </w:pPr>
             <w:r/>
             <w:r>
               <w:rPr>
                 <w:b w:val="0"/>
                 <w:i w:val="0"/>
+                <w:sz w:val="19"/>
               </w:rPr>
               <w:t>G</w:t>
             </w:r>
@@ -632,14 +910,19 @@
         </w:tc>
         <w:tc>
           <w:tcPr>
-            <w:tcW w:type="dxa" w:w="1800"/>
+            <w:tcW w:type="dxa" w:w="2360"/>
+            <w:vAlign w:val="top"/>
           </w:tcPr>
           <w:p>
+            <w:pPr>
+              <w:spacing w:after="40" w:line="240" w:lineRule="auto"/>
+            </w:pPr>
             <w:r/>
             <w:r>
               <w:rPr>
                 <w:b w:val="0"/>
                 <w:i w:val="0"/>
+                <w:sz w:val="19"/>
               </w:rPr>
               <w:t>Radiografie toracică</w:t>
             </w:r>
@@ -647,14 +930,19 @@
         </w:tc>
         <w:tc>
           <w:tcPr>
-            <w:tcW w:type="dxa" w:w="3000"/>
+            <w:tcW w:type="dxa" w:w="1900"/>
+            <w:vAlign w:val="top"/>
           </w:tcPr>
           <w:p>
+            <w:pPr>
+              <w:spacing w:after="40" w:line="240" w:lineRule="auto"/>
+            </w:pPr>
             <w:r/>
             <w:r>
               <w:rPr>
                 <w:b w:val="0"/>
                 <w:i w:val="0"/>
+                <w:sz w:val="19"/>
               </w:rPr>
               <w:t>Neindicat</w:t>
             </w:r>
@@ -662,14 +950,19 @@
         </w:tc>
         <w:tc>
           <w:tcPr>
-            <w:tcW w:type="dxa" w:w="900"/>
+            <w:tcW w:type="dxa" w:w="760"/>
+            <w:vAlign w:val="top"/>
           </w:tcPr>
           <w:p>
+            <w:pPr>
+              <w:spacing w:after="40" w:line="240" w:lineRule="auto"/>
+            </w:pPr>
             <w:r/>
             <w:r>
               <w:rPr>
                 <w:b w:val="0"/>
                 <w:i w:val="0"/>
+                <w:sz w:val="19"/>
               </w:rPr>
               <w:t>A</w:t>
             </w:r>
@@ -677,14 +970,19 @@
         </w:tc>
         <w:tc>
           <w:tcPr>
-            <w:tcW w:type="dxa" w:w="1100"/>
+            <w:tcW w:type="dxa" w:w="800"/>
+            <w:vAlign w:val="top"/>
           </w:tcPr>
           <w:p>
+            <w:pPr>
+              <w:spacing w:after="40" w:line="240" w:lineRule="auto"/>
+            </w:pPr>
             <w:r/>
             <w:r>
               <w:rPr>
                 <w:b w:val="0"/>
                 <w:i w:val="0"/>
+                <w:sz w:val="19"/>
               </w:rPr>
               <w:t>1</w:t>
             </w:r>
@@ -692,14 +990,19 @@
         </w:tc>
         <w:tc>
           <w:tcPr>
-            <w:tcW w:type="dxa" w:w="3000"/>
+            <w:tcW w:type="dxa" w:w="3400"/>
+            <w:vAlign w:val="top"/>
           </w:tcPr>
           <w:p>
+            <w:pPr>
+              <w:spacing w:after="40" w:line="240" w:lineRule="auto"/>
+            </w:pPr>
             <w:r/>
             <w:r>
               <w:rPr>
                 <w:b w:val="0"/>
                 <w:i w:val="0"/>
+                <w:sz w:val="19"/>
               </w:rPr>
               <w:t>Insensibilă ca test de screening — NU înlocuiește LDCT.</w:t>
             </w:r>
@@ -707,28 +1010,38 @@
         </w:tc>
         <w:tc>
           <w:tcPr>
-            <w:tcW w:type="dxa" w:w="1500"/>
+            <w:tcW w:type="dxa" w:w="2100"/>
+            <w:vAlign w:val="top"/>
           </w:tcPr>
           <w:p>
+            <w:pPr>
+              <w:spacing w:after="40" w:line="240" w:lineRule="auto"/>
+            </w:pPr>
             <w:r/>
             <w:r>
               <w:rPr>
                 <w:b w:val="0"/>
                 <w:i w:val="0"/>
+                <w:sz w:val="19"/>
               </w:rPr>
             </w:r>
           </w:p>
         </w:tc>
         <w:tc>
           <w:tcPr>
-            <w:tcW w:type="dxa" w:w="1800"/>
+            <w:tcW w:type="dxa" w:w="3160"/>
+            <w:vAlign w:val="top"/>
           </w:tcPr>
           <w:p>
+            <w:pPr>
+              <w:spacing w:after="40" w:line="240" w:lineRule="auto"/>
+            </w:pPr>
             <w:r/>
             <w:r>
               <w:rPr>
                 <w:b w:val="0"/>
                 <w:i w:val="0"/>
+                <w:sz w:val="19"/>
               </w:rPr>
             </w:r>
           </w:p>
@@ -741,9 +1054,6 @@
         <w:pStyle w:val="Heading3"/>
       </w:pPr>
       <w:r>
-        <w:rPr>
-          <w:color w:val="1C5D8C"/>
-        </w:rPr>
         <w:t>Mediastin (subcapitol nou) — Masă / lărgire mediastinală</w:t>
       </w:r>
     </w:p>
@@ -751,38 +1061,52 @@
       <w:r>
         <w:rPr>
           <w:i/>
+          <w:color w:val="555555"/>
         </w:rPr>
         <w:t>Cf. ACR Appropriateness Criteria – Imaging of Mediastinal Masses (2021).</w:t>
       </w:r>
     </w:p>
     <w:tbl>
       <w:tblPr>
-        <w:tblStyle w:val="LightGrid-Accent1"/>
-        <w:tblW w:type="auto" w:w="0"/>
+        <w:tblStyle w:val="TableGrid"/>
+        <w:tblW w:type="dxa" w:w="15120"/>
         <w:tblLayout w:type="fixed"/>
         <w:tblLook w:firstColumn="1" w:firstRow="1" w:lastColumn="0" w:lastRow="0" w:noHBand="0" w:noVBand="1" w:val="04A0"/>
       </w:tblPr>
       <w:tblGrid>
-        <w:gridCol w:w="1767"/>
-        <w:gridCol w:w="1767"/>
-        <w:gridCol w:w="1767"/>
-        <w:gridCol w:w="1767"/>
-        <w:gridCol w:w="1767"/>
-        <w:gridCol w:w="1767"/>
-        <w:gridCol w:w="1767"/>
-        <w:gridCol w:w="1767"/>
+        <w:gridCol w:w="640"/>
+        <w:gridCol w:w="2360"/>
+        <w:gridCol w:w="1900"/>
+        <w:gridCol w:w="760"/>
+        <w:gridCol w:w="800"/>
+        <w:gridCol w:w="3400"/>
+        <w:gridCol w:w="2100"/>
+        <w:gridCol w:w="3160"/>
       </w:tblGrid>
       <w:tr>
+        <w:trPr>
+          <w:tblHeader w:val="true"/>
+        </w:trPr>
         <w:tc>
           <w:tcPr>
-            <w:tcW w:type="dxa" w:w="800"/>
+            <w:tcW w:type="dxa" w:w="640"/>
+            <w:vAlign w:val="top"/>
+            <w:shd w:val="clear" w:fill="1C5D8C"/>
           </w:tcPr>
           <w:p>
-            <w:r/>
+            <w:pPr>
+              <w:spacing w:after="40" w:line="240" w:lineRule="auto"/>
+            </w:pPr>
+            <w:r>
+              <w:rPr>
+                <w:color w:val="FFFFFF"/>
+              </w:rPr>
+            </w:r>
             <w:r>
               <w:rPr>
                 <w:b/>
                 <w:i w:val="0"/>
+                <w:sz w:val="19"/>
               </w:rPr>
               <w:t>Tip</w:t>
             </w:r>
@@ -790,14 +1114,24 @@
         </w:tc>
         <w:tc>
           <w:tcPr>
-            <w:tcW w:type="dxa" w:w="1800"/>
+            <w:tcW w:type="dxa" w:w="2360"/>
+            <w:vAlign w:val="top"/>
+            <w:shd w:val="clear" w:fill="1C5D8C"/>
           </w:tcPr>
           <w:p>
-            <w:r/>
+            <w:pPr>
+              <w:spacing w:after="40" w:line="240" w:lineRule="auto"/>
+            </w:pPr>
+            <w:r>
+              <w:rPr>
+                <w:color w:val="FFFFFF"/>
+              </w:rPr>
+            </w:r>
             <w:r>
               <w:rPr>
                 <w:b/>
                 <w:i w:val="0"/>
+                <w:sz w:val="19"/>
               </w:rPr>
               <w:t>Examen</w:t>
             </w:r>
@@ -805,14 +1139,24 @@
         </w:tc>
         <w:tc>
           <w:tcPr>
-            <w:tcW w:type="dxa" w:w="3000"/>
+            <w:tcW w:type="dxa" w:w="1900"/>
+            <w:vAlign w:val="top"/>
+            <w:shd w:val="clear" w:fill="1C5D8C"/>
           </w:tcPr>
           <w:p>
-            <w:r/>
+            <w:pPr>
+              <w:spacing w:after="40" w:line="240" w:lineRule="auto"/>
+            </w:pPr>
+            <w:r>
+              <w:rPr>
+                <w:color w:val="FFFFFF"/>
+              </w:rPr>
+            </w:r>
             <w:r>
               <w:rPr>
                 <w:b/>
                 <w:i w:val="0"/>
+                <w:sz w:val="19"/>
               </w:rPr>
               <w:t>Indicație</w:t>
             </w:r>
@@ -820,14 +1164,24 @@
         </w:tc>
         <w:tc>
           <w:tcPr>
-            <w:tcW w:type="dxa" w:w="900"/>
+            <w:tcW w:type="dxa" w:w="760"/>
+            <w:vAlign w:val="top"/>
+            <w:shd w:val="clear" w:fill="1C5D8C"/>
           </w:tcPr>
           <w:p>
-            <w:r/>
+            <w:pPr>
+              <w:spacing w:after="40" w:line="240" w:lineRule="auto"/>
+            </w:pPr>
+            <w:r>
+              <w:rPr>
+                <w:color w:val="FFFFFF"/>
+              </w:rPr>
+            </w:r>
             <w:r>
               <w:rPr>
                 <w:b/>
                 <w:i w:val="0"/>
+                <w:sz w:val="19"/>
               </w:rPr>
               <w:t>Grad</w:t>
             </w:r>
@@ -835,14 +1189,24 @@
         </w:tc>
         <w:tc>
           <w:tcPr>
-            <w:tcW w:type="dxa" w:w="1100"/>
+            <w:tcW w:type="dxa" w:w="800"/>
+            <w:vAlign w:val="top"/>
+            <w:shd w:val="clear" w:fill="1C5D8C"/>
           </w:tcPr>
           <w:p>
-            <w:r/>
+            <w:pPr>
+              <w:spacing w:after="40" w:line="240" w:lineRule="auto"/>
+            </w:pPr>
+            <w:r>
+              <w:rPr>
+                <w:color w:val="FFFFFF"/>
+              </w:rPr>
+            </w:r>
             <w:r>
               <w:rPr>
                 <w:b/>
                 <w:i w:val="0"/>
+                <w:sz w:val="19"/>
               </w:rPr>
               <w:t>Doză</w:t>
             </w:r>
@@ -850,14 +1214,24 @@
         </w:tc>
         <w:tc>
           <w:tcPr>
-            <w:tcW w:type="dxa" w:w="3000"/>
+            <w:tcW w:type="dxa" w:w="3400"/>
+            <w:vAlign w:val="top"/>
+            <w:shd w:val="clear" w:fill="1C5D8C"/>
           </w:tcPr>
           <w:p>
-            <w:r/>
+            <w:pPr>
+              <w:spacing w:after="40" w:line="240" w:lineRule="auto"/>
+            </w:pPr>
+            <w:r>
+              <w:rPr>
+                <w:color w:val="FFFFFF"/>
+              </w:rPr>
+            </w:r>
             <w:r>
               <w:rPr>
                 <w:b/>
                 <w:i w:val="0"/>
+                <w:sz w:val="19"/>
               </w:rPr>
               <w:t>Comentarii</w:t>
             </w:r>
@@ -865,14 +1239,24 @@
         </w:tc>
         <w:tc>
           <w:tcPr>
-            <w:tcW w:type="dxa" w:w="1500"/>
+            <w:tcW w:type="dxa" w:w="2100"/>
+            <w:vAlign w:val="top"/>
+            <w:shd w:val="clear" w:fill="1C5D8C"/>
           </w:tcPr>
           <w:p>
-            <w:r/>
+            <w:pPr>
+              <w:spacing w:after="40" w:line="240" w:lineRule="auto"/>
+            </w:pPr>
+            <w:r>
+              <w:rPr>
+                <w:color w:val="FFFFFF"/>
+              </w:rPr>
+            </w:r>
             <w:r>
               <w:rPr>
                 <w:b/>
                 <w:i w:val="0"/>
+                <w:sz w:val="19"/>
               </w:rPr>
               <w:t>Decizie</w:t>
             </w:r>
@@ -880,14 +1264,24 @@
         </w:tc>
         <w:tc>
           <w:tcPr>
-            <w:tcW w:type="dxa" w:w="1800"/>
+            <w:tcW w:type="dxa" w:w="3160"/>
+            <w:vAlign w:val="top"/>
+            <w:shd w:val="clear" w:fill="1C5D8C"/>
           </w:tcPr>
           <w:p>
-            <w:r/>
+            <w:pPr>
+              <w:spacing w:after="40" w:line="240" w:lineRule="auto"/>
+            </w:pPr>
+            <w:r>
+              <w:rPr>
+                <w:color w:val="FFFFFF"/>
+              </w:rPr>
+            </w:r>
             <w:r>
               <w:rPr>
                 <w:b/>
                 <w:i w:val="0"/>
+                <w:sz w:val="19"/>
               </w:rPr>
               <w:t>Comentariu editor</w:t>
             </w:r>
@@ -897,14 +1291,19 @@
       <w:tr>
         <w:tc>
           <w:tcPr>
-            <w:tcW w:type="dxa" w:w="800"/>
+            <w:tcW w:type="dxa" w:w="640"/>
+            <w:vAlign w:val="top"/>
           </w:tcPr>
           <w:p>
+            <w:pPr>
+              <w:spacing w:after="40" w:line="240" w:lineRule="auto"/>
+            </w:pPr>
             <w:r/>
             <w:r>
               <w:rPr>
                 <w:b w:val="0"/>
                 <w:i w:val="0"/>
+                <w:sz w:val="19"/>
               </w:rPr>
               <w:t>T</w:t>
             </w:r>
@@ -912,14 +1311,19 @@
         </w:tc>
         <w:tc>
           <w:tcPr>
-            <w:tcW w:type="dxa" w:w="1800"/>
+            <w:tcW w:type="dxa" w:w="2360"/>
+            <w:vAlign w:val="top"/>
           </w:tcPr>
           <w:p>
+            <w:pPr>
+              <w:spacing w:after="40" w:line="240" w:lineRule="auto"/>
+            </w:pPr>
             <w:r/>
             <w:r>
               <w:rPr>
                 <w:b w:val="0"/>
                 <w:i w:val="0"/>
+                <w:sz w:val="19"/>
               </w:rPr>
               <w:t>CT torace cu substanță de contrast</w:t>
             </w:r>
@@ -927,14 +1331,19 @@
         </w:tc>
         <w:tc>
           <w:tcPr>
-            <w:tcW w:type="dxa" w:w="3000"/>
+            <w:tcW w:type="dxa" w:w="1900"/>
+            <w:vAlign w:val="top"/>
           </w:tcPr>
           <w:p>
+            <w:pPr>
+              <w:spacing w:after="40" w:line="240" w:lineRule="auto"/>
+            </w:pPr>
             <w:r/>
             <w:r>
               <w:rPr>
                 <w:b w:val="0"/>
                 <w:i w:val="0"/>
+                <w:sz w:val="19"/>
               </w:rPr>
               <w:t>Indicat</w:t>
             </w:r>
@@ -942,14 +1351,19 @@
         </w:tc>
         <w:tc>
           <w:tcPr>
-            <w:tcW w:type="dxa" w:w="900"/>
+            <w:tcW w:type="dxa" w:w="760"/>
+            <w:vAlign w:val="top"/>
           </w:tcPr>
           <w:p>
+            <w:pPr>
+              <w:spacing w:after="40" w:line="240" w:lineRule="auto"/>
+            </w:pPr>
             <w:r/>
             <w:r>
               <w:rPr>
                 <w:b w:val="0"/>
                 <w:i w:val="0"/>
+                <w:sz w:val="19"/>
               </w:rPr>
               <w:t>B</w:t>
             </w:r>
@@ -957,14 +1371,19 @@
         </w:tc>
         <w:tc>
           <w:tcPr>
-            <w:tcW w:type="dxa" w:w="1100"/>
+            <w:tcW w:type="dxa" w:w="800"/>
+            <w:vAlign w:val="top"/>
           </w:tcPr>
           <w:p>
+            <w:pPr>
+              <w:spacing w:after="40" w:line="240" w:lineRule="auto"/>
+            </w:pPr>
             <w:r/>
             <w:r>
               <w:rPr>
                 <w:b w:val="0"/>
                 <w:i w:val="0"/>
+                <w:sz w:val="19"/>
               </w:rPr>
               <w:t>2–3</w:t>
             </w:r>
@@ -972,14 +1391,19 @@
         </w:tc>
         <w:tc>
           <w:tcPr>
-            <w:tcW w:type="dxa" w:w="3000"/>
+            <w:tcW w:type="dxa" w:w="3400"/>
+            <w:vAlign w:val="top"/>
           </w:tcPr>
           <w:p>
+            <w:pPr>
+              <w:spacing w:after="40" w:line="240" w:lineRule="auto"/>
+            </w:pPr>
             <w:r/>
             <w:r>
               <w:rPr>
                 <w:b w:val="0"/>
                 <w:i w:val="0"/>
+                <w:sz w:val="19"/>
               </w:rPr>
               <w:t>Primă linie: localizare, caracterizare, raporturi vasculare.</w:t>
             </w:r>
@@ -987,28 +1411,38 @@
         </w:tc>
         <w:tc>
           <w:tcPr>
-            <w:tcW w:type="dxa" w:w="1500"/>
+            <w:tcW w:type="dxa" w:w="2100"/>
+            <w:vAlign w:val="top"/>
           </w:tcPr>
           <w:p>
+            <w:pPr>
+              <w:spacing w:after="40" w:line="240" w:lineRule="auto"/>
+            </w:pPr>
             <w:r/>
             <w:r>
               <w:rPr>
                 <w:b w:val="0"/>
                 <w:i w:val="0"/>
+                <w:sz w:val="19"/>
               </w:rPr>
             </w:r>
           </w:p>
         </w:tc>
         <w:tc>
           <w:tcPr>
-            <w:tcW w:type="dxa" w:w="1800"/>
+            <w:tcW w:type="dxa" w:w="3160"/>
+            <w:vAlign w:val="top"/>
           </w:tcPr>
           <w:p>
+            <w:pPr>
+              <w:spacing w:after="40" w:line="240" w:lineRule="auto"/>
+            </w:pPr>
             <w:r/>
             <w:r>
               <w:rPr>
                 <w:b w:val="0"/>
                 <w:i w:val="0"/>
+                <w:sz w:val="19"/>
               </w:rPr>
             </w:r>
           </w:p>
@@ -1017,14 +1451,19 @@
       <w:tr>
         <w:tc>
           <w:tcPr>
-            <w:tcW w:type="dxa" w:w="800"/>
+            <w:tcW w:type="dxa" w:w="640"/>
+            <w:vAlign w:val="top"/>
           </w:tcPr>
           <w:p>
+            <w:pPr>
+              <w:spacing w:after="40" w:line="240" w:lineRule="auto"/>
+            </w:pPr>
             <w:r/>
             <w:r>
               <w:rPr>
                 <w:b w:val="0"/>
                 <w:i w:val="0"/>
+                <w:sz w:val="19"/>
               </w:rPr>
               <w:t>G</w:t>
             </w:r>
@@ -1032,14 +1471,19 @@
         </w:tc>
         <w:tc>
           <w:tcPr>
-            <w:tcW w:type="dxa" w:w="1800"/>
+            <w:tcW w:type="dxa" w:w="2360"/>
+            <w:vAlign w:val="top"/>
           </w:tcPr>
           <w:p>
+            <w:pPr>
+              <w:spacing w:after="40" w:line="240" w:lineRule="auto"/>
+            </w:pPr>
             <w:r/>
             <w:r>
               <w:rPr>
                 <w:b w:val="0"/>
                 <w:i w:val="0"/>
+                <w:sz w:val="19"/>
               </w:rPr>
               <w:t>Radiografie toracică</w:t>
             </w:r>
@@ -1047,14 +1491,19 @@
         </w:tc>
         <w:tc>
           <w:tcPr>
-            <w:tcW w:type="dxa" w:w="3000"/>
+            <w:tcW w:type="dxa" w:w="1900"/>
+            <w:vAlign w:val="top"/>
           </w:tcPr>
           <w:p>
+            <w:pPr>
+              <w:spacing w:after="40" w:line="240" w:lineRule="auto"/>
+            </w:pPr>
             <w:r/>
             <w:r>
               <w:rPr>
                 <w:b w:val="0"/>
                 <w:i w:val="0"/>
+                <w:sz w:val="19"/>
               </w:rPr>
               <w:t>Indicat</w:t>
             </w:r>
@@ -1062,14 +1511,19 @@
         </w:tc>
         <w:tc>
           <w:tcPr>
-            <w:tcW w:type="dxa" w:w="900"/>
+            <w:tcW w:type="dxa" w:w="760"/>
+            <w:vAlign w:val="top"/>
           </w:tcPr>
           <w:p>
+            <w:pPr>
+              <w:spacing w:after="40" w:line="240" w:lineRule="auto"/>
+            </w:pPr>
             <w:r/>
             <w:r>
               <w:rPr>
                 <w:b w:val="0"/>
                 <w:i w:val="0"/>
+                <w:sz w:val="19"/>
               </w:rPr>
               <w:t>C</w:t>
             </w:r>
@@ -1077,14 +1531,19 @@
         </w:tc>
         <w:tc>
           <w:tcPr>
-            <w:tcW w:type="dxa" w:w="1100"/>
+            <w:tcW w:type="dxa" w:w="800"/>
+            <w:vAlign w:val="top"/>
           </w:tcPr>
           <w:p>
+            <w:pPr>
+              <w:spacing w:after="40" w:line="240" w:lineRule="auto"/>
+            </w:pPr>
             <w:r/>
             <w:r>
               <w:rPr>
                 <w:b w:val="0"/>
                 <w:i w:val="0"/>
+                <w:sz w:val="19"/>
               </w:rPr>
               <w:t>1</w:t>
             </w:r>
@@ -1092,14 +1551,19 @@
         </w:tc>
         <w:tc>
           <w:tcPr>
-            <w:tcW w:type="dxa" w:w="3000"/>
+            <w:tcW w:type="dxa" w:w="3400"/>
+            <w:vAlign w:val="top"/>
           </w:tcPr>
           <w:p>
+            <w:pPr>
+              <w:spacing w:after="40" w:line="240" w:lineRule="auto"/>
+            </w:pPr>
             <w:r/>
             <w:r>
               <w:rPr>
                 <w:b w:val="0"/>
                 <w:i w:val="0"/>
+                <w:sz w:val="19"/>
               </w:rPr>
               <w:t>Adesea descoperire incidentală inițială.</w:t>
             </w:r>
@@ -1107,28 +1571,38 @@
         </w:tc>
         <w:tc>
           <w:tcPr>
-            <w:tcW w:type="dxa" w:w="1500"/>
+            <w:tcW w:type="dxa" w:w="2100"/>
+            <w:vAlign w:val="top"/>
           </w:tcPr>
           <w:p>
+            <w:pPr>
+              <w:spacing w:after="40" w:line="240" w:lineRule="auto"/>
+            </w:pPr>
             <w:r/>
             <w:r>
               <w:rPr>
                 <w:b w:val="0"/>
                 <w:i w:val="0"/>
+                <w:sz w:val="19"/>
               </w:rPr>
             </w:r>
           </w:p>
         </w:tc>
         <w:tc>
           <w:tcPr>
-            <w:tcW w:type="dxa" w:w="1800"/>
+            <w:tcW w:type="dxa" w:w="3160"/>
+            <w:vAlign w:val="top"/>
           </w:tcPr>
           <w:p>
+            <w:pPr>
+              <w:spacing w:after="40" w:line="240" w:lineRule="auto"/>
+            </w:pPr>
             <w:r/>
             <w:r>
               <w:rPr>
                 <w:b w:val="0"/>
                 <w:i w:val="0"/>
+                <w:sz w:val="19"/>
               </w:rPr>
             </w:r>
           </w:p>
@@ -1137,14 +1611,19 @@
       <w:tr>
         <w:tc>
           <w:tcPr>
-            <w:tcW w:type="dxa" w:w="800"/>
+            <w:tcW w:type="dxa" w:w="640"/>
+            <w:vAlign w:val="top"/>
           </w:tcPr>
           <w:p>
+            <w:pPr>
+              <w:spacing w:after="40" w:line="240" w:lineRule="auto"/>
+            </w:pPr>
             <w:r/>
             <w:r>
               <w:rPr>
                 <w:b w:val="0"/>
                 <w:i w:val="0"/>
+                <w:sz w:val="19"/>
               </w:rPr>
               <w:t>M</w:t>
             </w:r>
@@ -1152,14 +1631,19 @@
         </w:tc>
         <w:tc>
           <w:tcPr>
-            <w:tcW w:type="dxa" w:w="1800"/>
+            <w:tcW w:type="dxa" w:w="2360"/>
+            <w:vAlign w:val="top"/>
           </w:tcPr>
           <w:p>
+            <w:pPr>
+              <w:spacing w:after="40" w:line="240" w:lineRule="auto"/>
+            </w:pPr>
             <w:r/>
             <w:r>
               <w:rPr>
                 <w:b w:val="0"/>
                 <w:i w:val="0"/>
+                <w:sz w:val="19"/>
               </w:rPr>
               <w:t>IRM torace/mediastin</w:t>
             </w:r>
@@ -1167,14 +1651,19 @@
         </w:tc>
         <w:tc>
           <w:tcPr>
-            <w:tcW w:type="dxa" w:w="3000"/>
+            <w:tcW w:type="dxa" w:w="1900"/>
+            <w:vAlign w:val="top"/>
           </w:tcPr>
           <w:p>
+            <w:pPr>
+              <w:spacing w:after="40" w:line="240" w:lineRule="auto"/>
+            </w:pPr>
             <w:r/>
             <w:r>
               <w:rPr>
                 <w:b w:val="0"/>
                 <w:i w:val="0"/>
+                <w:sz w:val="19"/>
               </w:rPr>
               <w:t>Doar în cazuri particulare</w:t>
             </w:r>
@@ -1182,14 +1671,19 @@
         </w:tc>
         <w:tc>
           <w:tcPr>
-            <w:tcW w:type="dxa" w:w="900"/>
+            <w:tcW w:type="dxa" w:w="760"/>
+            <w:vAlign w:val="top"/>
           </w:tcPr>
           <w:p>
+            <w:pPr>
+              <w:spacing w:after="40" w:line="240" w:lineRule="auto"/>
+            </w:pPr>
             <w:r/>
             <w:r>
               <w:rPr>
                 <w:b w:val="0"/>
                 <w:i w:val="0"/>
+                <w:sz w:val="19"/>
               </w:rPr>
               <w:t>B</w:t>
             </w:r>
@@ -1197,14 +1691,19 @@
         </w:tc>
         <w:tc>
           <w:tcPr>
-            <w:tcW w:type="dxa" w:w="1100"/>
+            <w:tcW w:type="dxa" w:w="800"/>
+            <w:vAlign w:val="top"/>
           </w:tcPr>
           <w:p>
+            <w:pPr>
+              <w:spacing w:after="40" w:line="240" w:lineRule="auto"/>
+            </w:pPr>
             <w:r/>
             <w:r>
               <w:rPr>
                 <w:b w:val="0"/>
                 <w:i w:val="0"/>
+                <w:sz w:val="19"/>
               </w:rPr>
               <w:t>0</w:t>
             </w:r>
@@ -1212,14 +1711,19 @@
         </w:tc>
         <w:tc>
           <w:tcPr>
-            <w:tcW w:type="dxa" w:w="3000"/>
+            <w:tcW w:type="dxa" w:w="3400"/>
+            <w:vAlign w:val="top"/>
           </w:tcPr>
           <w:p>
+            <w:pPr>
+              <w:spacing w:after="40" w:line="240" w:lineRule="auto"/>
+            </w:pPr>
             <w:r/>
             <w:r>
               <w:rPr>
                 <w:b w:val="0"/>
                 <w:i w:val="0"/>
+                <w:sz w:val="19"/>
               </w:rPr>
               <w:t>Caracterizare tisulară (chistic vs solid), invazie; intoleranță la contrast iodat.</w:t>
             </w:r>
@@ -1227,28 +1731,38 @@
         </w:tc>
         <w:tc>
           <w:tcPr>
-            <w:tcW w:type="dxa" w:w="1500"/>
+            <w:tcW w:type="dxa" w:w="2100"/>
+            <w:vAlign w:val="top"/>
           </w:tcPr>
           <w:p>
+            <w:pPr>
+              <w:spacing w:after="40" w:line="240" w:lineRule="auto"/>
+            </w:pPr>
             <w:r/>
             <w:r>
               <w:rPr>
                 <w:b w:val="0"/>
                 <w:i w:val="0"/>
+                <w:sz w:val="19"/>
               </w:rPr>
             </w:r>
           </w:p>
         </w:tc>
         <w:tc>
           <w:tcPr>
-            <w:tcW w:type="dxa" w:w="1800"/>
+            <w:tcW w:type="dxa" w:w="3160"/>
+            <w:vAlign w:val="top"/>
           </w:tcPr>
           <w:p>
+            <w:pPr>
+              <w:spacing w:after="40" w:line="240" w:lineRule="auto"/>
+            </w:pPr>
             <w:r/>
             <w:r>
               <w:rPr>
                 <w:b w:val="0"/>
                 <w:i w:val="0"/>
+                <w:sz w:val="19"/>
               </w:rPr>
             </w:r>
           </w:p>
@@ -1257,14 +1771,19 @@
       <w:tr>
         <w:tc>
           <w:tcPr>
-            <w:tcW w:type="dxa" w:w="800"/>
+            <w:tcW w:type="dxa" w:w="640"/>
+            <w:vAlign w:val="top"/>
           </w:tcPr>
           <w:p>
+            <w:pPr>
+              <w:spacing w:after="40" w:line="240" w:lineRule="auto"/>
+            </w:pPr>
             <w:r/>
             <w:r>
               <w:rPr>
                 <w:b w:val="0"/>
                 <w:i w:val="0"/>
+                <w:sz w:val="19"/>
               </w:rPr>
               <w:t>N</w:t>
             </w:r>
@@ -1272,14 +1791,19 @@
         </w:tc>
         <w:tc>
           <w:tcPr>
-            <w:tcW w:type="dxa" w:w="1800"/>
+            <w:tcW w:type="dxa" w:w="2360"/>
+            <w:vAlign w:val="top"/>
           </w:tcPr>
           <w:p>
+            <w:pPr>
+              <w:spacing w:after="40" w:line="240" w:lineRule="auto"/>
+            </w:pPr>
             <w:r/>
             <w:r>
               <w:rPr>
                 <w:b w:val="0"/>
                 <w:i w:val="0"/>
+                <w:sz w:val="19"/>
               </w:rPr>
               <w:t>PET-CT (F18-FDG)</w:t>
             </w:r>
@@ -1287,14 +1811,19 @@
         </w:tc>
         <w:tc>
           <w:tcPr>
-            <w:tcW w:type="dxa" w:w="3000"/>
+            <w:tcW w:type="dxa" w:w="1900"/>
+            <w:vAlign w:val="top"/>
           </w:tcPr>
           <w:p>
+            <w:pPr>
+              <w:spacing w:after="40" w:line="240" w:lineRule="auto"/>
+            </w:pPr>
             <w:r/>
             <w:r>
               <w:rPr>
                 <w:b w:val="0"/>
                 <w:i w:val="0"/>
+                <w:sz w:val="19"/>
               </w:rPr>
               <w:t>Doar cu aviz specializat</w:t>
             </w:r>
@@ -1302,14 +1831,19 @@
         </w:tc>
         <w:tc>
           <w:tcPr>
-            <w:tcW w:type="dxa" w:w="900"/>
+            <w:tcW w:type="dxa" w:w="760"/>
+            <w:vAlign w:val="top"/>
           </w:tcPr>
           <w:p>
+            <w:pPr>
+              <w:spacing w:after="40" w:line="240" w:lineRule="auto"/>
+            </w:pPr>
             <w:r/>
             <w:r>
               <w:rPr>
                 <w:b w:val="0"/>
                 <w:i w:val="0"/>
+                <w:sz w:val="19"/>
               </w:rPr>
               <w:t>B</w:t>
             </w:r>
@@ -1317,14 +1851,19 @@
         </w:tc>
         <w:tc>
           <w:tcPr>
-            <w:tcW w:type="dxa" w:w="1100"/>
+            <w:tcW w:type="dxa" w:w="800"/>
+            <w:vAlign w:val="top"/>
           </w:tcPr>
           <w:p>
+            <w:pPr>
+              <w:spacing w:after="40" w:line="240" w:lineRule="auto"/>
+            </w:pPr>
             <w:r/>
             <w:r>
               <w:rPr>
                 <w:b w:val="0"/>
                 <w:i w:val="0"/>
+                <w:sz w:val="19"/>
               </w:rPr>
               <w:t>4</w:t>
             </w:r>
@@ -1332,14 +1871,19 @@
         </w:tc>
         <w:tc>
           <w:tcPr>
-            <w:tcW w:type="dxa" w:w="3000"/>
+            <w:tcW w:type="dxa" w:w="3400"/>
+            <w:vAlign w:val="top"/>
           </w:tcPr>
           <w:p>
+            <w:pPr>
+              <w:spacing w:after="40" w:line="240" w:lineRule="auto"/>
+            </w:pPr>
             <w:r/>
             <w:r>
               <w:rPr>
                 <w:b w:val="0"/>
                 <w:i w:val="0"/>
+                <w:sz w:val="19"/>
               </w:rPr>
               <w:t>Suspiciune de malignitate / limfom.</w:t>
             </w:r>
@@ -1347,28 +1891,38 @@
         </w:tc>
         <w:tc>
           <w:tcPr>
-            <w:tcW w:type="dxa" w:w="1500"/>
+            <w:tcW w:type="dxa" w:w="2100"/>
+            <w:vAlign w:val="top"/>
           </w:tcPr>
           <w:p>
+            <w:pPr>
+              <w:spacing w:after="40" w:line="240" w:lineRule="auto"/>
+            </w:pPr>
             <w:r/>
             <w:r>
               <w:rPr>
                 <w:b w:val="0"/>
                 <w:i w:val="0"/>
+                <w:sz w:val="19"/>
               </w:rPr>
             </w:r>
           </w:p>
         </w:tc>
         <w:tc>
           <w:tcPr>
-            <w:tcW w:type="dxa" w:w="1800"/>
+            <w:tcW w:type="dxa" w:w="3160"/>
+            <w:vAlign w:val="top"/>
           </w:tcPr>
           <w:p>
+            <w:pPr>
+              <w:spacing w:after="40" w:line="240" w:lineRule="auto"/>
+            </w:pPr>
             <w:r/>
             <w:r>
               <w:rPr>
                 <w:b w:val="0"/>
                 <w:i w:val="0"/>
+                <w:sz w:val="19"/>
               </w:rPr>
             </w:r>
           </w:p>
@@ -1381,9 +1935,6 @@
         <w:pStyle w:val="Heading3"/>
       </w:pPr>
       <w:r>
-        <w:rPr>
-          <w:color w:val="1C5D8C"/>
-        </w:rPr>
         <w:t>Pulmon — Dispnee acută / insuficiență respiratorie acută</w:t>
       </w:r>
     </w:p>
@@ -1391,38 +1942,52 @@
       <w:r>
         <w:rPr>
           <w:i/>
+          <w:color w:val="555555"/>
         </w:rPr>
         <w:t>Cf. ACR Appropriateness Criteria – Acute Respiratory Illness / Dyspnea.</w:t>
       </w:r>
     </w:p>
     <w:tbl>
       <w:tblPr>
-        <w:tblStyle w:val="LightGrid-Accent1"/>
-        <w:tblW w:type="auto" w:w="0"/>
+        <w:tblStyle w:val="TableGrid"/>
+        <w:tblW w:type="dxa" w:w="15120"/>
         <w:tblLayout w:type="fixed"/>
         <w:tblLook w:firstColumn="1" w:firstRow="1" w:lastColumn="0" w:lastRow="0" w:noHBand="0" w:noVBand="1" w:val="04A0"/>
       </w:tblPr>
       <w:tblGrid>
-        <w:gridCol w:w="1767"/>
-        <w:gridCol w:w="1767"/>
-        <w:gridCol w:w="1767"/>
-        <w:gridCol w:w="1767"/>
-        <w:gridCol w:w="1767"/>
-        <w:gridCol w:w="1767"/>
-        <w:gridCol w:w="1767"/>
-        <w:gridCol w:w="1767"/>
+        <w:gridCol w:w="640"/>
+        <w:gridCol w:w="2360"/>
+        <w:gridCol w:w="1900"/>
+        <w:gridCol w:w="760"/>
+        <w:gridCol w:w="800"/>
+        <w:gridCol w:w="3400"/>
+        <w:gridCol w:w="2100"/>
+        <w:gridCol w:w="3160"/>
       </w:tblGrid>
       <w:tr>
+        <w:trPr>
+          <w:tblHeader w:val="true"/>
+        </w:trPr>
         <w:tc>
           <w:tcPr>
-            <w:tcW w:type="dxa" w:w="800"/>
+            <w:tcW w:type="dxa" w:w="640"/>
+            <w:vAlign w:val="top"/>
+            <w:shd w:val="clear" w:fill="1C5D8C"/>
           </w:tcPr>
           <w:p>
-            <w:r/>
+            <w:pPr>
+              <w:spacing w:after="40" w:line="240" w:lineRule="auto"/>
+            </w:pPr>
+            <w:r>
+              <w:rPr>
+                <w:color w:val="FFFFFF"/>
+              </w:rPr>
+            </w:r>
             <w:r>
               <w:rPr>
                 <w:b/>
                 <w:i w:val="0"/>
+                <w:sz w:val="19"/>
               </w:rPr>
               <w:t>Tip</w:t>
             </w:r>
@@ -1430,14 +1995,24 @@
         </w:tc>
         <w:tc>
           <w:tcPr>
-            <w:tcW w:type="dxa" w:w="1800"/>
+            <w:tcW w:type="dxa" w:w="2360"/>
+            <w:vAlign w:val="top"/>
+            <w:shd w:val="clear" w:fill="1C5D8C"/>
           </w:tcPr>
           <w:p>
-            <w:r/>
+            <w:pPr>
+              <w:spacing w:after="40" w:line="240" w:lineRule="auto"/>
+            </w:pPr>
+            <w:r>
+              <w:rPr>
+                <w:color w:val="FFFFFF"/>
+              </w:rPr>
+            </w:r>
             <w:r>
               <w:rPr>
                 <w:b/>
                 <w:i w:val="0"/>
+                <w:sz w:val="19"/>
               </w:rPr>
               <w:t>Examen</w:t>
             </w:r>
@@ -1445,14 +2020,24 @@
         </w:tc>
         <w:tc>
           <w:tcPr>
-            <w:tcW w:type="dxa" w:w="3000"/>
+            <w:tcW w:type="dxa" w:w="1900"/>
+            <w:vAlign w:val="top"/>
+            <w:shd w:val="clear" w:fill="1C5D8C"/>
           </w:tcPr>
           <w:p>
-            <w:r/>
+            <w:pPr>
+              <w:spacing w:after="40" w:line="240" w:lineRule="auto"/>
+            </w:pPr>
+            <w:r>
+              <w:rPr>
+                <w:color w:val="FFFFFF"/>
+              </w:rPr>
+            </w:r>
             <w:r>
               <w:rPr>
                 <w:b/>
                 <w:i w:val="0"/>
+                <w:sz w:val="19"/>
               </w:rPr>
               <w:t>Indicație</w:t>
             </w:r>
@@ -1460,14 +2045,24 @@
         </w:tc>
         <w:tc>
           <w:tcPr>
-            <w:tcW w:type="dxa" w:w="900"/>
+            <w:tcW w:type="dxa" w:w="760"/>
+            <w:vAlign w:val="top"/>
+            <w:shd w:val="clear" w:fill="1C5D8C"/>
           </w:tcPr>
           <w:p>
-            <w:r/>
+            <w:pPr>
+              <w:spacing w:after="40" w:line="240" w:lineRule="auto"/>
+            </w:pPr>
+            <w:r>
+              <w:rPr>
+                <w:color w:val="FFFFFF"/>
+              </w:rPr>
+            </w:r>
             <w:r>
               <w:rPr>
                 <w:b/>
                 <w:i w:val="0"/>
+                <w:sz w:val="19"/>
               </w:rPr>
               <w:t>Grad</w:t>
             </w:r>
@@ -1475,14 +2070,24 @@
         </w:tc>
         <w:tc>
           <w:tcPr>
-            <w:tcW w:type="dxa" w:w="1100"/>
+            <w:tcW w:type="dxa" w:w="800"/>
+            <w:vAlign w:val="top"/>
+            <w:shd w:val="clear" w:fill="1C5D8C"/>
           </w:tcPr>
           <w:p>
-            <w:r/>
+            <w:pPr>
+              <w:spacing w:after="40" w:line="240" w:lineRule="auto"/>
+            </w:pPr>
+            <w:r>
+              <w:rPr>
+                <w:color w:val="FFFFFF"/>
+              </w:rPr>
+            </w:r>
             <w:r>
               <w:rPr>
                 <w:b/>
                 <w:i w:val="0"/>
+                <w:sz w:val="19"/>
               </w:rPr>
               <w:t>Doză</w:t>
             </w:r>
@@ -1490,14 +2095,24 @@
         </w:tc>
         <w:tc>
           <w:tcPr>
-            <w:tcW w:type="dxa" w:w="3000"/>
+            <w:tcW w:type="dxa" w:w="3400"/>
+            <w:vAlign w:val="top"/>
+            <w:shd w:val="clear" w:fill="1C5D8C"/>
           </w:tcPr>
           <w:p>
-            <w:r/>
+            <w:pPr>
+              <w:spacing w:after="40" w:line="240" w:lineRule="auto"/>
+            </w:pPr>
+            <w:r>
+              <w:rPr>
+                <w:color w:val="FFFFFF"/>
+              </w:rPr>
+            </w:r>
             <w:r>
               <w:rPr>
                 <w:b/>
                 <w:i w:val="0"/>
+                <w:sz w:val="19"/>
               </w:rPr>
               <w:t>Comentarii</w:t>
             </w:r>
@@ -1505,14 +2120,24 @@
         </w:tc>
         <w:tc>
           <w:tcPr>
-            <w:tcW w:type="dxa" w:w="1500"/>
+            <w:tcW w:type="dxa" w:w="2100"/>
+            <w:vAlign w:val="top"/>
+            <w:shd w:val="clear" w:fill="1C5D8C"/>
           </w:tcPr>
           <w:p>
-            <w:r/>
+            <w:pPr>
+              <w:spacing w:after="40" w:line="240" w:lineRule="auto"/>
+            </w:pPr>
+            <w:r>
+              <w:rPr>
+                <w:color w:val="FFFFFF"/>
+              </w:rPr>
+            </w:r>
             <w:r>
               <w:rPr>
                 <w:b/>
                 <w:i w:val="0"/>
+                <w:sz w:val="19"/>
               </w:rPr>
               <w:t>Decizie</w:t>
             </w:r>
@@ -1520,14 +2145,24 @@
         </w:tc>
         <w:tc>
           <w:tcPr>
-            <w:tcW w:type="dxa" w:w="1800"/>
+            <w:tcW w:type="dxa" w:w="3160"/>
+            <w:vAlign w:val="top"/>
+            <w:shd w:val="clear" w:fill="1C5D8C"/>
           </w:tcPr>
           <w:p>
-            <w:r/>
+            <w:pPr>
+              <w:spacing w:after="40" w:line="240" w:lineRule="auto"/>
+            </w:pPr>
+            <w:r>
+              <w:rPr>
+                <w:color w:val="FFFFFF"/>
+              </w:rPr>
+            </w:r>
             <w:r>
               <w:rPr>
                 <w:b/>
                 <w:i w:val="0"/>
+                <w:sz w:val="19"/>
               </w:rPr>
               <w:t>Comentariu editor</w:t>
             </w:r>
@@ -1537,14 +2172,19 @@
       <w:tr>
         <w:tc>
           <w:tcPr>
-            <w:tcW w:type="dxa" w:w="800"/>
+            <w:tcW w:type="dxa" w:w="640"/>
+            <w:vAlign w:val="top"/>
           </w:tcPr>
           <w:p>
+            <w:pPr>
+              <w:spacing w:after="40" w:line="240" w:lineRule="auto"/>
+            </w:pPr>
             <w:r/>
             <w:r>
               <w:rPr>
                 <w:b w:val="0"/>
                 <w:i w:val="0"/>
+                <w:sz w:val="19"/>
               </w:rPr>
               <w:t>G</w:t>
             </w:r>
@@ -1552,14 +2192,19 @@
         </w:tc>
         <w:tc>
           <w:tcPr>
-            <w:tcW w:type="dxa" w:w="1800"/>
+            <w:tcW w:type="dxa" w:w="2360"/>
+            <w:vAlign w:val="top"/>
           </w:tcPr>
           <w:p>
+            <w:pPr>
+              <w:spacing w:after="40" w:line="240" w:lineRule="auto"/>
+            </w:pPr>
             <w:r/>
             <w:r>
               <w:rPr>
                 <w:b w:val="0"/>
                 <w:i w:val="0"/>
+                <w:sz w:val="19"/>
               </w:rPr>
               <w:t>Radiografie toracică</w:t>
             </w:r>
@@ -1567,14 +2212,19 @@
         </w:tc>
         <w:tc>
           <w:tcPr>
-            <w:tcW w:type="dxa" w:w="3000"/>
+            <w:tcW w:type="dxa" w:w="1900"/>
+            <w:vAlign w:val="top"/>
           </w:tcPr>
           <w:p>
+            <w:pPr>
+              <w:spacing w:after="40" w:line="240" w:lineRule="auto"/>
+            </w:pPr>
             <w:r/>
             <w:r>
               <w:rPr>
                 <w:b w:val="0"/>
                 <w:i w:val="0"/>
+                <w:sz w:val="19"/>
               </w:rPr>
               <w:t>Indicat</w:t>
             </w:r>
@@ -1582,14 +2232,19 @@
         </w:tc>
         <w:tc>
           <w:tcPr>
-            <w:tcW w:type="dxa" w:w="900"/>
+            <w:tcW w:type="dxa" w:w="760"/>
+            <w:vAlign w:val="top"/>
           </w:tcPr>
           <w:p>
+            <w:pPr>
+              <w:spacing w:after="40" w:line="240" w:lineRule="auto"/>
+            </w:pPr>
             <w:r/>
             <w:r>
               <w:rPr>
                 <w:b w:val="0"/>
                 <w:i w:val="0"/>
+                <w:sz w:val="19"/>
               </w:rPr>
               <w:t>B</w:t>
             </w:r>
@@ -1597,14 +2252,19 @@
         </w:tc>
         <w:tc>
           <w:tcPr>
-            <w:tcW w:type="dxa" w:w="1100"/>
+            <w:tcW w:type="dxa" w:w="800"/>
+            <w:vAlign w:val="top"/>
           </w:tcPr>
           <w:p>
+            <w:pPr>
+              <w:spacing w:after="40" w:line="240" w:lineRule="auto"/>
+            </w:pPr>
             <w:r/>
             <w:r>
               <w:rPr>
                 <w:b w:val="0"/>
                 <w:i w:val="0"/>
+                <w:sz w:val="19"/>
               </w:rPr>
               <w:t>1</w:t>
             </w:r>
@@ -1612,14 +2272,19 @@
         </w:tc>
         <w:tc>
           <w:tcPr>
-            <w:tcW w:type="dxa" w:w="3000"/>
+            <w:tcW w:type="dxa" w:w="3400"/>
+            <w:vAlign w:val="top"/>
           </w:tcPr>
           <w:p>
+            <w:pPr>
+              <w:spacing w:after="40" w:line="240" w:lineRule="auto"/>
+            </w:pPr>
             <w:r/>
             <w:r>
               <w:rPr>
                 <w:b w:val="0"/>
                 <w:i w:val="0"/>
+                <w:sz w:val="19"/>
               </w:rPr>
               <w:t>Primă linie.</w:t>
             </w:r>
@@ -1627,28 +2292,38 @@
         </w:tc>
         <w:tc>
           <w:tcPr>
-            <w:tcW w:type="dxa" w:w="1500"/>
+            <w:tcW w:type="dxa" w:w="2100"/>
+            <w:vAlign w:val="top"/>
           </w:tcPr>
           <w:p>
+            <w:pPr>
+              <w:spacing w:after="40" w:line="240" w:lineRule="auto"/>
+            </w:pPr>
             <w:r/>
             <w:r>
               <w:rPr>
                 <w:b w:val="0"/>
                 <w:i w:val="0"/>
+                <w:sz w:val="19"/>
               </w:rPr>
             </w:r>
           </w:p>
         </w:tc>
         <w:tc>
           <w:tcPr>
-            <w:tcW w:type="dxa" w:w="1800"/>
+            <w:tcW w:type="dxa" w:w="3160"/>
+            <w:vAlign w:val="top"/>
           </w:tcPr>
           <w:p>
+            <w:pPr>
+              <w:spacing w:after="40" w:line="240" w:lineRule="auto"/>
+            </w:pPr>
             <w:r/>
             <w:r>
               <w:rPr>
                 <w:b w:val="0"/>
                 <w:i w:val="0"/>
+                <w:sz w:val="19"/>
               </w:rPr>
             </w:r>
           </w:p>
@@ -1657,14 +2332,19 @@
       <w:tr>
         <w:tc>
           <w:tcPr>
-            <w:tcW w:type="dxa" w:w="800"/>
+            <w:tcW w:type="dxa" w:w="640"/>
+            <w:vAlign w:val="top"/>
           </w:tcPr>
           <w:p>
+            <w:pPr>
+              <w:spacing w:after="40" w:line="240" w:lineRule="auto"/>
+            </w:pPr>
             <w:r/>
             <w:r>
               <w:rPr>
                 <w:b w:val="0"/>
                 <w:i w:val="0"/>
+                <w:sz w:val="19"/>
               </w:rPr>
               <w:t>T</w:t>
             </w:r>
@@ -1672,14 +2352,19 @@
         </w:tc>
         <w:tc>
           <w:tcPr>
-            <w:tcW w:type="dxa" w:w="1800"/>
+            <w:tcW w:type="dxa" w:w="2360"/>
+            <w:vAlign w:val="top"/>
           </w:tcPr>
           <w:p>
+            <w:pPr>
+              <w:spacing w:after="40" w:line="240" w:lineRule="auto"/>
+            </w:pPr>
             <w:r/>
             <w:r>
               <w:rPr>
                 <w:b w:val="0"/>
                 <w:i w:val="0"/>
+                <w:sz w:val="19"/>
               </w:rPr>
               <w:t>CT torace ± angio-CT</w:t>
             </w:r>
@@ -1687,14 +2372,19 @@
         </w:tc>
         <w:tc>
           <w:tcPr>
-            <w:tcW w:type="dxa" w:w="3000"/>
+            <w:tcW w:type="dxa" w:w="1900"/>
+            <w:vAlign w:val="top"/>
           </w:tcPr>
           <w:p>
+            <w:pPr>
+              <w:spacing w:after="40" w:line="240" w:lineRule="auto"/>
+            </w:pPr>
             <w:r/>
             <w:r>
               <w:rPr>
                 <w:b w:val="0"/>
                 <w:i w:val="0"/>
+                <w:sz w:val="19"/>
               </w:rPr>
               <w:t>Doar în cazuri particulare</w:t>
             </w:r>
@@ -1702,14 +2392,19 @@
         </w:tc>
         <w:tc>
           <w:tcPr>
-            <w:tcW w:type="dxa" w:w="900"/>
+            <w:tcW w:type="dxa" w:w="760"/>
+            <w:vAlign w:val="top"/>
           </w:tcPr>
           <w:p>
+            <w:pPr>
+              <w:spacing w:after="40" w:line="240" w:lineRule="auto"/>
+            </w:pPr>
             <w:r/>
             <w:r>
               <w:rPr>
                 <w:b w:val="0"/>
                 <w:i w:val="0"/>
+                <w:sz w:val="19"/>
               </w:rPr>
               <w:t>B</w:t>
             </w:r>
@@ -1717,14 +2412,19 @@
         </w:tc>
         <w:tc>
           <w:tcPr>
-            <w:tcW w:type="dxa" w:w="1100"/>
+            <w:tcW w:type="dxa" w:w="800"/>
+            <w:vAlign w:val="top"/>
           </w:tcPr>
           <w:p>
+            <w:pPr>
+              <w:spacing w:after="40" w:line="240" w:lineRule="auto"/>
+            </w:pPr>
             <w:r/>
             <w:r>
               <w:rPr>
                 <w:b w:val="0"/>
                 <w:i w:val="0"/>
+                <w:sz w:val="19"/>
               </w:rPr>
               <w:t>2–3</w:t>
             </w:r>
@@ -1732,14 +2432,19 @@
         </w:tc>
         <w:tc>
           <w:tcPr>
-            <w:tcW w:type="dxa" w:w="3000"/>
+            <w:tcW w:type="dxa" w:w="3400"/>
+            <w:vAlign w:val="top"/>
           </w:tcPr>
           <w:p>
+            <w:pPr>
+              <w:spacing w:after="40" w:line="240" w:lineRule="auto"/>
+            </w:pPr>
             <w:r/>
             <w:r>
               <w:rPr>
                 <w:b w:val="0"/>
                 <w:i w:val="0"/>
+                <w:sz w:val="19"/>
               </w:rPr>
               <w:t>Radiografie neconcludentă, suspiciune de embolie/patologie parenchimatoasă.</w:t>
             </w:r>
@@ -1747,28 +2452,38 @@
         </w:tc>
         <w:tc>
           <w:tcPr>
-            <w:tcW w:type="dxa" w:w="1500"/>
+            <w:tcW w:type="dxa" w:w="2100"/>
+            <w:vAlign w:val="top"/>
           </w:tcPr>
           <w:p>
+            <w:pPr>
+              <w:spacing w:after="40" w:line="240" w:lineRule="auto"/>
+            </w:pPr>
             <w:r/>
             <w:r>
               <w:rPr>
                 <w:b w:val="0"/>
                 <w:i w:val="0"/>
+                <w:sz w:val="19"/>
               </w:rPr>
             </w:r>
           </w:p>
         </w:tc>
         <w:tc>
           <w:tcPr>
-            <w:tcW w:type="dxa" w:w="1800"/>
+            <w:tcW w:type="dxa" w:w="3160"/>
+            <w:vAlign w:val="top"/>
           </w:tcPr>
           <w:p>
+            <w:pPr>
+              <w:spacing w:after="40" w:line="240" w:lineRule="auto"/>
+            </w:pPr>
             <w:r/>
             <w:r>
               <w:rPr>
                 <w:b w:val="0"/>
                 <w:i w:val="0"/>
+                <w:sz w:val="19"/>
               </w:rPr>
             </w:r>
           </w:p>
@@ -1777,14 +2492,19 @@
       <w:tr>
         <w:tc>
           <w:tcPr>
-            <w:tcW w:type="dxa" w:w="800"/>
+            <w:tcW w:type="dxa" w:w="640"/>
+            <w:vAlign w:val="top"/>
           </w:tcPr>
           <w:p>
+            <w:pPr>
+              <w:spacing w:after="40" w:line="240" w:lineRule="auto"/>
+            </w:pPr>
             <w:r/>
             <w:r>
               <w:rPr>
                 <w:b w:val="0"/>
                 <w:i w:val="0"/>
+                <w:sz w:val="19"/>
               </w:rPr>
               <w:t>E</w:t>
             </w:r>
@@ -1792,14 +2512,19 @@
         </w:tc>
         <w:tc>
           <w:tcPr>
-            <w:tcW w:type="dxa" w:w="1800"/>
+            <w:tcW w:type="dxa" w:w="2360"/>
+            <w:vAlign w:val="top"/>
           </w:tcPr>
           <w:p>
+            <w:pPr>
+              <w:spacing w:after="40" w:line="240" w:lineRule="auto"/>
+            </w:pPr>
             <w:r/>
             <w:r>
               <w:rPr>
                 <w:b w:val="0"/>
                 <w:i w:val="0"/>
+                <w:sz w:val="19"/>
               </w:rPr>
               <w:t>Ecografie toracică (pulmonară + cardiacă)</w:t>
             </w:r>
@@ -1807,14 +2532,19 @@
         </w:tc>
         <w:tc>
           <w:tcPr>
-            <w:tcW w:type="dxa" w:w="3000"/>
+            <w:tcW w:type="dxa" w:w="1900"/>
+            <w:vAlign w:val="top"/>
           </w:tcPr>
           <w:p>
+            <w:pPr>
+              <w:spacing w:after="40" w:line="240" w:lineRule="auto"/>
+            </w:pPr>
             <w:r/>
             <w:r>
               <w:rPr>
                 <w:b w:val="0"/>
                 <w:i w:val="0"/>
+                <w:sz w:val="19"/>
               </w:rPr>
               <w:t>Doar în cazuri particulare</w:t>
             </w:r>
@@ -1822,14 +2552,19 @@
         </w:tc>
         <w:tc>
           <w:tcPr>
-            <w:tcW w:type="dxa" w:w="900"/>
+            <w:tcW w:type="dxa" w:w="760"/>
+            <w:vAlign w:val="top"/>
           </w:tcPr>
           <w:p>
+            <w:pPr>
+              <w:spacing w:after="40" w:line="240" w:lineRule="auto"/>
+            </w:pPr>
             <w:r/>
             <w:r>
               <w:rPr>
                 <w:b w:val="0"/>
                 <w:i w:val="0"/>
+                <w:sz w:val="19"/>
               </w:rPr>
               <w:t>B</w:t>
             </w:r>
@@ -1837,14 +2572,19 @@
         </w:tc>
         <w:tc>
           <w:tcPr>
-            <w:tcW w:type="dxa" w:w="1100"/>
+            <w:tcW w:type="dxa" w:w="800"/>
+            <w:vAlign w:val="top"/>
           </w:tcPr>
           <w:p>
+            <w:pPr>
+              <w:spacing w:after="40" w:line="240" w:lineRule="auto"/>
+            </w:pPr>
             <w:r/>
             <w:r>
               <w:rPr>
                 <w:b w:val="0"/>
                 <w:i w:val="0"/>
+                <w:sz w:val="19"/>
               </w:rPr>
               <w:t>0</w:t>
             </w:r>
@@ -1852,14 +2592,19 @@
         </w:tc>
         <w:tc>
           <w:tcPr>
-            <w:tcW w:type="dxa" w:w="3000"/>
+            <w:tcW w:type="dxa" w:w="3400"/>
+            <w:vAlign w:val="top"/>
           </w:tcPr>
           <w:p>
+            <w:pPr>
+              <w:spacing w:after="40" w:line="240" w:lineRule="auto"/>
+            </w:pPr>
             <w:r/>
             <w:r>
               <w:rPr>
                 <w:b w:val="0"/>
                 <w:i w:val="0"/>
+                <w:sz w:val="19"/>
               </w:rPr>
               <w:t>La patul bolnavului.</w:t>
             </w:r>
@@ -1867,28 +2612,38 @@
         </w:tc>
         <w:tc>
           <w:tcPr>
-            <w:tcW w:type="dxa" w:w="1500"/>
+            <w:tcW w:type="dxa" w:w="2100"/>
+            <w:vAlign w:val="top"/>
           </w:tcPr>
           <w:p>
+            <w:pPr>
+              <w:spacing w:after="40" w:line="240" w:lineRule="auto"/>
+            </w:pPr>
             <w:r/>
             <w:r>
               <w:rPr>
                 <w:b w:val="0"/>
                 <w:i w:val="0"/>
+                <w:sz w:val="19"/>
               </w:rPr>
             </w:r>
           </w:p>
         </w:tc>
         <w:tc>
           <w:tcPr>
-            <w:tcW w:type="dxa" w:w="1800"/>
+            <w:tcW w:type="dxa" w:w="3160"/>
+            <w:vAlign w:val="top"/>
           </w:tcPr>
           <w:p>
+            <w:pPr>
+              <w:spacing w:after="40" w:line="240" w:lineRule="auto"/>
+            </w:pPr>
             <w:r/>
             <w:r>
               <w:rPr>
                 <w:b w:val="0"/>
                 <w:i w:val="0"/>
+                <w:sz w:val="19"/>
               </w:rPr>
             </w:r>
           </w:p>
@@ -1901,9 +2656,6 @@
         <w:pStyle w:val="Heading3"/>
       </w:pPr>
       <w:r>
-        <w:rPr>
-          <w:color w:val="1C5D8C"/>
-        </w:rPr>
         <w:t>Pulmon — Tuberculoză pulmonară activă (suspiciune / diagnostic)</w:t>
       </w:r>
     </w:p>
@@ -1911,38 +2663,52 @@
       <w:r>
         <w:rPr>
           <w:i/>
+          <w:color w:val="555555"/>
         </w:rPr>
         <w:t>Cf. RCR iRefer; ACR Appropriateness Criteria.</w:t>
       </w:r>
     </w:p>
     <w:tbl>
       <w:tblPr>
-        <w:tblStyle w:val="LightGrid-Accent1"/>
-        <w:tblW w:type="auto" w:w="0"/>
+        <w:tblStyle w:val="TableGrid"/>
+        <w:tblW w:type="dxa" w:w="15120"/>
         <w:tblLayout w:type="fixed"/>
         <w:tblLook w:firstColumn="1" w:firstRow="1" w:lastColumn="0" w:lastRow="0" w:noHBand="0" w:noVBand="1" w:val="04A0"/>
       </w:tblPr>
       <w:tblGrid>
-        <w:gridCol w:w="1767"/>
-        <w:gridCol w:w="1767"/>
-        <w:gridCol w:w="1767"/>
-        <w:gridCol w:w="1767"/>
-        <w:gridCol w:w="1767"/>
-        <w:gridCol w:w="1767"/>
-        <w:gridCol w:w="1767"/>
-        <w:gridCol w:w="1767"/>
+        <w:gridCol w:w="640"/>
+        <w:gridCol w:w="2360"/>
+        <w:gridCol w:w="1900"/>
+        <w:gridCol w:w="760"/>
+        <w:gridCol w:w="800"/>
+        <w:gridCol w:w="3400"/>
+        <w:gridCol w:w="2100"/>
+        <w:gridCol w:w="3160"/>
       </w:tblGrid>
       <w:tr>
+        <w:trPr>
+          <w:tblHeader w:val="true"/>
+        </w:trPr>
         <w:tc>
           <w:tcPr>
-            <w:tcW w:type="dxa" w:w="800"/>
+            <w:tcW w:type="dxa" w:w="640"/>
+            <w:vAlign w:val="top"/>
+            <w:shd w:val="clear" w:fill="1C5D8C"/>
           </w:tcPr>
           <w:p>
-            <w:r/>
+            <w:pPr>
+              <w:spacing w:after="40" w:line="240" w:lineRule="auto"/>
+            </w:pPr>
+            <w:r>
+              <w:rPr>
+                <w:color w:val="FFFFFF"/>
+              </w:rPr>
+            </w:r>
             <w:r>
               <w:rPr>
                 <w:b/>
                 <w:i w:val="0"/>
+                <w:sz w:val="19"/>
               </w:rPr>
               <w:t>Tip</w:t>
             </w:r>
@@ -1950,14 +2716,24 @@
         </w:tc>
         <w:tc>
           <w:tcPr>
-            <w:tcW w:type="dxa" w:w="1800"/>
+            <w:tcW w:type="dxa" w:w="2360"/>
+            <w:vAlign w:val="top"/>
+            <w:shd w:val="clear" w:fill="1C5D8C"/>
           </w:tcPr>
           <w:p>
-            <w:r/>
+            <w:pPr>
+              <w:spacing w:after="40" w:line="240" w:lineRule="auto"/>
+            </w:pPr>
+            <w:r>
+              <w:rPr>
+                <w:color w:val="FFFFFF"/>
+              </w:rPr>
+            </w:r>
             <w:r>
               <w:rPr>
                 <w:b/>
                 <w:i w:val="0"/>
+                <w:sz w:val="19"/>
               </w:rPr>
               <w:t>Examen</w:t>
             </w:r>
@@ -1965,14 +2741,24 @@
         </w:tc>
         <w:tc>
           <w:tcPr>
-            <w:tcW w:type="dxa" w:w="3000"/>
+            <w:tcW w:type="dxa" w:w="1900"/>
+            <w:vAlign w:val="top"/>
+            <w:shd w:val="clear" w:fill="1C5D8C"/>
           </w:tcPr>
           <w:p>
-            <w:r/>
+            <w:pPr>
+              <w:spacing w:after="40" w:line="240" w:lineRule="auto"/>
+            </w:pPr>
+            <w:r>
+              <w:rPr>
+                <w:color w:val="FFFFFF"/>
+              </w:rPr>
+            </w:r>
             <w:r>
               <w:rPr>
                 <w:b/>
                 <w:i w:val="0"/>
+                <w:sz w:val="19"/>
               </w:rPr>
               <w:t>Indicație</w:t>
             </w:r>
@@ -1980,14 +2766,24 @@
         </w:tc>
         <w:tc>
           <w:tcPr>
-            <w:tcW w:type="dxa" w:w="900"/>
+            <w:tcW w:type="dxa" w:w="760"/>
+            <w:vAlign w:val="top"/>
+            <w:shd w:val="clear" w:fill="1C5D8C"/>
           </w:tcPr>
           <w:p>
-            <w:r/>
+            <w:pPr>
+              <w:spacing w:after="40" w:line="240" w:lineRule="auto"/>
+            </w:pPr>
+            <w:r>
+              <w:rPr>
+                <w:color w:val="FFFFFF"/>
+              </w:rPr>
+            </w:r>
             <w:r>
               <w:rPr>
                 <w:b/>
                 <w:i w:val="0"/>
+                <w:sz w:val="19"/>
               </w:rPr>
               <w:t>Grad</w:t>
             </w:r>
@@ -1995,14 +2791,24 @@
         </w:tc>
         <w:tc>
           <w:tcPr>
-            <w:tcW w:type="dxa" w:w="1100"/>
+            <w:tcW w:type="dxa" w:w="800"/>
+            <w:vAlign w:val="top"/>
+            <w:shd w:val="clear" w:fill="1C5D8C"/>
           </w:tcPr>
           <w:p>
-            <w:r/>
+            <w:pPr>
+              <w:spacing w:after="40" w:line="240" w:lineRule="auto"/>
+            </w:pPr>
+            <w:r>
+              <w:rPr>
+                <w:color w:val="FFFFFF"/>
+              </w:rPr>
+            </w:r>
             <w:r>
               <w:rPr>
                 <w:b/>
                 <w:i w:val="0"/>
+                <w:sz w:val="19"/>
               </w:rPr>
               <w:t>Doză</w:t>
             </w:r>
@@ -2010,14 +2816,24 @@
         </w:tc>
         <w:tc>
           <w:tcPr>
-            <w:tcW w:type="dxa" w:w="3000"/>
+            <w:tcW w:type="dxa" w:w="3400"/>
+            <w:vAlign w:val="top"/>
+            <w:shd w:val="clear" w:fill="1C5D8C"/>
           </w:tcPr>
           <w:p>
-            <w:r/>
+            <w:pPr>
+              <w:spacing w:after="40" w:line="240" w:lineRule="auto"/>
+            </w:pPr>
+            <w:r>
+              <w:rPr>
+                <w:color w:val="FFFFFF"/>
+              </w:rPr>
+            </w:r>
             <w:r>
               <w:rPr>
                 <w:b/>
                 <w:i w:val="0"/>
+                <w:sz w:val="19"/>
               </w:rPr>
               <w:t>Comentarii</w:t>
             </w:r>
@@ -2025,14 +2841,24 @@
         </w:tc>
         <w:tc>
           <w:tcPr>
-            <w:tcW w:type="dxa" w:w="1500"/>
+            <w:tcW w:type="dxa" w:w="2100"/>
+            <w:vAlign w:val="top"/>
+            <w:shd w:val="clear" w:fill="1C5D8C"/>
           </w:tcPr>
           <w:p>
-            <w:r/>
+            <w:pPr>
+              <w:spacing w:after="40" w:line="240" w:lineRule="auto"/>
+            </w:pPr>
+            <w:r>
+              <w:rPr>
+                <w:color w:val="FFFFFF"/>
+              </w:rPr>
+            </w:r>
             <w:r>
               <w:rPr>
                 <w:b/>
                 <w:i w:val="0"/>
+                <w:sz w:val="19"/>
               </w:rPr>
               <w:t>Decizie</w:t>
             </w:r>
@@ -2040,14 +2866,24 @@
         </w:tc>
         <w:tc>
           <w:tcPr>
-            <w:tcW w:type="dxa" w:w="1800"/>
+            <w:tcW w:type="dxa" w:w="3160"/>
+            <w:vAlign w:val="top"/>
+            <w:shd w:val="clear" w:fill="1C5D8C"/>
           </w:tcPr>
           <w:p>
-            <w:r/>
+            <w:pPr>
+              <w:spacing w:after="40" w:line="240" w:lineRule="auto"/>
+            </w:pPr>
+            <w:r>
+              <w:rPr>
+                <w:color w:val="FFFFFF"/>
+              </w:rPr>
+            </w:r>
             <w:r>
               <w:rPr>
                 <w:b/>
                 <w:i w:val="0"/>
+                <w:sz w:val="19"/>
               </w:rPr>
               <w:t>Comentariu editor</w:t>
             </w:r>
@@ -2057,14 +2893,19 @@
       <w:tr>
         <w:tc>
           <w:tcPr>
-            <w:tcW w:type="dxa" w:w="800"/>
+            <w:tcW w:type="dxa" w:w="640"/>
+            <w:vAlign w:val="top"/>
           </w:tcPr>
           <w:p>
+            <w:pPr>
+              <w:spacing w:after="40" w:line="240" w:lineRule="auto"/>
+            </w:pPr>
             <w:r/>
             <w:r>
               <w:rPr>
                 <w:b w:val="0"/>
                 <w:i w:val="0"/>
+                <w:sz w:val="19"/>
               </w:rPr>
               <w:t>G</w:t>
             </w:r>
@@ -2072,14 +2913,19 @@
         </w:tc>
         <w:tc>
           <w:tcPr>
-            <w:tcW w:type="dxa" w:w="1800"/>
+            <w:tcW w:type="dxa" w:w="2360"/>
+            <w:vAlign w:val="top"/>
           </w:tcPr>
           <w:p>
+            <w:pPr>
+              <w:spacing w:after="40" w:line="240" w:lineRule="auto"/>
+            </w:pPr>
             <w:r/>
             <w:r>
               <w:rPr>
                 <w:b w:val="0"/>
                 <w:i w:val="0"/>
+                <w:sz w:val="19"/>
               </w:rPr>
               <w:t>Radiografie toracică</w:t>
             </w:r>
@@ -2087,14 +2933,19 @@
         </w:tc>
         <w:tc>
           <w:tcPr>
-            <w:tcW w:type="dxa" w:w="3000"/>
+            <w:tcW w:type="dxa" w:w="1900"/>
+            <w:vAlign w:val="top"/>
           </w:tcPr>
           <w:p>
+            <w:pPr>
+              <w:spacing w:after="40" w:line="240" w:lineRule="auto"/>
+            </w:pPr>
             <w:r/>
             <w:r>
               <w:rPr>
                 <w:b w:val="0"/>
                 <w:i w:val="0"/>
+                <w:sz w:val="19"/>
               </w:rPr>
               <w:t>Indicat</w:t>
             </w:r>
@@ -2102,14 +2953,19 @@
         </w:tc>
         <w:tc>
           <w:tcPr>
-            <w:tcW w:type="dxa" w:w="900"/>
+            <w:tcW w:type="dxa" w:w="760"/>
+            <w:vAlign w:val="top"/>
           </w:tcPr>
           <w:p>
+            <w:pPr>
+              <w:spacing w:after="40" w:line="240" w:lineRule="auto"/>
+            </w:pPr>
             <w:r/>
             <w:r>
               <w:rPr>
                 <w:b w:val="0"/>
                 <w:i w:val="0"/>
+                <w:sz w:val="19"/>
               </w:rPr>
               <w:t>B</w:t>
             </w:r>
@@ -2117,14 +2973,19 @@
         </w:tc>
         <w:tc>
           <w:tcPr>
-            <w:tcW w:type="dxa" w:w="1100"/>
+            <w:tcW w:type="dxa" w:w="800"/>
+            <w:vAlign w:val="top"/>
           </w:tcPr>
           <w:p>
+            <w:pPr>
+              <w:spacing w:after="40" w:line="240" w:lineRule="auto"/>
+            </w:pPr>
             <w:r/>
             <w:r>
               <w:rPr>
                 <w:b w:val="0"/>
                 <w:i w:val="0"/>
+                <w:sz w:val="19"/>
               </w:rPr>
               <w:t>1</w:t>
             </w:r>
@@ -2132,14 +2993,19 @@
         </w:tc>
         <w:tc>
           <w:tcPr>
-            <w:tcW w:type="dxa" w:w="3000"/>
+            <w:tcW w:type="dxa" w:w="3400"/>
+            <w:vAlign w:val="top"/>
           </w:tcPr>
           <w:p>
+            <w:pPr>
+              <w:spacing w:after="40" w:line="240" w:lineRule="auto"/>
+            </w:pPr>
             <w:r/>
             <w:r>
               <w:rPr>
                 <w:b w:val="0"/>
                 <w:i w:val="0"/>
+                <w:sz w:val="19"/>
               </w:rPr>
               <w:t>Primă linie: infiltrate, cavitații, adenopatii.</w:t>
             </w:r>
@@ -2147,28 +3013,38 @@
         </w:tc>
         <w:tc>
           <w:tcPr>
-            <w:tcW w:type="dxa" w:w="1500"/>
+            <w:tcW w:type="dxa" w:w="2100"/>
+            <w:vAlign w:val="top"/>
           </w:tcPr>
           <w:p>
+            <w:pPr>
+              <w:spacing w:after="40" w:line="240" w:lineRule="auto"/>
+            </w:pPr>
             <w:r/>
             <w:r>
               <w:rPr>
                 <w:b w:val="0"/>
                 <w:i w:val="0"/>
+                <w:sz w:val="19"/>
               </w:rPr>
             </w:r>
           </w:p>
         </w:tc>
         <w:tc>
           <w:tcPr>
-            <w:tcW w:type="dxa" w:w="1800"/>
+            <w:tcW w:type="dxa" w:w="3160"/>
+            <w:vAlign w:val="top"/>
           </w:tcPr>
           <w:p>
+            <w:pPr>
+              <w:spacing w:after="40" w:line="240" w:lineRule="auto"/>
+            </w:pPr>
             <w:r/>
             <w:r>
               <w:rPr>
                 <w:b w:val="0"/>
                 <w:i w:val="0"/>
+                <w:sz w:val="19"/>
               </w:rPr>
             </w:r>
           </w:p>
@@ -2177,14 +3053,19 @@
       <w:tr>
         <w:tc>
           <w:tcPr>
-            <w:tcW w:type="dxa" w:w="800"/>
+            <w:tcW w:type="dxa" w:w="640"/>
+            <w:vAlign w:val="top"/>
           </w:tcPr>
           <w:p>
+            <w:pPr>
+              <w:spacing w:after="40" w:line="240" w:lineRule="auto"/>
+            </w:pPr>
             <w:r/>
             <w:r>
               <w:rPr>
                 <w:b w:val="0"/>
                 <w:i w:val="0"/>
+                <w:sz w:val="19"/>
               </w:rPr>
               <w:t>T</w:t>
             </w:r>
@@ -2192,14 +3073,19 @@
         </w:tc>
         <w:tc>
           <w:tcPr>
-            <w:tcW w:type="dxa" w:w="1800"/>
+            <w:tcW w:type="dxa" w:w="2360"/>
+            <w:vAlign w:val="top"/>
           </w:tcPr>
           <w:p>
+            <w:pPr>
+              <w:spacing w:after="40" w:line="240" w:lineRule="auto"/>
+            </w:pPr>
             <w:r/>
             <w:r>
               <w:rPr>
                 <w:b w:val="0"/>
                 <w:i w:val="0"/>
+                <w:sz w:val="19"/>
               </w:rPr>
               <w:t>CT torace</w:t>
             </w:r>
@@ -2207,14 +3093,19 @@
         </w:tc>
         <w:tc>
           <w:tcPr>
-            <w:tcW w:type="dxa" w:w="3000"/>
+            <w:tcW w:type="dxa" w:w="1900"/>
+            <w:vAlign w:val="top"/>
           </w:tcPr>
           <w:p>
+            <w:pPr>
+              <w:spacing w:after="40" w:line="240" w:lineRule="auto"/>
+            </w:pPr>
             <w:r/>
             <w:r>
               <w:rPr>
                 <w:b w:val="0"/>
                 <w:i w:val="0"/>
+                <w:sz w:val="19"/>
               </w:rPr>
               <w:t>Doar în cazuri particulare</w:t>
             </w:r>
@@ -2222,14 +3113,19 @@
         </w:tc>
         <w:tc>
           <w:tcPr>
-            <w:tcW w:type="dxa" w:w="900"/>
+            <w:tcW w:type="dxa" w:w="760"/>
+            <w:vAlign w:val="top"/>
           </w:tcPr>
           <w:p>
+            <w:pPr>
+              <w:spacing w:after="40" w:line="240" w:lineRule="auto"/>
+            </w:pPr>
             <w:r/>
             <w:r>
               <w:rPr>
                 <w:b w:val="0"/>
                 <w:i w:val="0"/>
+                <w:sz w:val="19"/>
               </w:rPr>
               <w:t>B</w:t>
             </w:r>
@@ -2237,14 +3133,19 @@
         </w:tc>
         <w:tc>
           <w:tcPr>
-            <w:tcW w:type="dxa" w:w="1100"/>
+            <w:tcW w:type="dxa" w:w="800"/>
+            <w:vAlign w:val="top"/>
           </w:tcPr>
           <w:p>
+            <w:pPr>
+              <w:spacing w:after="40" w:line="240" w:lineRule="auto"/>
+            </w:pPr>
             <w:r/>
             <w:r>
               <w:rPr>
                 <w:b w:val="0"/>
                 <w:i w:val="0"/>
+                <w:sz w:val="19"/>
               </w:rPr>
               <w:t>2–3</w:t>
             </w:r>
@@ -2252,14 +3153,19 @@
         </w:tc>
         <w:tc>
           <w:tcPr>
-            <w:tcW w:type="dxa" w:w="3000"/>
+            <w:tcW w:type="dxa" w:w="3400"/>
+            <w:vAlign w:val="top"/>
           </w:tcPr>
           <w:p>
+            <w:pPr>
+              <w:spacing w:after="40" w:line="240" w:lineRule="auto"/>
+            </w:pPr>
             <w:r/>
             <w:r>
               <w:rPr>
                 <w:b w:val="0"/>
                 <w:i w:val="0"/>
+                <w:sz w:val="19"/>
               </w:rPr>
               <w:t>Radiografie echivocă, forme complicate/miliare, evaluarea activității.</w:t>
             </w:r>
@@ -2267,28 +3173,38 @@
         </w:tc>
         <w:tc>
           <w:tcPr>
-            <w:tcW w:type="dxa" w:w="1500"/>
+            <w:tcW w:type="dxa" w:w="2100"/>
+            <w:vAlign w:val="top"/>
           </w:tcPr>
           <w:p>
+            <w:pPr>
+              <w:spacing w:after="40" w:line="240" w:lineRule="auto"/>
+            </w:pPr>
             <w:r/>
             <w:r>
               <w:rPr>
                 <w:b w:val="0"/>
                 <w:i w:val="0"/>
+                <w:sz w:val="19"/>
               </w:rPr>
             </w:r>
           </w:p>
         </w:tc>
         <w:tc>
           <w:tcPr>
-            <w:tcW w:type="dxa" w:w="1800"/>
+            <w:tcW w:type="dxa" w:w="3160"/>
+            <w:vAlign w:val="top"/>
           </w:tcPr>
           <w:p>
+            <w:pPr>
+              <w:spacing w:after="40" w:line="240" w:lineRule="auto"/>
+            </w:pPr>
             <w:r/>
             <w:r>
               <w:rPr>
                 <w:b w:val="0"/>
                 <w:i w:val="0"/>
+                <w:sz w:val="19"/>
               </w:rPr>
             </w:r>
           </w:p>
@@ -2301,9 +3217,6 @@
         <w:pStyle w:val="Heading3"/>
       </w:pPr>
       <w:r>
-        <w:rPr>
-          <w:color w:val="1C5D8C"/>
-        </w:rPr>
         <w:t>Pleură — Empiem / pleurezie parapneumonică</w:t>
       </w:r>
     </w:p>
@@ -2311,38 +3224,52 @@
       <w:r>
         <w:rPr>
           <w:i/>
+          <w:color w:val="555555"/>
         </w:rPr>
         <w:t>Cf. ACR Appropriateness Criteria (patologie pleurală).</w:t>
       </w:r>
     </w:p>
     <w:tbl>
       <w:tblPr>
-        <w:tblStyle w:val="LightGrid-Accent1"/>
-        <w:tblW w:type="auto" w:w="0"/>
+        <w:tblStyle w:val="TableGrid"/>
+        <w:tblW w:type="dxa" w:w="15120"/>
         <w:tblLayout w:type="fixed"/>
         <w:tblLook w:firstColumn="1" w:firstRow="1" w:lastColumn="0" w:lastRow="0" w:noHBand="0" w:noVBand="1" w:val="04A0"/>
       </w:tblPr>
       <w:tblGrid>
-        <w:gridCol w:w="1767"/>
-        <w:gridCol w:w="1767"/>
-        <w:gridCol w:w="1767"/>
-        <w:gridCol w:w="1767"/>
-        <w:gridCol w:w="1767"/>
-        <w:gridCol w:w="1767"/>
-        <w:gridCol w:w="1767"/>
-        <w:gridCol w:w="1767"/>
+        <w:gridCol w:w="640"/>
+        <w:gridCol w:w="2360"/>
+        <w:gridCol w:w="1900"/>
+        <w:gridCol w:w="760"/>
+        <w:gridCol w:w="800"/>
+        <w:gridCol w:w="3400"/>
+        <w:gridCol w:w="2100"/>
+        <w:gridCol w:w="3160"/>
       </w:tblGrid>
       <w:tr>
+        <w:trPr>
+          <w:tblHeader w:val="true"/>
+        </w:trPr>
         <w:tc>
           <w:tcPr>
-            <w:tcW w:type="dxa" w:w="800"/>
+            <w:tcW w:type="dxa" w:w="640"/>
+            <w:vAlign w:val="top"/>
+            <w:shd w:val="clear" w:fill="1C5D8C"/>
           </w:tcPr>
           <w:p>
-            <w:r/>
+            <w:pPr>
+              <w:spacing w:after="40" w:line="240" w:lineRule="auto"/>
+            </w:pPr>
+            <w:r>
+              <w:rPr>
+                <w:color w:val="FFFFFF"/>
+              </w:rPr>
+            </w:r>
             <w:r>
               <w:rPr>
                 <w:b/>
                 <w:i w:val="0"/>
+                <w:sz w:val="19"/>
               </w:rPr>
               <w:t>Tip</w:t>
             </w:r>
@@ -2350,14 +3277,24 @@
         </w:tc>
         <w:tc>
           <w:tcPr>
-            <w:tcW w:type="dxa" w:w="1800"/>
+            <w:tcW w:type="dxa" w:w="2360"/>
+            <w:vAlign w:val="top"/>
+            <w:shd w:val="clear" w:fill="1C5D8C"/>
           </w:tcPr>
           <w:p>
-            <w:r/>
+            <w:pPr>
+              <w:spacing w:after="40" w:line="240" w:lineRule="auto"/>
+            </w:pPr>
+            <w:r>
+              <w:rPr>
+                <w:color w:val="FFFFFF"/>
+              </w:rPr>
+            </w:r>
             <w:r>
               <w:rPr>
                 <w:b/>
                 <w:i w:val="0"/>
+                <w:sz w:val="19"/>
               </w:rPr>
               <w:t>Examen</w:t>
             </w:r>
@@ -2365,14 +3302,24 @@
         </w:tc>
         <w:tc>
           <w:tcPr>
-            <w:tcW w:type="dxa" w:w="3000"/>
+            <w:tcW w:type="dxa" w:w="1900"/>
+            <w:vAlign w:val="top"/>
+            <w:shd w:val="clear" w:fill="1C5D8C"/>
           </w:tcPr>
           <w:p>
-            <w:r/>
+            <w:pPr>
+              <w:spacing w:after="40" w:line="240" w:lineRule="auto"/>
+            </w:pPr>
+            <w:r>
+              <w:rPr>
+                <w:color w:val="FFFFFF"/>
+              </w:rPr>
+            </w:r>
             <w:r>
               <w:rPr>
                 <w:b/>
                 <w:i w:val="0"/>
+                <w:sz w:val="19"/>
               </w:rPr>
               <w:t>Indicație</w:t>
             </w:r>
@@ -2380,14 +3327,24 @@
         </w:tc>
         <w:tc>
           <w:tcPr>
-            <w:tcW w:type="dxa" w:w="900"/>
+            <w:tcW w:type="dxa" w:w="760"/>
+            <w:vAlign w:val="top"/>
+            <w:shd w:val="clear" w:fill="1C5D8C"/>
           </w:tcPr>
           <w:p>
-            <w:r/>
+            <w:pPr>
+              <w:spacing w:after="40" w:line="240" w:lineRule="auto"/>
+            </w:pPr>
+            <w:r>
+              <w:rPr>
+                <w:color w:val="FFFFFF"/>
+              </w:rPr>
+            </w:r>
             <w:r>
               <w:rPr>
                 <w:b/>
                 <w:i w:val="0"/>
+                <w:sz w:val="19"/>
               </w:rPr>
               <w:t>Grad</w:t>
             </w:r>
@@ -2395,14 +3352,24 @@
         </w:tc>
         <w:tc>
           <w:tcPr>
-            <w:tcW w:type="dxa" w:w="1100"/>
+            <w:tcW w:type="dxa" w:w="800"/>
+            <w:vAlign w:val="top"/>
+            <w:shd w:val="clear" w:fill="1C5D8C"/>
           </w:tcPr>
           <w:p>
-            <w:r/>
+            <w:pPr>
+              <w:spacing w:after="40" w:line="240" w:lineRule="auto"/>
+            </w:pPr>
+            <w:r>
+              <w:rPr>
+                <w:color w:val="FFFFFF"/>
+              </w:rPr>
+            </w:r>
             <w:r>
               <w:rPr>
                 <w:b/>
                 <w:i w:val="0"/>
+                <w:sz w:val="19"/>
               </w:rPr>
               <w:t>Doză</w:t>
             </w:r>
@@ -2410,14 +3377,24 @@
         </w:tc>
         <w:tc>
           <w:tcPr>
-            <w:tcW w:type="dxa" w:w="3000"/>
+            <w:tcW w:type="dxa" w:w="3400"/>
+            <w:vAlign w:val="top"/>
+            <w:shd w:val="clear" w:fill="1C5D8C"/>
           </w:tcPr>
           <w:p>
-            <w:r/>
+            <w:pPr>
+              <w:spacing w:after="40" w:line="240" w:lineRule="auto"/>
+            </w:pPr>
+            <w:r>
+              <w:rPr>
+                <w:color w:val="FFFFFF"/>
+              </w:rPr>
+            </w:r>
             <w:r>
               <w:rPr>
                 <w:b/>
                 <w:i w:val="0"/>
+                <w:sz w:val="19"/>
               </w:rPr>
               <w:t>Comentarii</w:t>
             </w:r>
@@ -2425,14 +3402,24 @@
         </w:tc>
         <w:tc>
           <w:tcPr>
-            <w:tcW w:type="dxa" w:w="1500"/>
+            <w:tcW w:type="dxa" w:w="2100"/>
+            <w:vAlign w:val="top"/>
+            <w:shd w:val="clear" w:fill="1C5D8C"/>
           </w:tcPr>
           <w:p>
-            <w:r/>
+            <w:pPr>
+              <w:spacing w:after="40" w:line="240" w:lineRule="auto"/>
+            </w:pPr>
+            <w:r>
+              <w:rPr>
+                <w:color w:val="FFFFFF"/>
+              </w:rPr>
+            </w:r>
             <w:r>
               <w:rPr>
                 <w:b/>
                 <w:i w:val="0"/>
+                <w:sz w:val="19"/>
               </w:rPr>
               <w:t>Decizie</w:t>
             </w:r>
@@ -2440,14 +3427,24 @@
         </w:tc>
         <w:tc>
           <w:tcPr>
-            <w:tcW w:type="dxa" w:w="1800"/>
+            <w:tcW w:type="dxa" w:w="3160"/>
+            <w:vAlign w:val="top"/>
+            <w:shd w:val="clear" w:fill="1C5D8C"/>
           </w:tcPr>
           <w:p>
-            <w:r/>
+            <w:pPr>
+              <w:spacing w:after="40" w:line="240" w:lineRule="auto"/>
+            </w:pPr>
+            <w:r>
+              <w:rPr>
+                <w:color w:val="FFFFFF"/>
+              </w:rPr>
+            </w:r>
             <w:r>
               <w:rPr>
                 <w:b/>
                 <w:i w:val="0"/>
+                <w:sz w:val="19"/>
               </w:rPr>
               <w:t>Comentariu editor</w:t>
             </w:r>
@@ -2457,14 +3454,19 @@
       <w:tr>
         <w:tc>
           <w:tcPr>
-            <w:tcW w:type="dxa" w:w="800"/>
+            <w:tcW w:type="dxa" w:w="640"/>
+            <w:vAlign w:val="top"/>
           </w:tcPr>
           <w:p>
+            <w:pPr>
+              <w:spacing w:after="40" w:line="240" w:lineRule="auto"/>
+            </w:pPr>
             <w:r/>
             <w:r>
               <w:rPr>
                 <w:b w:val="0"/>
                 <w:i w:val="0"/>
+                <w:sz w:val="19"/>
               </w:rPr>
               <w:t>E</w:t>
             </w:r>
@@ -2472,14 +3474,19 @@
         </w:tc>
         <w:tc>
           <w:tcPr>
-            <w:tcW w:type="dxa" w:w="1800"/>
+            <w:tcW w:type="dxa" w:w="2360"/>
+            <w:vAlign w:val="top"/>
           </w:tcPr>
           <w:p>
+            <w:pPr>
+              <w:spacing w:after="40" w:line="240" w:lineRule="auto"/>
+            </w:pPr>
             <w:r/>
             <w:r>
               <w:rPr>
                 <w:b w:val="0"/>
                 <w:i w:val="0"/>
+                <w:sz w:val="19"/>
               </w:rPr>
               <w:t>Ecografie toracică</w:t>
             </w:r>
@@ -2487,14 +3494,19 @@
         </w:tc>
         <w:tc>
           <w:tcPr>
-            <w:tcW w:type="dxa" w:w="3000"/>
+            <w:tcW w:type="dxa" w:w="1900"/>
+            <w:vAlign w:val="top"/>
           </w:tcPr>
           <w:p>
+            <w:pPr>
+              <w:spacing w:after="40" w:line="240" w:lineRule="auto"/>
+            </w:pPr>
             <w:r/>
             <w:r>
               <w:rPr>
                 <w:b w:val="0"/>
                 <w:i w:val="0"/>
+                <w:sz w:val="19"/>
               </w:rPr>
               <w:t>Indicat</w:t>
             </w:r>
@@ -2502,14 +3514,19 @@
         </w:tc>
         <w:tc>
           <w:tcPr>
-            <w:tcW w:type="dxa" w:w="900"/>
+            <w:tcW w:type="dxa" w:w="760"/>
+            <w:vAlign w:val="top"/>
           </w:tcPr>
           <w:p>
+            <w:pPr>
+              <w:spacing w:after="40" w:line="240" w:lineRule="auto"/>
+            </w:pPr>
             <w:r/>
             <w:r>
               <w:rPr>
                 <w:b w:val="0"/>
                 <w:i w:val="0"/>
+                <w:sz w:val="19"/>
               </w:rPr>
               <w:t>B</w:t>
             </w:r>
@@ -2517,14 +3534,19 @@
         </w:tc>
         <w:tc>
           <w:tcPr>
-            <w:tcW w:type="dxa" w:w="1100"/>
+            <w:tcW w:type="dxa" w:w="800"/>
+            <w:vAlign w:val="top"/>
           </w:tcPr>
           <w:p>
+            <w:pPr>
+              <w:spacing w:after="40" w:line="240" w:lineRule="auto"/>
+            </w:pPr>
             <w:r/>
             <w:r>
               <w:rPr>
                 <w:b w:val="0"/>
                 <w:i w:val="0"/>
+                <w:sz w:val="19"/>
               </w:rPr>
               <w:t>0</w:t>
             </w:r>
@@ -2532,14 +3554,19 @@
         </w:tc>
         <w:tc>
           <w:tcPr>
-            <w:tcW w:type="dxa" w:w="3000"/>
+            <w:tcW w:type="dxa" w:w="3400"/>
+            <w:vAlign w:val="top"/>
           </w:tcPr>
           <w:p>
+            <w:pPr>
+              <w:spacing w:after="40" w:line="240" w:lineRule="auto"/>
+            </w:pPr>
             <w:r/>
             <w:r>
               <w:rPr>
                 <w:b w:val="0"/>
                 <w:i w:val="0"/>
+                <w:sz w:val="19"/>
               </w:rPr>
               <w:t>Cloazonări, ghidajul drenajului.</w:t>
             </w:r>
@@ -2547,28 +3574,38 @@
         </w:tc>
         <w:tc>
           <w:tcPr>
-            <w:tcW w:type="dxa" w:w="1500"/>
+            <w:tcW w:type="dxa" w:w="2100"/>
+            <w:vAlign w:val="top"/>
           </w:tcPr>
           <w:p>
+            <w:pPr>
+              <w:spacing w:after="40" w:line="240" w:lineRule="auto"/>
+            </w:pPr>
             <w:r/>
             <w:r>
               <w:rPr>
                 <w:b w:val="0"/>
                 <w:i w:val="0"/>
+                <w:sz w:val="19"/>
               </w:rPr>
             </w:r>
           </w:p>
         </w:tc>
         <w:tc>
           <w:tcPr>
-            <w:tcW w:type="dxa" w:w="1800"/>
+            <w:tcW w:type="dxa" w:w="3160"/>
+            <w:vAlign w:val="top"/>
           </w:tcPr>
           <w:p>
+            <w:pPr>
+              <w:spacing w:after="40" w:line="240" w:lineRule="auto"/>
+            </w:pPr>
             <w:r/>
             <w:r>
               <w:rPr>
                 <w:b w:val="0"/>
                 <w:i w:val="0"/>
+                <w:sz w:val="19"/>
               </w:rPr>
             </w:r>
           </w:p>
@@ -2577,14 +3614,19 @@
       <w:tr>
         <w:tc>
           <w:tcPr>
-            <w:tcW w:type="dxa" w:w="800"/>
+            <w:tcW w:type="dxa" w:w="640"/>
+            <w:vAlign w:val="top"/>
           </w:tcPr>
           <w:p>
+            <w:pPr>
+              <w:spacing w:after="40" w:line="240" w:lineRule="auto"/>
+            </w:pPr>
             <w:r/>
             <w:r>
               <w:rPr>
                 <w:b w:val="0"/>
                 <w:i w:val="0"/>
+                <w:sz w:val="19"/>
               </w:rPr>
               <w:t>T</w:t>
             </w:r>
@@ -2592,14 +3634,19 @@
         </w:tc>
         <w:tc>
           <w:tcPr>
-            <w:tcW w:type="dxa" w:w="1800"/>
+            <w:tcW w:type="dxa" w:w="2360"/>
+            <w:vAlign w:val="top"/>
           </w:tcPr>
           <w:p>
+            <w:pPr>
+              <w:spacing w:after="40" w:line="240" w:lineRule="auto"/>
+            </w:pPr>
             <w:r/>
             <w:r>
               <w:rPr>
                 <w:b w:val="0"/>
                 <w:i w:val="0"/>
+                <w:sz w:val="19"/>
               </w:rPr>
               <w:t>CT torace cu substanță de contrast</w:t>
             </w:r>
@@ -2607,14 +3654,19 @@
         </w:tc>
         <w:tc>
           <w:tcPr>
-            <w:tcW w:type="dxa" w:w="3000"/>
+            <w:tcW w:type="dxa" w:w="1900"/>
+            <w:vAlign w:val="top"/>
           </w:tcPr>
           <w:p>
+            <w:pPr>
+              <w:spacing w:after="40" w:line="240" w:lineRule="auto"/>
+            </w:pPr>
             <w:r/>
             <w:r>
               <w:rPr>
                 <w:b w:val="0"/>
                 <w:i w:val="0"/>
+                <w:sz w:val="19"/>
               </w:rPr>
               <w:t>Indicat</w:t>
             </w:r>
@@ -2622,14 +3674,19 @@
         </w:tc>
         <w:tc>
           <w:tcPr>
-            <w:tcW w:type="dxa" w:w="900"/>
+            <w:tcW w:type="dxa" w:w="760"/>
+            <w:vAlign w:val="top"/>
           </w:tcPr>
           <w:p>
+            <w:pPr>
+              <w:spacing w:after="40" w:line="240" w:lineRule="auto"/>
+            </w:pPr>
             <w:r/>
             <w:r>
               <w:rPr>
                 <w:b w:val="0"/>
                 <w:i w:val="0"/>
+                <w:sz w:val="19"/>
               </w:rPr>
               <w:t>B</w:t>
             </w:r>
@@ -2637,14 +3694,19 @@
         </w:tc>
         <w:tc>
           <w:tcPr>
-            <w:tcW w:type="dxa" w:w="1100"/>
+            <w:tcW w:type="dxa" w:w="800"/>
+            <w:vAlign w:val="top"/>
           </w:tcPr>
           <w:p>
+            <w:pPr>
+              <w:spacing w:after="40" w:line="240" w:lineRule="auto"/>
+            </w:pPr>
             <w:r/>
             <w:r>
               <w:rPr>
                 <w:b w:val="0"/>
                 <w:i w:val="0"/>
+                <w:sz w:val="19"/>
               </w:rPr>
               <w:t>2–3</w:t>
             </w:r>
@@ -2652,14 +3714,19 @@
         </w:tc>
         <w:tc>
           <w:tcPr>
-            <w:tcW w:type="dxa" w:w="3000"/>
+            <w:tcW w:type="dxa" w:w="3400"/>
+            <w:vAlign w:val="top"/>
           </w:tcPr>
           <w:p>
+            <w:pPr>
+              <w:spacing w:after="40" w:line="240" w:lineRule="auto"/>
+            </w:pPr>
             <w:r/>
             <w:r>
               <w:rPr>
                 <w:b w:val="0"/>
                 <w:i w:val="0"/>
+                <w:sz w:val="19"/>
               </w:rPr>
               <w:t>Colecție organizată, „split pleura sign”, ghidajul drenajului.</w:t>
             </w:r>
@@ -2667,28 +3734,38 @@
         </w:tc>
         <w:tc>
           <w:tcPr>
-            <w:tcW w:type="dxa" w:w="1500"/>
+            <w:tcW w:type="dxa" w:w="2100"/>
+            <w:vAlign w:val="top"/>
           </w:tcPr>
           <w:p>
+            <w:pPr>
+              <w:spacing w:after="40" w:line="240" w:lineRule="auto"/>
+            </w:pPr>
             <w:r/>
             <w:r>
               <w:rPr>
                 <w:b w:val="0"/>
                 <w:i w:val="0"/>
+                <w:sz w:val="19"/>
               </w:rPr>
             </w:r>
           </w:p>
         </w:tc>
         <w:tc>
           <w:tcPr>
-            <w:tcW w:type="dxa" w:w="1800"/>
+            <w:tcW w:type="dxa" w:w="3160"/>
+            <w:vAlign w:val="top"/>
           </w:tcPr>
           <w:p>
+            <w:pPr>
+              <w:spacing w:after="40" w:line="240" w:lineRule="auto"/>
+            </w:pPr>
             <w:r/>
             <w:r>
               <w:rPr>
                 <w:b w:val="0"/>
                 <w:i w:val="0"/>
+                <w:sz w:val="19"/>
               </w:rPr>
             </w:r>
           </w:p>
@@ -2701,9 +3778,6 @@
         <w:pStyle w:val="Heading3"/>
       </w:pPr>
       <w:r>
-        <w:rPr>
-          <w:color w:val="1C5D8C"/>
-        </w:rPr>
         <w:t>Pulmon — Bronșiectazii</w:t>
       </w:r>
     </w:p>
@@ -2711,38 +3785,52 @@
       <w:r>
         <w:rPr>
           <w:i/>
+          <w:color w:val="555555"/>
         </w:rPr>
         <w:t>Cf. RCR iRefer; ACR Appropriateness Criteria.</w:t>
       </w:r>
     </w:p>
     <w:tbl>
       <w:tblPr>
-        <w:tblStyle w:val="LightGrid-Accent1"/>
-        <w:tblW w:type="auto" w:w="0"/>
+        <w:tblStyle w:val="TableGrid"/>
+        <w:tblW w:type="dxa" w:w="15120"/>
         <w:tblLayout w:type="fixed"/>
         <w:tblLook w:firstColumn="1" w:firstRow="1" w:lastColumn="0" w:lastRow="0" w:noHBand="0" w:noVBand="1" w:val="04A0"/>
       </w:tblPr>
       <w:tblGrid>
-        <w:gridCol w:w="1767"/>
-        <w:gridCol w:w="1767"/>
-        <w:gridCol w:w="1767"/>
-        <w:gridCol w:w="1767"/>
-        <w:gridCol w:w="1767"/>
-        <w:gridCol w:w="1767"/>
-        <w:gridCol w:w="1767"/>
-        <w:gridCol w:w="1767"/>
+        <w:gridCol w:w="640"/>
+        <w:gridCol w:w="2360"/>
+        <w:gridCol w:w="1900"/>
+        <w:gridCol w:w="760"/>
+        <w:gridCol w:w="800"/>
+        <w:gridCol w:w="3400"/>
+        <w:gridCol w:w="2100"/>
+        <w:gridCol w:w="3160"/>
       </w:tblGrid>
       <w:tr>
+        <w:trPr>
+          <w:tblHeader w:val="true"/>
+        </w:trPr>
         <w:tc>
           <w:tcPr>
-            <w:tcW w:type="dxa" w:w="800"/>
+            <w:tcW w:type="dxa" w:w="640"/>
+            <w:vAlign w:val="top"/>
+            <w:shd w:val="clear" w:fill="1C5D8C"/>
           </w:tcPr>
           <w:p>
-            <w:r/>
+            <w:pPr>
+              <w:spacing w:after="40" w:line="240" w:lineRule="auto"/>
+            </w:pPr>
+            <w:r>
+              <w:rPr>
+                <w:color w:val="FFFFFF"/>
+              </w:rPr>
+            </w:r>
             <w:r>
               <w:rPr>
                 <w:b/>
                 <w:i w:val="0"/>
+                <w:sz w:val="19"/>
               </w:rPr>
               <w:t>Tip</w:t>
             </w:r>
@@ -2750,14 +3838,24 @@
         </w:tc>
         <w:tc>
           <w:tcPr>
-            <w:tcW w:type="dxa" w:w="1800"/>
+            <w:tcW w:type="dxa" w:w="2360"/>
+            <w:vAlign w:val="top"/>
+            <w:shd w:val="clear" w:fill="1C5D8C"/>
           </w:tcPr>
           <w:p>
-            <w:r/>
+            <w:pPr>
+              <w:spacing w:after="40" w:line="240" w:lineRule="auto"/>
+            </w:pPr>
+            <w:r>
+              <w:rPr>
+                <w:color w:val="FFFFFF"/>
+              </w:rPr>
+            </w:r>
             <w:r>
               <w:rPr>
                 <w:b/>
                 <w:i w:val="0"/>
+                <w:sz w:val="19"/>
               </w:rPr>
               <w:t>Examen</w:t>
             </w:r>
@@ -2765,14 +3863,24 @@
         </w:tc>
         <w:tc>
           <w:tcPr>
-            <w:tcW w:type="dxa" w:w="3000"/>
+            <w:tcW w:type="dxa" w:w="1900"/>
+            <w:vAlign w:val="top"/>
+            <w:shd w:val="clear" w:fill="1C5D8C"/>
           </w:tcPr>
           <w:p>
-            <w:r/>
+            <w:pPr>
+              <w:spacing w:after="40" w:line="240" w:lineRule="auto"/>
+            </w:pPr>
+            <w:r>
+              <w:rPr>
+                <w:color w:val="FFFFFF"/>
+              </w:rPr>
+            </w:r>
             <w:r>
               <w:rPr>
                 <w:b/>
                 <w:i w:val="0"/>
+                <w:sz w:val="19"/>
               </w:rPr>
               <w:t>Indicație</w:t>
             </w:r>
@@ -2780,14 +3888,24 @@
         </w:tc>
         <w:tc>
           <w:tcPr>
-            <w:tcW w:type="dxa" w:w="900"/>
+            <w:tcW w:type="dxa" w:w="760"/>
+            <w:vAlign w:val="top"/>
+            <w:shd w:val="clear" w:fill="1C5D8C"/>
           </w:tcPr>
           <w:p>
-            <w:r/>
+            <w:pPr>
+              <w:spacing w:after="40" w:line="240" w:lineRule="auto"/>
+            </w:pPr>
+            <w:r>
+              <w:rPr>
+                <w:color w:val="FFFFFF"/>
+              </w:rPr>
+            </w:r>
             <w:r>
               <w:rPr>
                 <w:b/>
                 <w:i w:val="0"/>
+                <w:sz w:val="19"/>
               </w:rPr>
               <w:t>Grad</w:t>
             </w:r>
@@ -2795,14 +3913,24 @@
         </w:tc>
         <w:tc>
           <w:tcPr>
-            <w:tcW w:type="dxa" w:w="1100"/>
+            <w:tcW w:type="dxa" w:w="800"/>
+            <w:vAlign w:val="top"/>
+            <w:shd w:val="clear" w:fill="1C5D8C"/>
           </w:tcPr>
           <w:p>
-            <w:r/>
+            <w:pPr>
+              <w:spacing w:after="40" w:line="240" w:lineRule="auto"/>
+            </w:pPr>
+            <w:r>
+              <w:rPr>
+                <w:color w:val="FFFFFF"/>
+              </w:rPr>
+            </w:r>
             <w:r>
               <w:rPr>
                 <w:b/>
                 <w:i w:val="0"/>
+                <w:sz w:val="19"/>
               </w:rPr>
               <w:t>Doză</w:t>
             </w:r>
@@ -2810,14 +3938,24 @@
         </w:tc>
         <w:tc>
           <w:tcPr>
-            <w:tcW w:type="dxa" w:w="3000"/>
+            <w:tcW w:type="dxa" w:w="3400"/>
+            <w:vAlign w:val="top"/>
+            <w:shd w:val="clear" w:fill="1C5D8C"/>
           </w:tcPr>
           <w:p>
-            <w:r/>
+            <w:pPr>
+              <w:spacing w:after="40" w:line="240" w:lineRule="auto"/>
+            </w:pPr>
+            <w:r>
+              <w:rPr>
+                <w:color w:val="FFFFFF"/>
+              </w:rPr>
+            </w:r>
             <w:r>
               <w:rPr>
                 <w:b/>
                 <w:i w:val="0"/>
+                <w:sz w:val="19"/>
               </w:rPr>
               <w:t>Comentarii</w:t>
             </w:r>
@@ -2825,14 +3963,24 @@
         </w:tc>
         <w:tc>
           <w:tcPr>
-            <w:tcW w:type="dxa" w:w="1500"/>
+            <w:tcW w:type="dxa" w:w="2100"/>
+            <w:vAlign w:val="top"/>
+            <w:shd w:val="clear" w:fill="1C5D8C"/>
           </w:tcPr>
           <w:p>
-            <w:r/>
+            <w:pPr>
+              <w:spacing w:after="40" w:line="240" w:lineRule="auto"/>
+            </w:pPr>
+            <w:r>
+              <w:rPr>
+                <w:color w:val="FFFFFF"/>
+              </w:rPr>
+            </w:r>
             <w:r>
               <w:rPr>
                 <w:b/>
                 <w:i w:val="0"/>
+                <w:sz w:val="19"/>
               </w:rPr>
               <w:t>Decizie</w:t>
             </w:r>
@@ -2840,14 +3988,24 @@
         </w:tc>
         <w:tc>
           <w:tcPr>
-            <w:tcW w:type="dxa" w:w="1800"/>
+            <w:tcW w:type="dxa" w:w="3160"/>
+            <w:vAlign w:val="top"/>
+            <w:shd w:val="clear" w:fill="1C5D8C"/>
           </w:tcPr>
           <w:p>
-            <w:r/>
+            <w:pPr>
+              <w:spacing w:after="40" w:line="240" w:lineRule="auto"/>
+            </w:pPr>
+            <w:r>
+              <w:rPr>
+                <w:color w:val="FFFFFF"/>
+              </w:rPr>
+            </w:r>
             <w:r>
               <w:rPr>
                 <w:b/>
                 <w:i w:val="0"/>
+                <w:sz w:val="19"/>
               </w:rPr>
               <w:t>Comentariu editor</w:t>
             </w:r>
@@ -2857,14 +4015,19 @@
       <w:tr>
         <w:tc>
           <w:tcPr>
-            <w:tcW w:type="dxa" w:w="800"/>
+            <w:tcW w:type="dxa" w:w="640"/>
+            <w:vAlign w:val="top"/>
           </w:tcPr>
           <w:p>
+            <w:pPr>
+              <w:spacing w:after="40" w:line="240" w:lineRule="auto"/>
+            </w:pPr>
             <w:r/>
             <w:r>
               <w:rPr>
                 <w:b w:val="0"/>
                 <w:i w:val="0"/>
+                <w:sz w:val="19"/>
               </w:rPr>
               <w:t>T</w:t>
             </w:r>
@@ -2872,14 +4035,19 @@
         </w:tc>
         <w:tc>
           <w:tcPr>
-            <w:tcW w:type="dxa" w:w="1800"/>
+            <w:tcW w:type="dxa" w:w="2360"/>
+            <w:vAlign w:val="top"/>
           </w:tcPr>
           <w:p>
+            <w:pPr>
+              <w:spacing w:after="40" w:line="240" w:lineRule="auto"/>
+            </w:pPr>
             <w:r/>
             <w:r>
               <w:rPr>
                 <w:b w:val="0"/>
                 <w:i w:val="0"/>
+                <w:sz w:val="19"/>
               </w:rPr>
               <w:t>CT de înaltă rezoluție (HRCT), fără contrast</w:t>
             </w:r>
@@ -2887,14 +4055,19 @@
         </w:tc>
         <w:tc>
           <w:tcPr>
-            <w:tcW w:type="dxa" w:w="3000"/>
+            <w:tcW w:type="dxa" w:w="1900"/>
+            <w:vAlign w:val="top"/>
           </w:tcPr>
           <w:p>
+            <w:pPr>
+              <w:spacing w:after="40" w:line="240" w:lineRule="auto"/>
+            </w:pPr>
             <w:r/>
             <w:r>
               <w:rPr>
                 <w:b w:val="0"/>
                 <w:i w:val="0"/>
+                <w:sz w:val="19"/>
               </w:rPr>
               <w:t>Indicat</w:t>
             </w:r>
@@ -2902,14 +4075,19 @@
         </w:tc>
         <w:tc>
           <w:tcPr>
-            <w:tcW w:type="dxa" w:w="900"/>
+            <w:tcW w:type="dxa" w:w="760"/>
+            <w:vAlign w:val="top"/>
           </w:tcPr>
           <w:p>
+            <w:pPr>
+              <w:spacing w:after="40" w:line="240" w:lineRule="auto"/>
+            </w:pPr>
             <w:r/>
             <w:r>
               <w:rPr>
                 <w:b w:val="0"/>
                 <w:i w:val="0"/>
+                <w:sz w:val="19"/>
               </w:rPr>
               <w:t>A</w:t>
             </w:r>
@@ -2917,14 +4095,19 @@
         </w:tc>
         <w:tc>
           <w:tcPr>
-            <w:tcW w:type="dxa" w:w="1100"/>
+            <w:tcW w:type="dxa" w:w="800"/>
+            <w:vAlign w:val="top"/>
           </w:tcPr>
           <w:p>
+            <w:pPr>
+              <w:spacing w:after="40" w:line="240" w:lineRule="auto"/>
+            </w:pPr>
             <w:r/>
             <w:r>
               <w:rPr>
                 <w:b w:val="0"/>
                 <w:i w:val="0"/>
+                <w:sz w:val="19"/>
               </w:rPr>
               <w:t>2–3</w:t>
             </w:r>
@@ -2932,14 +4115,19 @@
         </w:tc>
         <w:tc>
           <w:tcPr>
-            <w:tcW w:type="dxa" w:w="3000"/>
+            <w:tcW w:type="dxa" w:w="3400"/>
+            <w:vAlign w:val="top"/>
           </w:tcPr>
           <w:p>
+            <w:pPr>
+              <w:spacing w:after="40" w:line="240" w:lineRule="auto"/>
+            </w:pPr>
             <w:r/>
             <w:r>
               <w:rPr>
                 <w:b w:val="0"/>
                 <w:i w:val="0"/>
+                <w:sz w:val="19"/>
               </w:rPr>
               <w:t>Examen de referință.</w:t>
             </w:r>
@@ -2947,28 +4135,38 @@
         </w:tc>
         <w:tc>
           <w:tcPr>
-            <w:tcW w:type="dxa" w:w="1500"/>
+            <w:tcW w:type="dxa" w:w="2100"/>
+            <w:vAlign w:val="top"/>
           </w:tcPr>
           <w:p>
+            <w:pPr>
+              <w:spacing w:after="40" w:line="240" w:lineRule="auto"/>
+            </w:pPr>
             <w:r/>
             <w:r>
               <w:rPr>
                 <w:b w:val="0"/>
                 <w:i w:val="0"/>
+                <w:sz w:val="19"/>
               </w:rPr>
             </w:r>
           </w:p>
         </w:tc>
         <w:tc>
           <w:tcPr>
-            <w:tcW w:type="dxa" w:w="1800"/>
+            <w:tcW w:type="dxa" w:w="3160"/>
+            <w:vAlign w:val="top"/>
           </w:tcPr>
           <w:p>
+            <w:pPr>
+              <w:spacing w:after="40" w:line="240" w:lineRule="auto"/>
+            </w:pPr>
             <w:r/>
             <w:r>
               <w:rPr>
                 <w:b w:val="0"/>
                 <w:i w:val="0"/>
+                <w:sz w:val="19"/>
               </w:rPr>
             </w:r>
           </w:p>
@@ -2977,14 +4175,19 @@
       <w:tr>
         <w:tc>
           <w:tcPr>
-            <w:tcW w:type="dxa" w:w="800"/>
+            <w:tcW w:type="dxa" w:w="640"/>
+            <w:vAlign w:val="top"/>
           </w:tcPr>
           <w:p>
+            <w:pPr>
+              <w:spacing w:after="40" w:line="240" w:lineRule="auto"/>
+            </w:pPr>
             <w:r/>
             <w:r>
               <w:rPr>
                 <w:b w:val="0"/>
                 <w:i w:val="0"/>
+                <w:sz w:val="19"/>
               </w:rPr>
               <w:t>G</w:t>
             </w:r>
@@ -2992,14 +4195,19 @@
         </w:tc>
         <w:tc>
           <w:tcPr>
-            <w:tcW w:type="dxa" w:w="1800"/>
+            <w:tcW w:type="dxa" w:w="2360"/>
+            <w:vAlign w:val="top"/>
           </w:tcPr>
           <w:p>
+            <w:pPr>
+              <w:spacing w:after="40" w:line="240" w:lineRule="auto"/>
+            </w:pPr>
             <w:r/>
             <w:r>
               <w:rPr>
                 <w:b w:val="0"/>
                 <w:i w:val="0"/>
+                <w:sz w:val="19"/>
               </w:rPr>
               <w:t>Radiografie toracică</w:t>
             </w:r>
@@ -3007,14 +4215,19 @@
         </w:tc>
         <w:tc>
           <w:tcPr>
-            <w:tcW w:type="dxa" w:w="3000"/>
+            <w:tcW w:type="dxa" w:w="1900"/>
+            <w:vAlign w:val="top"/>
           </w:tcPr>
           <w:p>
+            <w:pPr>
+              <w:spacing w:after="40" w:line="240" w:lineRule="auto"/>
+            </w:pPr>
             <w:r/>
             <w:r>
               <w:rPr>
                 <w:b w:val="0"/>
                 <w:i w:val="0"/>
+                <w:sz w:val="19"/>
               </w:rPr>
               <w:t>Doar în cazuri particulare</w:t>
             </w:r>
@@ -3022,14 +4235,19 @@
         </w:tc>
         <w:tc>
           <w:tcPr>
-            <w:tcW w:type="dxa" w:w="900"/>
+            <w:tcW w:type="dxa" w:w="760"/>
+            <w:vAlign w:val="top"/>
           </w:tcPr>
           <w:p>
+            <w:pPr>
+              <w:spacing w:after="40" w:line="240" w:lineRule="auto"/>
+            </w:pPr>
             <w:r/>
             <w:r>
               <w:rPr>
                 <w:b w:val="0"/>
                 <w:i w:val="0"/>
+                <w:sz w:val="19"/>
               </w:rPr>
               <w:t>B</w:t>
             </w:r>
@@ -3037,14 +4255,19 @@
         </w:tc>
         <w:tc>
           <w:tcPr>
-            <w:tcW w:type="dxa" w:w="1100"/>
+            <w:tcW w:type="dxa" w:w="800"/>
+            <w:vAlign w:val="top"/>
           </w:tcPr>
           <w:p>
+            <w:pPr>
+              <w:spacing w:after="40" w:line="240" w:lineRule="auto"/>
+            </w:pPr>
             <w:r/>
             <w:r>
               <w:rPr>
                 <w:b w:val="0"/>
                 <w:i w:val="0"/>
+                <w:sz w:val="19"/>
               </w:rPr>
               <w:t>1</w:t>
             </w:r>
@@ -3052,14 +4275,19 @@
         </w:tc>
         <w:tc>
           <w:tcPr>
-            <w:tcW w:type="dxa" w:w="3000"/>
+            <w:tcW w:type="dxa" w:w="3400"/>
+            <w:vAlign w:val="top"/>
           </w:tcPr>
           <w:p>
+            <w:pPr>
+              <w:spacing w:after="40" w:line="240" w:lineRule="auto"/>
+            </w:pPr>
             <w:r/>
             <w:r>
               <w:rPr>
                 <w:b w:val="0"/>
                 <w:i w:val="0"/>
+                <w:sz w:val="19"/>
               </w:rPr>
               <w:t>Insensibilă.</w:t>
             </w:r>
@@ -3067,28 +4295,38 @@
         </w:tc>
         <w:tc>
           <w:tcPr>
-            <w:tcW w:type="dxa" w:w="1500"/>
+            <w:tcW w:type="dxa" w:w="2100"/>
+            <w:vAlign w:val="top"/>
           </w:tcPr>
           <w:p>
+            <w:pPr>
+              <w:spacing w:after="40" w:line="240" w:lineRule="auto"/>
+            </w:pPr>
             <w:r/>
             <w:r>
               <w:rPr>
                 <w:b w:val="0"/>
                 <w:i w:val="0"/>
+                <w:sz w:val="19"/>
               </w:rPr>
             </w:r>
           </w:p>
         </w:tc>
         <w:tc>
           <w:tcPr>
-            <w:tcW w:type="dxa" w:w="1800"/>
+            <w:tcW w:type="dxa" w:w="3160"/>
+            <w:vAlign w:val="top"/>
           </w:tcPr>
           <w:p>
+            <w:pPr>
+              <w:spacing w:after="40" w:line="240" w:lineRule="auto"/>
+            </w:pPr>
             <w:r/>
             <w:r>
               <w:rPr>
                 <w:b w:val="0"/>
                 <w:i w:val="0"/>
+                <w:sz w:val="19"/>
               </w:rPr>
             </w:r>
           </w:p>
@@ -3101,25 +4339,82 @@
         <w:pStyle w:val="Heading2"/>
       </w:pPr>
       <w:r>
-        <w:rPr>
-          <w:color w:val="1C5D8C"/>
-        </w:rPr>
         <w:t>4. Duplicate de rezolvat</w:t>
       </w:r>
     </w:p>
     <w:p>
       <w:r>
-        <w:t>(niciun duplicat deschis pentru acest capitol)</w:t>
+        <w:rPr>
+          <w:i/>
+          <w:color w:val="555555"/>
+        </w:rPr>
+        <w:t>Niciun duplicat deschis pentru acest capitol.</w:t>
       </w:r>
     </w:p>
     <w:sectPr>
-      <w:pgSz w:w="15840" w:h="12240" w:orient="landscape"/>
-      <w:pgMar w:top="1440" w:right="850" w:bottom="1440" w:left="850" w:header="720" w:footer="720" w:gutter="0"/>
+      <w:footerReference w:type="default" r:id="rId9"/>
+      <w:pgSz w:w="16838" w:h="11906" w:orient="landscape"/>
+      <w:pgMar w:top="850" w:right="850" w:bottom="850" w:left="850" w:header="720" w:footer="720" w:gutter="0"/>
       <w:cols w:space="720"/>
       <w:docGrid w:linePitch="360"/>
     </w:sectPr>
   </w:body>
 </w:document>
+</file>
+
+<file path=word/footer1.xml><?xml version="1.0" encoding="utf-8"?>
+<w:ftr xmlns:m="http://schemas.openxmlformats.org/officeDocument/2006/math" xmlns:mc="http://schemas.openxmlformats.org/markup-compatibility/2006" xmlns:mo="http://schemas.microsoft.com/office/mac/office/2008/main" xmlns:mv="urn:schemas-microsoft-com:mac:vml" xmlns:o="urn:schemas-microsoft-com:office:office" xmlns:r="http://schemas.openxmlformats.org/officeDocument/2006/relationships" xmlns:v="urn:schemas-microsoft-com:vml" xmlns:w10="urn:schemas-microsoft-com:office:word" xmlns:w14="http://schemas.microsoft.com/office/word/2010/wordml" xmlns:w="http://schemas.openxmlformats.org/wordprocessingml/2006/main" xmlns:wne="http://schemas.microsoft.com/office/word/2006/wordml" xmlns:wp14="http://schemas.microsoft.com/office/word/2010/wordprocessingDrawing" xmlns:wp="http://schemas.openxmlformats.org/drawingml/2006/wordprocessingDrawing" xmlns:wpc="http://schemas.microsoft.com/office/word/2010/wordprocessingCanvas" xmlns:wpg="http://schemas.microsoft.com/office/word/2010/wordprocessingGroup" xmlns:wpi="http://schemas.microsoft.com/office/word/2010/wordprocessingInk" xmlns:wps="http://schemas.microsoft.com/office/word/2010/wordprocessingShape" mc:Ignorable="w14 wp14">
+  <w:p>
+    <w:pPr>
+      <w:pStyle w:val="Footer"/>
+      <w:tabs>
+        <w:tab w:pos="4680" w:val="clear"/>
+        <w:tab w:pos="9360" w:val="clear"/>
+        <w:tab w:pos="15138" w:val="right"/>
+      </w:tabs>
+    </w:pPr>
+    <w:r>
+      <w:rPr>
+        <w:color w:val="555555"/>
+        <w:sz w:val="18"/>
+      </w:rPr>
+      <w:t>Torace — pachet de review</w:t>
+      <w:tab/>
+    </w:r>
+    <w:r>
+      <w:rPr>
+        <w:color w:val="555555"/>
+        <w:sz w:val="18"/>
+      </w:rPr>
+      <w:t xml:space="preserve">Pagina </w:t>
+    </w:r>
+    <w:r>
+      <w:rPr>
+        <w:color w:val="555555"/>
+        <w:sz w:val="18"/>
+      </w:rPr>
+      <w:fldChar w:fldCharType="begin"/>
+      <w:instrText xml:space="preserve">PAGE</w:instrText>
+      <w:fldChar w:fldCharType="end"/>
+    </w:r>
+    <w:r>
+      <w:rPr>
+        <w:color w:val="555555"/>
+        <w:sz w:val="18"/>
+      </w:rPr>
+      <w:t xml:space="preserve"> din </w:t>
+    </w:r>
+    <w:r>
+      <w:rPr>
+        <w:color w:val="555555"/>
+        <w:sz w:val="18"/>
+      </w:rPr>
+      <w:fldChar w:fldCharType="begin"/>
+      <w:instrText xml:space="preserve">NUMPAGES</w:instrText>
+      <w:fldChar w:fldCharType="end"/>
+    </w:r>
+  </w:p>
+</w:ftr>
 </file>
 
 <file path=word/numbering.xml><?xml version="1.0" encoding="utf-8"?>
@@ -3485,6 +4780,13 @@
     <w:name w:val="Normal"/>
     <w:qFormat/>
     <w:rsid w:val="00FC693F"/>
+    <w:pPr>
+      <w:spacing w:after="160" w:line="276" w:lineRule="auto"/>
+    </w:pPr>
+    <w:rPr>
+      <w:rFonts w:ascii="Calibri" w:hAnsi="Calibri" w:eastAsia="Calibri"/>
+      <w:sz w:val="22"/>
+    </w:rPr>
   </w:style>
   <w:style w:type="paragraph" w:styleId="Header">
     <w:name w:val="header"/>
@@ -3541,15 +4843,15 @@
     <w:pPr>
       <w:keepNext/>
       <w:keepLines/>
-      <w:spacing w:before="480" w:after="0"/>
+      <w:spacing w:before="0" w:after="120"/>
       <w:outlineLvl w:val="0"/>
     </w:pPr>
     <w:rPr>
-      <w:rFonts w:asciiTheme="majorHAnsi" w:eastAsiaTheme="majorEastAsia" w:hAnsiTheme="majorHAnsi" w:cstheme="majorBidi"/>
+      <w:rFonts w:asciiTheme="majorHAnsi" w:eastAsiaTheme="majorEastAsia" w:hAnsiTheme="majorHAnsi" w:cstheme="majorBidi" w:ascii="Calibri" w:hAnsi="Calibri"/>
       <w:b/>
       <w:bCs/>
-      <w:color w:val="365F91" w:themeColor="accent1" w:themeShade="BF"/>
-      <w:sz w:val="28"/>
+      <w:color w:val="1C5D8C"/>
+      <w:sz w:val="40"/>
       <w:szCs w:val="28"/>
     </w:rPr>
   </w:style>
@@ -3565,14 +4867,14 @@
     <w:pPr>
       <w:keepNext/>
       <w:keepLines/>
-      <w:spacing w:before="200" w:after="0"/>
+      <w:spacing w:before="320" w:after="120"/>
       <w:outlineLvl w:val="1"/>
     </w:pPr>
     <w:rPr>
-      <w:rFonts w:asciiTheme="majorHAnsi" w:eastAsiaTheme="majorEastAsia" w:hAnsiTheme="majorHAnsi" w:cstheme="majorBidi"/>
+      <w:rFonts w:asciiTheme="majorHAnsi" w:eastAsiaTheme="majorEastAsia" w:hAnsiTheme="majorHAnsi" w:cstheme="majorBidi" w:ascii="Calibri" w:hAnsi="Calibri"/>
       <w:b/>
       <w:bCs/>
-      <w:color w:val="4F81BD" w:themeColor="accent1"/>
+      <w:color w:val="1C5D8C"/>
       <w:sz w:val="26"/>
       <w:szCs w:val="26"/>
     </w:rPr>
@@ -3589,14 +4891,15 @@
     <w:pPr>
       <w:keepNext/>
       <w:keepLines/>
-      <w:spacing w:before="200" w:after="0"/>
+      <w:spacing w:before="240" w:after="80"/>
       <w:outlineLvl w:val="2"/>
     </w:pPr>
     <w:rPr>
-      <w:rFonts w:asciiTheme="majorHAnsi" w:eastAsiaTheme="majorEastAsia" w:hAnsiTheme="majorHAnsi" w:cstheme="majorBidi"/>
+      <w:rFonts w:asciiTheme="majorHAnsi" w:eastAsiaTheme="majorEastAsia" w:hAnsiTheme="majorHAnsi" w:cstheme="majorBidi" w:ascii="Calibri" w:hAnsi="Calibri"/>
       <w:b/>
       <w:bCs/>
-      <w:color w:val="4F81BD" w:themeColor="accent1"/>
+      <w:color w:val="1C5D8C"/>
+      <w:sz w:val="23"/>
     </w:rPr>
   </w:style>
   <w:style w:type="paragraph" w:styleId="Heading4">
@@ -4012,8 +5315,13 @@
       <w:numPr>
         <w:numId w:val="1"/>
       </w:numPr>
+      <w:spacing w:before="0" w:after="80"/>
       <w:contextualSpacing/>
     </w:pPr>
+    <w:rPr>
+      <w:rFonts w:ascii="Calibri" w:hAnsi="Calibri"/>
+      <w:sz w:val="22"/>
+    </w:rPr>
   </w:style>
   <w:style w:type="paragraph" w:styleId="ListBullet2">
     <w:name w:val="List Bullet 2"/>

--- a/pentru-editori/05-torace/05-torace.docx
+++ b/pentru-editori/05-torace/05-torace.docx
@@ -33,7 +33,7 @@
     </w:p>
     <w:p>
       <w:r>
-        <w:t>Documentul cuprinde, pentru capitolul dumneavoastră: modificările deja aplicate (informativ), problemele rămase de decis, propunerile de conținut nou și duplicatele de rezolvat. Conținutul actual al capitolului nu este reprodus aici — vine din fișierul GHID.csv, transmis alături.</w:t>
+        <w:t>Documentul cuprinde, pentru capitolul dumneavoastră: modificările deja aplicate (informativ), problemele rămase de decis, propunerile de conținut nou și duplicatele de rezolvat. Conținutul actual al capitolului nu este reprodus aici — vine din fișierele GHID.csv și GHID.html, atașate.</w:t>
       </w:r>
     </w:p>
     <w:p>
@@ -47,7 +47,7 @@
           <w:i/>
           <w:color w:val="555555"/>
         </w:rPr>
-        <w:t>Transmise alături: GHID.csv — conținutul integral al ghidului — și memoul „Decizii structurale comune”, de citit înaintea acestui pachet.</w:t>
+        <w:t>Atașate: GHID.csv și GHID.html — conținutul integral al ghidului — și memoul „Decizii structurale comune”, de citit înaintea acestui pachet.</w:t>
       </w:r>
     </w:p>
     <w:p>
@@ -131,13 +131,9 @@
             </w:pPr>
             <w:r>
               <w:rPr>
-                <w:color w:val="FFFFFF"/>
-              </w:rPr>
-            </w:r>
-            <w:r>
-              <w:rPr>
                 <w:b/>
                 <w:i w:val="0"/>
+                <w:color w:val="FFFFFF"/>
                 <w:sz w:val="19"/>
               </w:rPr>
               <w:t>Problemă</w:t>
@@ -156,13 +152,9 @@
             </w:pPr>
             <w:r>
               <w:rPr>
-                <w:color w:val="FFFFFF"/>
-              </w:rPr>
-            </w:r>
-            <w:r>
-              <w:rPr>
                 <w:b/>
                 <w:i w:val="0"/>
+                <w:color w:val="FFFFFF"/>
                 <w:sz w:val="19"/>
               </w:rPr>
               <w:t>Decizie</w:t>
@@ -181,13 +173,9 @@
             </w:pPr>
             <w:r>
               <w:rPr>
-                <w:color w:val="FFFFFF"/>
-              </w:rPr>
-            </w:r>
-            <w:r>
-              <w:rPr>
                 <w:b/>
                 <w:i w:val="0"/>
+                <w:color w:val="FFFFFF"/>
                 <w:sz w:val="19"/>
               </w:rPr>
               <w:t>Comentariu</w:t>
@@ -205,7 +193,6 @@
             <w:pPr>
               <w:spacing w:after="60" w:line="240" w:lineRule="auto"/>
             </w:pPr>
-            <w:r/>
             <w:r>
               <w:rPr>
                 <w:b/>
@@ -258,7 +245,6 @@
             <w:pPr>
               <w:spacing w:after="40" w:line="240" w:lineRule="auto"/>
             </w:pPr>
-            <w:r/>
             <w:r>
               <w:rPr>
                 <w:b w:val="0"/>
@@ -277,7 +263,6 @@
             <w:pPr>
               <w:spacing w:after="40" w:line="240" w:lineRule="auto"/>
             </w:pPr>
-            <w:r/>
             <w:r>
               <w:rPr>
                 <w:b w:val="0"/>
@@ -298,7 +283,6 @@
             <w:pPr>
               <w:spacing w:after="60" w:line="240" w:lineRule="auto"/>
             </w:pPr>
-            <w:r/>
             <w:r>
               <w:rPr>
                 <w:b/>
@@ -351,7 +335,6 @@
             <w:pPr>
               <w:spacing w:after="40" w:line="240" w:lineRule="auto"/>
             </w:pPr>
-            <w:r/>
             <w:r>
               <w:rPr>
                 <w:b w:val="0"/>
@@ -370,7 +353,6 @@
             <w:pPr>
               <w:spacing w:after="40" w:line="240" w:lineRule="auto"/>
             </w:pPr>
-            <w:r/>
             <w:r>
               <w:rPr>
                 <w:b w:val="0"/>
@@ -391,7 +373,6 @@
             <w:pPr>
               <w:spacing w:after="60" w:line="240" w:lineRule="auto"/>
             </w:pPr>
-            <w:r/>
             <w:r>
               <w:rPr>
                 <w:b/>
@@ -444,7 +425,6 @@
             <w:pPr>
               <w:spacing w:after="40" w:line="240" w:lineRule="auto"/>
             </w:pPr>
-            <w:r/>
             <w:r>
               <w:rPr>
                 <w:b w:val="0"/>
@@ -463,7 +443,6 @@
             <w:pPr>
               <w:spacing w:after="40" w:line="240" w:lineRule="auto"/>
             </w:pPr>
-            <w:r/>
             <w:r>
               <w:rPr>
                 <w:b w:val="0"/>
@@ -485,7 +464,7 @@
     </w:p>
     <w:p>
       <w:r>
-        <w:t>Gradele și dozele sunt orientative — se validează clinic. Fiecare rând se aprobă, se respinge sau se amână separat.</w:t>
+        <w:t>Gradele și dozele sunt orientative — necesită validare. Fiecare rând, separat, se aprobă, se respinge sau se amână.</w:t>
       </w:r>
     </w:p>
     <w:p>
@@ -538,13 +517,9 @@
             </w:pPr>
             <w:r>
               <w:rPr>
-                <w:color w:val="FFFFFF"/>
-              </w:rPr>
-            </w:r>
-            <w:r>
-              <w:rPr>
                 <w:b/>
                 <w:i w:val="0"/>
+                <w:color w:val="FFFFFF"/>
                 <w:sz w:val="19"/>
               </w:rPr>
               <w:t>Tip</w:t>
@@ -563,13 +538,9 @@
             </w:pPr>
             <w:r>
               <w:rPr>
-                <w:color w:val="FFFFFF"/>
-              </w:rPr>
-            </w:r>
-            <w:r>
-              <w:rPr>
                 <w:b/>
                 <w:i w:val="0"/>
+                <w:color w:val="FFFFFF"/>
                 <w:sz w:val="19"/>
               </w:rPr>
               <w:t>Examen</w:t>
@@ -588,13 +559,9 @@
             </w:pPr>
             <w:r>
               <w:rPr>
-                <w:color w:val="FFFFFF"/>
-              </w:rPr>
-            </w:r>
-            <w:r>
-              <w:rPr>
                 <w:b/>
                 <w:i w:val="0"/>
+                <w:color w:val="FFFFFF"/>
                 <w:sz w:val="19"/>
               </w:rPr>
               <w:t>Indicație</w:t>
@@ -613,13 +580,9 @@
             </w:pPr>
             <w:r>
               <w:rPr>
-                <w:color w:val="FFFFFF"/>
-              </w:rPr>
-            </w:r>
-            <w:r>
-              <w:rPr>
                 <w:b/>
                 <w:i w:val="0"/>
+                <w:color w:val="FFFFFF"/>
                 <w:sz w:val="19"/>
               </w:rPr>
               <w:t>Grad</w:t>
@@ -638,13 +601,9 @@
             </w:pPr>
             <w:r>
               <w:rPr>
-                <w:color w:val="FFFFFF"/>
-              </w:rPr>
-            </w:r>
-            <w:r>
-              <w:rPr>
                 <w:b/>
                 <w:i w:val="0"/>
+                <w:color w:val="FFFFFF"/>
                 <w:sz w:val="19"/>
               </w:rPr>
               <w:t>Doză</w:t>
@@ -663,13 +622,9 @@
             </w:pPr>
             <w:r>
               <w:rPr>
-                <w:color w:val="FFFFFF"/>
-              </w:rPr>
-            </w:r>
-            <w:r>
-              <w:rPr>
                 <w:b/>
                 <w:i w:val="0"/>
+                <w:color w:val="FFFFFF"/>
                 <w:sz w:val="19"/>
               </w:rPr>
               <w:t>Comentarii</w:t>
@@ -688,13 +643,9 @@
             </w:pPr>
             <w:r>
               <w:rPr>
-                <w:color w:val="FFFFFF"/>
-              </w:rPr>
-            </w:r>
-            <w:r>
-              <w:rPr>
                 <w:b/>
                 <w:i w:val="0"/>
+                <w:color w:val="FFFFFF"/>
                 <w:sz w:val="19"/>
               </w:rPr>
               <w:t>Decizie</w:t>
@@ -713,13 +664,9 @@
             </w:pPr>
             <w:r>
               <w:rPr>
-                <w:color w:val="FFFFFF"/>
-              </w:rPr>
-            </w:r>
-            <w:r>
-              <w:rPr>
                 <w:b/>
                 <w:i w:val="0"/>
+                <w:color w:val="FFFFFF"/>
                 <w:sz w:val="19"/>
               </w:rPr>
               <w:t>Comentariu editor</w:t>
@@ -737,7 +684,6 @@
             <w:pPr>
               <w:spacing w:after="40" w:line="240" w:lineRule="auto"/>
             </w:pPr>
-            <w:r/>
             <w:r>
               <w:rPr>
                 <w:b w:val="0"/>
@@ -757,7 +703,6 @@
             <w:pPr>
               <w:spacing w:after="40" w:line="240" w:lineRule="auto"/>
             </w:pPr>
-            <w:r/>
             <w:r>
               <w:rPr>
                 <w:b w:val="0"/>
@@ -777,7 +722,6 @@
             <w:pPr>
               <w:spacing w:after="40" w:line="240" w:lineRule="auto"/>
             </w:pPr>
-            <w:r/>
             <w:r>
               <w:rPr>
                 <w:b w:val="0"/>
@@ -797,7 +741,6 @@
             <w:pPr>
               <w:spacing w:after="40" w:line="240" w:lineRule="auto"/>
             </w:pPr>
-            <w:r/>
             <w:r>
               <w:rPr>
                 <w:b w:val="0"/>
@@ -817,7 +760,6 @@
             <w:pPr>
               <w:spacing w:after="40" w:line="240" w:lineRule="auto"/>
             </w:pPr>
-            <w:r/>
             <w:r>
               <w:rPr>
                 <w:b w:val="0"/>
@@ -837,7 +779,6 @@
             <w:pPr>
               <w:spacing w:after="40" w:line="240" w:lineRule="auto"/>
             </w:pPr>
-            <w:r/>
             <w:r>
               <w:rPr>
                 <w:b w:val="0"/>
@@ -857,7 +798,6 @@
             <w:pPr>
               <w:spacing w:after="40" w:line="240" w:lineRule="auto"/>
             </w:pPr>
-            <w:r/>
             <w:r>
               <w:rPr>
                 <w:b w:val="0"/>
@@ -876,7 +816,6 @@
             <w:pPr>
               <w:spacing w:after="40" w:line="240" w:lineRule="auto"/>
             </w:pPr>
-            <w:r/>
             <w:r>
               <w:rPr>
                 <w:b w:val="0"/>
@@ -897,7 +836,6 @@
             <w:pPr>
               <w:spacing w:after="40" w:line="240" w:lineRule="auto"/>
             </w:pPr>
-            <w:r/>
             <w:r>
               <w:rPr>
                 <w:b w:val="0"/>
@@ -917,7 +855,6 @@
             <w:pPr>
               <w:spacing w:after="40" w:line="240" w:lineRule="auto"/>
             </w:pPr>
-            <w:r/>
             <w:r>
               <w:rPr>
                 <w:b w:val="0"/>
@@ -937,7 +874,6 @@
             <w:pPr>
               <w:spacing w:after="40" w:line="240" w:lineRule="auto"/>
             </w:pPr>
-            <w:r/>
             <w:r>
               <w:rPr>
                 <w:b w:val="0"/>
@@ -957,7 +893,6 @@
             <w:pPr>
               <w:spacing w:after="40" w:line="240" w:lineRule="auto"/>
             </w:pPr>
-            <w:r/>
             <w:r>
               <w:rPr>
                 <w:b w:val="0"/>
@@ -977,7 +912,6 @@
             <w:pPr>
               <w:spacing w:after="40" w:line="240" w:lineRule="auto"/>
             </w:pPr>
-            <w:r/>
             <w:r>
               <w:rPr>
                 <w:b w:val="0"/>
@@ -997,7 +931,6 @@
             <w:pPr>
               <w:spacing w:after="40" w:line="240" w:lineRule="auto"/>
             </w:pPr>
-            <w:r/>
             <w:r>
               <w:rPr>
                 <w:b w:val="0"/>
@@ -1017,7 +950,6 @@
             <w:pPr>
               <w:spacing w:after="40" w:line="240" w:lineRule="auto"/>
             </w:pPr>
-            <w:r/>
             <w:r>
               <w:rPr>
                 <w:b w:val="0"/>
@@ -1036,7 +968,6 @@
             <w:pPr>
               <w:spacing w:after="40" w:line="240" w:lineRule="auto"/>
             </w:pPr>
-            <w:r/>
             <w:r>
               <w:rPr>
                 <w:b w:val="0"/>
@@ -1099,13 +1030,9 @@
             </w:pPr>
             <w:r>
               <w:rPr>
-                <w:color w:val="FFFFFF"/>
-              </w:rPr>
-            </w:r>
-            <w:r>
-              <w:rPr>
                 <w:b/>
                 <w:i w:val="0"/>
+                <w:color w:val="FFFFFF"/>
                 <w:sz w:val="19"/>
               </w:rPr>
               <w:t>Tip</w:t>
@@ -1124,13 +1051,9 @@
             </w:pPr>
             <w:r>
               <w:rPr>
-                <w:color w:val="FFFFFF"/>
-              </w:rPr>
-            </w:r>
-            <w:r>
-              <w:rPr>
                 <w:b/>
                 <w:i w:val="0"/>
+                <w:color w:val="FFFFFF"/>
                 <w:sz w:val="19"/>
               </w:rPr>
               <w:t>Examen</w:t>
@@ -1149,13 +1072,9 @@
             </w:pPr>
             <w:r>
               <w:rPr>
-                <w:color w:val="FFFFFF"/>
-              </w:rPr>
-            </w:r>
-            <w:r>
-              <w:rPr>
                 <w:b/>
                 <w:i w:val="0"/>
+                <w:color w:val="FFFFFF"/>
                 <w:sz w:val="19"/>
               </w:rPr>
               <w:t>Indicație</w:t>
@@ -1174,13 +1093,9 @@
             </w:pPr>
             <w:r>
               <w:rPr>
-                <w:color w:val="FFFFFF"/>
-              </w:rPr>
-            </w:r>
-            <w:r>
-              <w:rPr>
                 <w:b/>
                 <w:i w:val="0"/>
+                <w:color w:val="FFFFFF"/>
                 <w:sz w:val="19"/>
               </w:rPr>
               <w:t>Grad</w:t>
@@ -1199,13 +1114,9 @@
             </w:pPr>
             <w:r>
               <w:rPr>
-                <w:color w:val="FFFFFF"/>
-              </w:rPr>
-            </w:r>
-            <w:r>
-              <w:rPr>
                 <w:b/>
                 <w:i w:val="0"/>
+                <w:color w:val="FFFFFF"/>
                 <w:sz w:val="19"/>
               </w:rPr>
               <w:t>Doză</w:t>
@@ -1224,13 +1135,9 @@
             </w:pPr>
             <w:r>
               <w:rPr>
-                <w:color w:val="FFFFFF"/>
-              </w:rPr>
-            </w:r>
-            <w:r>
-              <w:rPr>
                 <w:b/>
                 <w:i w:val="0"/>
+                <w:color w:val="FFFFFF"/>
                 <w:sz w:val="19"/>
               </w:rPr>
               <w:t>Comentarii</w:t>
@@ -1249,13 +1156,9 @@
             </w:pPr>
             <w:r>
               <w:rPr>
-                <w:color w:val="FFFFFF"/>
-              </w:rPr>
-            </w:r>
-            <w:r>
-              <w:rPr>
                 <w:b/>
                 <w:i w:val="0"/>
+                <w:color w:val="FFFFFF"/>
                 <w:sz w:val="19"/>
               </w:rPr>
               <w:t>Decizie</w:t>
@@ -1274,13 +1177,9 @@
             </w:pPr>
             <w:r>
               <w:rPr>
-                <w:color w:val="FFFFFF"/>
-              </w:rPr>
-            </w:r>
-            <w:r>
-              <w:rPr>
                 <w:b/>
                 <w:i w:val="0"/>
+                <w:color w:val="FFFFFF"/>
                 <w:sz w:val="19"/>
               </w:rPr>
               <w:t>Comentariu editor</w:t>
@@ -1298,7 +1197,6 @@
             <w:pPr>
               <w:spacing w:after="40" w:line="240" w:lineRule="auto"/>
             </w:pPr>
-            <w:r/>
             <w:r>
               <w:rPr>
                 <w:b w:val="0"/>
@@ -1318,7 +1216,6 @@
             <w:pPr>
               <w:spacing w:after="40" w:line="240" w:lineRule="auto"/>
             </w:pPr>
-            <w:r/>
             <w:r>
               <w:rPr>
                 <w:b w:val="0"/>
@@ -1338,7 +1235,6 @@
             <w:pPr>
               <w:spacing w:after="40" w:line="240" w:lineRule="auto"/>
             </w:pPr>
-            <w:r/>
             <w:r>
               <w:rPr>
                 <w:b w:val="0"/>
@@ -1358,7 +1254,6 @@
             <w:pPr>
               <w:spacing w:after="40" w:line="240" w:lineRule="auto"/>
             </w:pPr>
-            <w:r/>
             <w:r>
               <w:rPr>
                 <w:b w:val="0"/>
@@ -1378,7 +1273,6 @@
             <w:pPr>
               <w:spacing w:after="40" w:line="240" w:lineRule="auto"/>
             </w:pPr>
-            <w:r/>
             <w:r>
               <w:rPr>
                 <w:b w:val="0"/>
@@ -1398,7 +1292,6 @@
             <w:pPr>
               <w:spacing w:after="40" w:line="240" w:lineRule="auto"/>
             </w:pPr>
-            <w:r/>
             <w:r>
               <w:rPr>
                 <w:b w:val="0"/>
@@ -1418,7 +1311,6 @@
             <w:pPr>
               <w:spacing w:after="40" w:line="240" w:lineRule="auto"/>
             </w:pPr>
-            <w:r/>
             <w:r>
               <w:rPr>
                 <w:b w:val="0"/>
@@ -1437,7 +1329,6 @@
             <w:pPr>
               <w:spacing w:after="40" w:line="240" w:lineRule="auto"/>
             </w:pPr>
-            <w:r/>
             <w:r>
               <w:rPr>
                 <w:b w:val="0"/>
@@ -1458,7 +1349,6 @@
             <w:pPr>
               <w:spacing w:after="40" w:line="240" w:lineRule="auto"/>
             </w:pPr>
-            <w:r/>
             <w:r>
               <w:rPr>
                 <w:b w:val="0"/>
@@ -1478,7 +1368,6 @@
             <w:pPr>
               <w:spacing w:after="40" w:line="240" w:lineRule="auto"/>
             </w:pPr>
-            <w:r/>
             <w:r>
               <w:rPr>
                 <w:b w:val="0"/>
@@ -1498,7 +1387,6 @@
             <w:pPr>
               <w:spacing w:after="40" w:line="240" w:lineRule="auto"/>
             </w:pPr>
-            <w:r/>
             <w:r>
               <w:rPr>
                 <w:b w:val="0"/>
@@ -1518,7 +1406,6 @@
             <w:pPr>
               <w:spacing w:after="40" w:line="240" w:lineRule="auto"/>
             </w:pPr>
-            <w:r/>
             <w:r>
               <w:rPr>
                 <w:b w:val="0"/>
@@ -1538,7 +1425,6 @@
             <w:pPr>
               <w:spacing w:after="40" w:line="240" w:lineRule="auto"/>
             </w:pPr>
-            <w:r/>
             <w:r>
               <w:rPr>
                 <w:b w:val="0"/>
@@ -1558,7 +1444,6 @@
             <w:pPr>
               <w:spacing w:after="40" w:line="240" w:lineRule="auto"/>
             </w:pPr>
-            <w:r/>
             <w:r>
               <w:rPr>
                 <w:b w:val="0"/>
@@ -1578,7 +1463,6 @@
             <w:pPr>
               <w:spacing w:after="40" w:line="240" w:lineRule="auto"/>
             </w:pPr>
-            <w:r/>
             <w:r>
               <w:rPr>
                 <w:b w:val="0"/>
@@ -1597,7 +1481,6 @@
             <w:pPr>
               <w:spacing w:after="40" w:line="240" w:lineRule="auto"/>
             </w:pPr>
-            <w:r/>
             <w:r>
               <w:rPr>
                 <w:b w:val="0"/>
@@ -1618,7 +1501,6 @@
             <w:pPr>
               <w:spacing w:after="40" w:line="240" w:lineRule="auto"/>
             </w:pPr>
-            <w:r/>
             <w:r>
               <w:rPr>
                 <w:b w:val="0"/>
@@ -1638,7 +1520,6 @@
             <w:pPr>
               <w:spacing w:after="40" w:line="240" w:lineRule="auto"/>
             </w:pPr>
-            <w:r/>
             <w:r>
               <w:rPr>
                 <w:b w:val="0"/>
@@ -1658,7 +1539,6 @@
             <w:pPr>
               <w:spacing w:after="40" w:line="240" w:lineRule="auto"/>
             </w:pPr>
-            <w:r/>
             <w:r>
               <w:rPr>
                 <w:b w:val="0"/>
@@ -1678,7 +1558,6 @@
             <w:pPr>
               <w:spacing w:after="40" w:line="240" w:lineRule="auto"/>
             </w:pPr>
-            <w:r/>
             <w:r>
               <w:rPr>
                 <w:b w:val="0"/>
@@ -1698,7 +1577,6 @@
             <w:pPr>
               <w:spacing w:after="40" w:line="240" w:lineRule="auto"/>
             </w:pPr>
-            <w:r/>
             <w:r>
               <w:rPr>
                 <w:b w:val="0"/>
@@ -1718,7 +1596,6 @@
             <w:pPr>
               <w:spacing w:after="40" w:line="240" w:lineRule="auto"/>
             </w:pPr>
-            <w:r/>
             <w:r>
               <w:rPr>
                 <w:b w:val="0"/>
@@ -1738,7 +1615,6 @@
             <w:pPr>
               <w:spacing w:after="40" w:line="240" w:lineRule="auto"/>
             </w:pPr>
-            <w:r/>
             <w:r>
               <w:rPr>
                 <w:b w:val="0"/>
@@ -1757,7 +1633,6 @@
             <w:pPr>
               <w:spacing w:after="40" w:line="240" w:lineRule="auto"/>
             </w:pPr>
-            <w:r/>
             <w:r>
               <w:rPr>
                 <w:b w:val="0"/>
@@ -1778,7 +1653,6 @@
             <w:pPr>
               <w:spacing w:after="40" w:line="240" w:lineRule="auto"/>
             </w:pPr>
-            <w:r/>
             <w:r>
               <w:rPr>
                 <w:b w:val="0"/>
@@ -1798,7 +1672,6 @@
             <w:pPr>
               <w:spacing w:after="40" w:line="240" w:lineRule="auto"/>
             </w:pPr>
-            <w:r/>
             <w:r>
               <w:rPr>
                 <w:b w:val="0"/>
@@ -1818,7 +1691,6 @@
             <w:pPr>
               <w:spacing w:after="40" w:line="240" w:lineRule="auto"/>
             </w:pPr>
-            <w:r/>
             <w:r>
               <w:rPr>
                 <w:b w:val="0"/>
@@ -1838,7 +1710,6 @@
             <w:pPr>
               <w:spacing w:after="40" w:line="240" w:lineRule="auto"/>
             </w:pPr>
-            <w:r/>
             <w:r>
               <w:rPr>
                 <w:b w:val="0"/>
@@ -1858,7 +1729,6 @@
             <w:pPr>
               <w:spacing w:after="40" w:line="240" w:lineRule="auto"/>
             </w:pPr>
-            <w:r/>
             <w:r>
               <w:rPr>
                 <w:b w:val="0"/>
@@ -1878,7 +1748,6 @@
             <w:pPr>
               <w:spacing w:after="40" w:line="240" w:lineRule="auto"/>
             </w:pPr>
-            <w:r/>
             <w:r>
               <w:rPr>
                 <w:b w:val="0"/>
@@ -1898,7 +1767,6 @@
             <w:pPr>
               <w:spacing w:after="40" w:line="240" w:lineRule="auto"/>
             </w:pPr>
-            <w:r/>
             <w:r>
               <w:rPr>
                 <w:b w:val="0"/>
@@ -1917,7 +1785,6 @@
             <w:pPr>
               <w:spacing w:after="40" w:line="240" w:lineRule="auto"/>
             </w:pPr>
-            <w:r/>
             <w:r>
               <w:rPr>
                 <w:b w:val="0"/>
@@ -1980,13 +1847,9 @@
             </w:pPr>
             <w:r>
               <w:rPr>
-                <w:color w:val="FFFFFF"/>
-              </w:rPr>
-            </w:r>
-            <w:r>
-              <w:rPr>
                 <w:b/>
                 <w:i w:val="0"/>
+                <w:color w:val="FFFFFF"/>
                 <w:sz w:val="19"/>
               </w:rPr>
               <w:t>Tip</w:t>
@@ -2005,13 +1868,9 @@
             </w:pPr>
             <w:r>
               <w:rPr>
-                <w:color w:val="FFFFFF"/>
-              </w:rPr>
-            </w:r>
-            <w:r>
-              <w:rPr>
                 <w:b/>
                 <w:i w:val="0"/>
+                <w:color w:val="FFFFFF"/>
                 <w:sz w:val="19"/>
               </w:rPr>
               <w:t>Examen</w:t>
@@ -2030,13 +1889,9 @@
             </w:pPr>
             <w:r>
               <w:rPr>
-                <w:color w:val="FFFFFF"/>
-              </w:rPr>
-            </w:r>
-            <w:r>
-              <w:rPr>
                 <w:b/>
                 <w:i w:val="0"/>
+                <w:color w:val="FFFFFF"/>
                 <w:sz w:val="19"/>
               </w:rPr>
               <w:t>Indicație</w:t>
@@ -2055,13 +1910,9 @@
             </w:pPr>
             <w:r>
               <w:rPr>
-                <w:color w:val="FFFFFF"/>
-              </w:rPr>
-            </w:r>
-            <w:r>
-              <w:rPr>
                 <w:b/>
                 <w:i w:val="0"/>
+                <w:color w:val="FFFFFF"/>
                 <w:sz w:val="19"/>
               </w:rPr>
               <w:t>Grad</w:t>
@@ -2080,13 +1931,9 @@
             </w:pPr>
             <w:r>
               <w:rPr>
-                <w:color w:val="FFFFFF"/>
-              </w:rPr>
-            </w:r>
-            <w:r>
-              <w:rPr>
                 <w:b/>
                 <w:i w:val="0"/>
+                <w:color w:val="FFFFFF"/>
                 <w:sz w:val="19"/>
               </w:rPr>
               <w:t>Doză</w:t>
@@ -2105,13 +1952,9 @@
             </w:pPr>
             <w:r>
               <w:rPr>
-                <w:color w:val="FFFFFF"/>
-              </w:rPr>
-            </w:r>
-            <w:r>
-              <w:rPr>
                 <w:b/>
                 <w:i w:val="0"/>
+                <w:color w:val="FFFFFF"/>
                 <w:sz w:val="19"/>
               </w:rPr>
               <w:t>Comentarii</w:t>
@@ -2130,13 +1973,9 @@
             </w:pPr>
             <w:r>
               <w:rPr>
-                <w:color w:val="FFFFFF"/>
-              </w:rPr>
-            </w:r>
-            <w:r>
-              <w:rPr>
                 <w:b/>
                 <w:i w:val="0"/>
+                <w:color w:val="FFFFFF"/>
                 <w:sz w:val="19"/>
               </w:rPr>
               <w:t>Decizie</w:t>
@@ -2155,13 +1994,9 @@
             </w:pPr>
             <w:r>
               <w:rPr>
-                <w:color w:val="FFFFFF"/>
-              </w:rPr>
-            </w:r>
-            <w:r>
-              <w:rPr>
                 <w:b/>
                 <w:i w:val="0"/>
+                <w:color w:val="FFFFFF"/>
                 <w:sz w:val="19"/>
               </w:rPr>
               <w:t>Comentariu editor</w:t>
@@ -2179,7 +2014,6 @@
             <w:pPr>
               <w:spacing w:after="40" w:line="240" w:lineRule="auto"/>
             </w:pPr>
-            <w:r/>
             <w:r>
               <w:rPr>
                 <w:b w:val="0"/>
@@ -2199,7 +2033,6 @@
             <w:pPr>
               <w:spacing w:after="40" w:line="240" w:lineRule="auto"/>
             </w:pPr>
-            <w:r/>
             <w:r>
               <w:rPr>
                 <w:b w:val="0"/>
@@ -2219,7 +2052,6 @@
             <w:pPr>
               <w:spacing w:after="40" w:line="240" w:lineRule="auto"/>
             </w:pPr>
-            <w:r/>
             <w:r>
               <w:rPr>
                 <w:b w:val="0"/>
@@ -2239,7 +2071,6 @@
             <w:pPr>
               <w:spacing w:after="40" w:line="240" w:lineRule="auto"/>
             </w:pPr>
-            <w:r/>
             <w:r>
               <w:rPr>
                 <w:b w:val="0"/>
@@ -2259,7 +2090,6 @@
             <w:pPr>
               <w:spacing w:after="40" w:line="240" w:lineRule="auto"/>
             </w:pPr>
-            <w:r/>
             <w:r>
               <w:rPr>
                 <w:b w:val="0"/>
@@ -2279,7 +2109,6 @@
             <w:pPr>
               <w:spacing w:after="40" w:line="240" w:lineRule="auto"/>
             </w:pPr>
-            <w:r/>
             <w:r>
               <w:rPr>
                 <w:b w:val="0"/>
@@ -2299,7 +2128,6 @@
             <w:pPr>
               <w:spacing w:after="40" w:line="240" w:lineRule="auto"/>
             </w:pPr>
-            <w:r/>
             <w:r>
               <w:rPr>
                 <w:b w:val="0"/>
@@ -2318,7 +2146,6 @@
             <w:pPr>
               <w:spacing w:after="40" w:line="240" w:lineRule="auto"/>
             </w:pPr>
-            <w:r/>
             <w:r>
               <w:rPr>
                 <w:b w:val="0"/>
@@ -2339,7 +2166,6 @@
             <w:pPr>
               <w:spacing w:after="40" w:line="240" w:lineRule="auto"/>
             </w:pPr>
-            <w:r/>
             <w:r>
               <w:rPr>
                 <w:b w:val="0"/>
@@ -2359,7 +2185,6 @@
             <w:pPr>
               <w:spacing w:after="40" w:line="240" w:lineRule="auto"/>
             </w:pPr>
-            <w:r/>
             <w:r>
               <w:rPr>
                 <w:b w:val="0"/>
@@ -2379,7 +2204,6 @@
             <w:pPr>
               <w:spacing w:after="40" w:line="240" w:lineRule="auto"/>
             </w:pPr>
-            <w:r/>
             <w:r>
               <w:rPr>
                 <w:b w:val="0"/>
@@ -2399,7 +2223,6 @@
             <w:pPr>
               <w:spacing w:after="40" w:line="240" w:lineRule="auto"/>
             </w:pPr>
-            <w:r/>
             <w:r>
               <w:rPr>
                 <w:b w:val="0"/>
@@ -2419,7 +2242,6 @@
             <w:pPr>
               <w:spacing w:after="40" w:line="240" w:lineRule="auto"/>
             </w:pPr>
-            <w:r/>
             <w:r>
               <w:rPr>
                 <w:b w:val="0"/>
@@ -2439,7 +2261,6 @@
             <w:pPr>
               <w:spacing w:after="40" w:line="240" w:lineRule="auto"/>
             </w:pPr>
-            <w:r/>
             <w:r>
               <w:rPr>
                 <w:b w:val="0"/>
@@ -2459,7 +2280,6 @@
             <w:pPr>
               <w:spacing w:after="40" w:line="240" w:lineRule="auto"/>
             </w:pPr>
-            <w:r/>
             <w:r>
               <w:rPr>
                 <w:b w:val="0"/>
@@ -2478,7 +2298,6 @@
             <w:pPr>
               <w:spacing w:after="40" w:line="240" w:lineRule="auto"/>
             </w:pPr>
-            <w:r/>
             <w:r>
               <w:rPr>
                 <w:b w:val="0"/>
@@ -2499,7 +2318,6 @@
             <w:pPr>
               <w:spacing w:after="40" w:line="240" w:lineRule="auto"/>
             </w:pPr>
-            <w:r/>
             <w:r>
               <w:rPr>
                 <w:b w:val="0"/>
@@ -2519,7 +2337,6 @@
             <w:pPr>
               <w:spacing w:after="40" w:line="240" w:lineRule="auto"/>
             </w:pPr>
-            <w:r/>
             <w:r>
               <w:rPr>
                 <w:b w:val="0"/>
@@ -2539,7 +2356,6 @@
             <w:pPr>
               <w:spacing w:after="40" w:line="240" w:lineRule="auto"/>
             </w:pPr>
-            <w:r/>
             <w:r>
               <w:rPr>
                 <w:b w:val="0"/>
@@ -2559,7 +2375,6 @@
             <w:pPr>
               <w:spacing w:after="40" w:line="240" w:lineRule="auto"/>
             </w:pPr>
-            <w:r/>
             <w:r>
               <w:rPr>
                 <w:b w:val="0"/>
@@ -2579,7 +2394,6 @@
             <w:pPr>
               <w:spacing w:after="40" w:line="240" w:lineRule="auto"/>
             </w:pPr>
-            <w:r/>
             <w:r>
               <w:rPr>
                 <w:b w:val="0"/>
@@ -2599,7 +2413,6 @@
             <w:pPr>
               <w:spacing w:after="40" w:line="240" w:lineRule="auto"/>
             </w:pPr>
-            <w:r/>
             <w:r>
               <w:rPr>
                 <w:b w:val="0"/>
@@ -2619,7 +2432,6 @@
             <w:pPr>
               <w:spacing w:after="40" w:line="240" w:lineRule="auto"/>
             </w:pPr>
-            <w:r/>
             <w:r>
               <w:rPr>
                 <w:b w:val="0"/>
@@ -2638,7 +2450,6 @@
             <w:pPr>
               <w:spacing w:after="40" w:line="240" w:lineRule="auto"/>
             </w:pPr>
-            <w:r/>
             <w:r>
               <w:rPr>
                 <w:b w:val="0"/>
@@ -2701,13 +2512,9 @@
             </w:pPr>
             <w:r>
               <w:rPr>
-                <w:color w:val="FFFFFF"/>
-              </w:rPr>
-            </w:r>
-            <w:r>
-              <w:rPr>
                 <w:b/>
                 <w:i w:val="0"/>
+                <w:color w:val="FFFFFF"/>
                 <w:sz w:val="19"/>
               </w:rPr>
               <w:t>Tip</w:t>
@@ -2726,13 +2533,9 @@
             </w:pPr>
             <w:r>
               <w:rPr>
-                <w:color w:val="FFFFFF"/>
-              </w:rPr>
-            </w:r>
-            <w:r>
-              <w:rPr>
                 <w:b/>
                 <w:i w:val="0"/>
+                <w:color w:val="FFFFFF"/>
                 <w:sz w:val="19"/>
               </w:rPr>
               <w:t>Examen</w:t>
@@ -2751,13 +2554,9 @@
             </w:pPr>
             <w:r>
               <w:rPr>
-                <w:color w:val="FFFFFF"/>
-              </w:rPr>
-            </w:r>
-            <w:r>
-              <w:rPr>
                 <w:b/>
                 <w:i w:val="0"/>
+                <w:color w:val="FFFFFF"/>
                 <w:sz w:val="19"/>
               </w:rPr>
               <w:t>Indicație</w:t>
@@ -2776,13 +2575,9 @@
             </w:pPr>
             <w:r>
               <w:rPr>
-                <w:color w:val="FFFFFF"/>
-              </w:rPr>
-            </w:r>
-            <w:r>
-              <w:rPr>
                 <w:b/>
                 <w:i w:val="0"/>
+                <w:color w:val="FFFFFF"/>
                 <w:sz w:val="19"/>
               </w:rPr>
               <w:t>Grad</w:t>
@@ -2801,13 +2596,9 @@
             </w:pPr>
             <w:r>
               <w:rPr>
-                <w:color w:val="FFFFFF"/>
-              </w:rPr>
-            </w:r>
-            <w:r>
-              <w:rPr>
                 <w:b/>
                 <w:i w:val="0"/>
+                <w:color w:val="FFFFFF"/>
                 <w:sz w:val="19"/>
               </w:rPr>
               <w:t>Doză</w:t>
@@ -2826,13 +2617,9 @@
             </w:pPr>
             <w:r>
               <w:rPr>
-                <w:color w:val="FFFFFF"/>
-              </w:rPr>
-            </w:r>
-            <w:r>
-              <w:rPr>
                 <w:b/>
                 <w:i w:val="0"/>
+                <w:color w:val="FFFFFF"/>
                 <w:sz w:val="19"/>
               </w:rPr>
               <w:t>Comentarii</w:t>
@@ -2851,13 +2638,9 @@
             </w:pPr>
             <w:r>
               <w:rPr>
-                <w:color w:val="FFFFFF"/>
-              </w:rPr>
-            </w:r>
-            <w:r>
-              <w:rPr>
                 <w:b/>
                 <w:i w:val="0"/>
+                <w:color w:val="FFFFFF"/>
                 <w:sz w:val="19"/>
               </w:rPr>
               <w:t>Decizie</w:t>
@@ -2876,13 +2659,9 @@
             </w:pPr>
             <w:r>
               <w:rPr>
-                <w:color w:val="FFFFFF"/>
-              </w:rPr>
-            </w:r>
-            <w:r>
-              <w:rPr>
                 <w:b/>
                 <w:i w:val="0"/>
+                <w:color w:val="FFFFFF"/>
                 <w:sz w:val="19"/>
               </w:rPr>
               <w:t>Comentariu editor</w:t>
@@ -2900,7 +2679,6 @@
             <w:pPr>
               <w:spacing w:after="40" w:line="240" w:lineRule="auto"/>
             </w:pPr>
-            <w:r/>
             <w:r>
               <w:rPr>
                 <w:b w:val="0"/>
@@ -2920,7 +2698,6 @@
             <w:pPr>
               <w:spacing w:after="40" w:line="240" w:lineRule="auto"/>
             </w:pPr>
-            <w:r/>
             <w:r>
               <w:rPr>
                 <w:b w:val="0"/>
@@ -2940,7 +2717,6 @@
             <w:pPr>
               <w:spacing w:after="40" w:line="240" w:lineRule="auto"/>
             </w:pPr>
-            <w:r/>
             <w:r>
               <w:rPr>
                 <w:b w:val="0"/>
@@ -2960,7 +2736,6 @@
             <w:pPr>
               <w:spacing w:after="40" w:line="240" w:lineRule="auto"/>
             </w:pPr>
-            <w:r/>
             <w:r>
               <w:rPr>
                 <w:b w:val="0"/>
@@ -2980,7 +2755,6 @@
             <w:pPr>
               <w:spacing w:after="40" w:line="240" w:lineRule="auto"/>
             </w:pPr>
-            <w:r/>
             <w:r>
               <w:rPr>
                 <w:b w:val="0"/>
@@ -3000,7 +2774,6 @@
             <w:pPr>
               <w:spacing w:after="40" w:line="240" w:lineRule="auto"/>
             </w:pPr>
-            <w:r/>
             <w:r>
               <w:rPr>
                 <w:b w:val="0"/>
@@ -3020,7 +2793,6 @@
             <w:pPr>
               <w:spacing w:after="40" w:line="240" w:lineRule="auto"/>
             </w:pPr>
-            <w:r/>
             <w:r>
               <w:rPr>
                 <w:b w:val="0"/>
@@ -3039,7 +2811,6 @@
             <w:pPr>
               <w:spacing w:after="40" w:line="240" w:lineRule="auto"/>
             </w:pPr>
-            <w:r/>
             <w:r>
               <w:rPr>
                 <w:b w:val="0"/>
@@ -3060,7 +2831,6 @@
             <w:pPr>
               <w:spacing w:after="40" w:line="240" w:lineRule="auto"/>
             </w:pPr>
-            <w:r/>
             <w:r>
               <w:rPr>
                 <w:b w:val="0"/>
@@ -3080,7 +2850,6 @@
             <w:pPr>
               <w:spacing w:after="40" w:line="240" w:lineRule="auto"/>
             </w:pPr>
-            <w:r/>
             <w:r>
               <w:rPr>
                 <w:b w:val="0"/>
@@ -3100,7 +2869,6 @@
             <w:pPr>
               <w:spacing w:after="40" w:line="240" w:lineRule="auto"/>
             </w:pPr>
-            <w:r/>
             <w:r>
               <w:rPr>
                 <w:b w:val="0"/>
@@ -3120,7 +2888,6 @@
             <w:pPr>
               <w:spacing w:after="40" w:line="240" w:lineRule="auto"/>
             </w:pPr>
-            <w:r/>
             <w:r>
               <w:rPr>
                 <w:b w:val="0"/>
@@ -3140,7 +2907,6 @@
             <w:pPr>
               <w:spacing w:after="40" w:line="240" w:lineRule="auto"/>
             </w:pPr>
-            <w:r/>
             <w:r>
               <w:rPr>
                 <w:b w:val="0"/>
@@ -3160,7 +2926,6 @@
             <w:pPr>
               <w:spacing w:after="40" w:line="240" w:lineRule="auto"/>
             </w:pPr>
-            <w:r/>
             <w:r>
               <w:rPr>
                 <w:b w:val="0"/>
@@ -3180,7 +2945,6 @@
             <w:pPr>
               <w:spacing w:after="40" w:line="240" w:lineRule="auto"/>
             </w:pPr>
-            <w:r/>
             <w:r>
               <w:rPr>
                 <w:b w:val="0"/>
@@ -3199,7 +2963,6 @@
             <w:pPr>
               <w:spacing w:after="40" w:line="240" w:lineRule="auto"/>
             </w:pPr>
-            <w:r/>
             <w:r>
               <w:rPr>
                 <w:b w:val="0"/>
@@ -3262,13 +3025,9 @@
             </w:pPr>
             <w:r>
               <w:rPr>
-                <w:color w:val="FFFFFF"/>
-              </w:rPr>
-            </w:r>
-            <w:r>
-              <w:rPr>
                 <w:b/>
                 <w:i w:val="0"/>
+                <w:color w:val="FFFFFF"/>
                 <w:sz w:val="19"/>
               </w:rPr>
               <w:t>Tip</w:t>
@@ -3287,13 +3046,9 @@
             </w:pPr>
             <w:r>
               <w:rPr>
-                <w:color w:val="FFFFFF"/>
-              </w:rPr>
-            </w:r>
-            <w:r>
-              <w:rPr>
                 <w:b/>
                 <w:i w:val="0"/>
+                <w:color w:val="FFFFFF"/>
                 <w:sz w:val="19"/>
               </w:rPr>
               <w:t>Examen</w:t>
@@ -3312,13 +3067,9 @@
             </w:pPr>
             <w:r>
               <w:rPr>
-                <w:color w:val="FFFFFF"/>
-              </w:rPr>
-            </w:r>
-            <w:r>
-              <w:rPr>
                 <w:b/>
                 <w:i w:val="0"/>
+                <w:color w:val="FFFFFF"/>
                 <w:sz w:val="19"/>
               </w:rPr>
               <w:t>Indicație</w:t>
@@ -3337,13 +3088,9 @@
             </w:pPr>
             <w:r>
               <w:rPr>
-                <w:color w:val="FFFFFF"/>
-              </w:rPr>
-            </w:r>
-            <w:r>
-              <w:rPr>
                 <w:b/>
                 <w:i w:val="0"/>
+                <w:color w:val="FFFFFF"/>
                 <w:sz w:val="19"/>
               </w:rPr>
               <w:t>Grad</w:t>
@@ -3362,13 +3109,9 @@
             </w:pPr>
             <w:r>
               <w:rPr>
-                <w:color w:val="FFFFFF"/>
-              </w:rPr>
-            </w:r>
-            <w:r>
-              <w:rPr>
                 <w:b/>
                 <w:i w:val="0"/>
+                <w:color w:val="FFFFFF"/>
                 <w:sz w:val="19"/>
               </w:rPr>
               <w:t>Doză</w:t>
@@ -3387,13 +3130,9 @@
             </w:pPr>
             <w:r>
               <w:rPr>
-                <w:color w:val="FFFFFF"/>
-              </w:rPr>
-            </w:r>
-            <w:r>
-              <w:rPr>
                 <w:b/>
                 <w:i w:val="0"/>
+                <w:color w:val="FFFFFF"/>
                 <w:sz w:val="19"/>
               </w:rPr>
               <w:t>Comentarii</w:t>
@@ -3412,13 +3151,9 @@
             </w:pPr>
             <w:r>
               <w:rPr>
-                <w:color w:val="FFFFFF"/>
-              </w:rPr>
-            </w:r>
-            <w:r>
-              <w:rPr>
                 <w:b/>
                 <w:i w:val="0"/>
+                <w:color w:val="FFFFFF"/>
                 <w:sz w:val="19"/>
               </w:rPr>
               <w:t>Decizie</w:t>
@@ -3437,13 +3172,9 @@
             </w:pPr>
             <w:r>
               <w:rPr>
-                <w:color w:val="FFFFFF"/>
-              </w:rPr>
-            </w:r>
-            <w:r>
-              <w:rPr>
                 <w:b/>
                 <w:i w:val="0"/>
+                <w:color w:val="FFFFFF"/>
                 <w:sz w:val="19"/>
               </w:rPr>
               <w:t>Comentariu editor</w:t>
@@ -3461,7 +3192,6 @@
             <w:pPr>
               <w:spacing w:after="40" w:line="240" w:lineRule="auto"/>
             </w:pPr>
-            <w:r/>
             <w:r>
               <w:rPr>
                 <w:b w:val="0"/>
@@ -3481,7 +3211,6 @@
             <w:pPr>
               <w:spacing w:after="40" w:line="240" w:lineRule="auto"/>
             </w:pPr>
-            <w:r/>
             <w:r>
               <w:rPr>
                 <w:b w:val="0"/>
@@ -3501,7 +3230,6 @@
             <w:pPr>
               <w:spacing w:after="40" w:line="240" w:lineRule="auto"/>
             </w:pPr>
-            <w:r/>
             <w:r>
               <w:rPr>
                 <w:b w:val="0"/>
@@ -3521,7 +3249,6 @@
             <w:pPr>
               <w:spacing w:after="40" w:line="240" w:lineRule="auto"/>
             </w:pPr>
-            <w:r/>
             <w:r>
               <w:rPr>
                 <w:b w:val="0"/>
@@ -3541,7 +3268,6 @@
             <w:pPr>
               <w:spacing w:after="40" w:line="240" w:lineRule="auto"/>
             </w:pPr>
-            <w:r/>
             <w:r>
               <w:rPr>
                 <w:b w:val="0"/>
@@ -3561,7 +3287,6 @@
             <w:pPr>
               <w:spacing w:after="40" w:line="240" w:lineRule="auto"/>
             </w:pPr>
-            <w:r/>
             <w:r>
               <w:rPr>
                 <w:b w:val="0"/>
@@ -3581,7 +3306,6 @@
             <w:pPr>
               <w:spacing w:after="40" w:line="240" w:lineRule="auto"/>
             </w:pPr>
-            <w:r/>
             <w:r>
               <w:rPr>
                 <w:b w:val="0"/>
@@ -3600,7 +3324,6 @@
             <w:pPr>
               <w:spacing w:after="40" w:line="240" w:lineRule="auto"/>
             </w:pPr>
-            <w:r/>
             <w:r>
               <w:rPr>
                 <w:b w:val="0"/>
@@ -3621,7 +3344,6 @@
             <w:pPr>
               <w:spacing w:after="40" w:line="240" w:lineRule="auto"/>
             </w:pPr>
-            <w:r/>
             <w:r>
               <w:rPr>
                 <w:b w:val="0"/>
@@ -3641,7 +3363,6 @@
             <w:pPr>
               <w:spacing w:after="40" w:line="240" w:lineRule="auto"/>
             </w:pPr>
-            <w:r/>
             <w:r>
               <w:rPr>
                 <w:b w:val="0"/>
@@ -3661,7 +3382,6 @@
             <w:pPr>
               <w:spacing w:after="40" w:line="240" w:lineRule="auto"/>
             </w:pPr>
-            <w:r/>
             <w:r>
               <w:rPr>
                 <w:b w:val="0"/>
@@ -3681,7 +3401,6 @@
             <w:pPr>
               <w:spacing w:after="40" w:line="240" w:lineRule="auto"/>
             </w:pPr>
-            <w:r/>
             <w:r>
               <w:rPr>
                 <w:b w:val="0"/>
@@ -3701,7 +3420,6 @@
             <w:pPr>
               <w:spacing w:after="40" w:line="240" w:lineRule="auto"/>
             </w:pPr>
-            <w:r/>
             <w:r>
               <w:rPr>
                 <w:b w:val="0"/>
@@ -3721,7 +3439,6 @@
             <w:pPr>
               <w:spacing w:after="40" w:line="240" w:lineRule="auto"/>
             </w:pPr>
-            <w:r/>
             <w:r>
               <w:rPr>
                 <w:b w:val="0"/>
@@ -3741,7 +3458,6 @@
             <w:pPr>
               <w:spacing w:after="40" w:line="240" w:lineRule="auto"/>
             </w:pPr>
-            <w:r/>
             <w:r>
               <w:rPr>
                 <w:b w:val="0"/>
@@ -3760,7 +3476,6 @@
             <w:pPr>
               <w:spacing w:after="40" w:line="240" w:lineRule="auto"/>
             </w:pPr>
-            <w:r/>
             <w:r>
               <w:rPr>
                 <w:b w:val="0"/>
@@ -3823,13 +3538,9 @@
             </w:pPr>
             <w:r>
               <w:rPr>
-                <w:color w:val="FFFFFF"/>
-              </w:rPr>
-            </w:r>
-            <w:r>
-              <w:rPr>
                 <w:b/>
                 <w:i w:val="0"/>
+                <w:color w:val="FFFFFF"/>
                 <w:sz w:val="19"/>
               </w:rPr>
               <w:t>Tip</w:t>
@@ -3848,13 +3559,9 @@
             </w:pPr>
             <w:r>
               <w:rPr>
-                <w:color w:val="FFFFFF"/>
-              </w:rPr>
-            </w:r>
-            <w:r>
-              <w:rPr>
                 <w:b/>
                 <w:i w:val="0"/>
+                <w:color w:val="FFFFFF"/>
                 <w:sz w:val="19"/>
               </w:rPr>
               <w:t>Examen</w:t>
@@ -3873,13 +3580,9 @@
             </w:pPr>
             <w:r>
               <w:rPr>
-                <w:color w:val="FFFFFF"/>
-              </w:rPr>
-            </w:r>
-            <w:r>
-              <w:rPr>
                 <w:b/>
                 <w:i w:val="0"/>
+                <w:color w:val="FFFFFF"/>
                 <w:sz w:val="19"/>
               </w:rPr>
               <w:t>Indicație</w:t>
@@ -3898,13 +3601,9 @@
             </w:pPr>
             <w:r>
               <w:rPr>
-                <w:color w:val="FFFFFF"/>
-              </w:rPr>
-            </w:r>
-            <w:r>
-              <w:rPr>
                 <w:b/>
                 <w:i w:val="0"/>
+                <w:color w:val="FFFFFF"/>
                 <w:sz w:val="19"/>
               </w:rPr>
               <w:t>Grad</w:t>
@@ -3923,13 +3622,9 @@
             </w:pPr>
             <w:r>
               <w:rPr>
-                <w:color w:val="FFFFFF"/>
-              </w:rPr>
-            </w:r>
-            <w:r>
-              <w:rPr>
                 <w:b/>
                 <w:i w:val="0"/>
+                <w:color w:val="FFFFFF"/>
                 <w:sz w:val="19"/>
               </w:rPr>
               <w:t>Doză</w:t>
@@ -3948,13 +3643,9 @@
             </w:pPr>
             <w:r>
               <w:rPr>
-                <w:color w:val="FFFFFF"/>
-              </w:rPr>
-            </w:r>
-            <w:r>
-              <w:rPr>
                 <w:b/>
                 <w:i w:val="0"/>
+                <w:color w:val="FFFFFF"/>
                 <w:sz w:val="19"/>
               </w:rPr>
               <w:t>Comentarii</w:t>
@@ -3973,13 +3664,9 @@
             </w:pPr>
             <w:r>
               <w:rPr>
-                <w:color w:val="FFFFFF"/>
-              </w:rPr>
-            </w:r>
-            <w:r>
-              <w:rPr>
                 <w:b/>
                 <w:i w:val="0"/>
+                <w:color w:val="FFFFFF"/>
                 <w:sz w:val="19"/>
               </w:rPr>
               <w:t>Decizie</w:t>
@@ -3998,13 +3685,9 @@
             </w:pPr>
             <w:r>
               <w:rPr>
-                <w:color w:val="FFFFFF"/>
-              </w:rPr>
-            </w:r>
-            <w:r>
-              <w:rPr>
                 <w:b/>
                 <w:i w:val="0"/>
+                <w:color w:val="FFFFFF"/>
                 <w:sz w:val="19"/>
               </w:rPr>
               <w:t>Comentariu editor</w:t>
@@ -4022,7 +3705,6 @@
             <w:pPr>
               <w:spacing w:after="40" w:line="240" w:lineRule="auto"/>
             </w:pPr>
-            <w:r/>
             <w:r>
               <w:rPr>
                 <w:b w:val="0"/>
@@ -4042,7 +3724,6 @@
             <w:pPr>
               <w:spacing w:after="40" w:line="240" w:lineRule="auto"/>
             </w:pPr>
-            <w:r/>
             <w:r>
               <w:rPr>
                 <w:b w:val="0"/>
@@ -4062,7 +3743,6 @@
             <w:pPr>
               <w:spacing w:after="40" w:line="240" w:lineRule="auto"/>
             </w:pPr>
-            <w:r/>
             <w:r>
               <w:rPr>
                 <w:b w:val="0"/>
@@ -4082,7 +3762,6 @@
             <w:pPr>
               <w:spacing w:after="40" w:line="240" w:lineRule="auto"/>
             </w:pPr>
-            <w:r/>
             <w:r>
               <w:rPr>
                 <w:b w:val="0"/>
@@ -4102,7 +3781,6 @@
             <w:pPr>
               <w:spacing w:after="40" w:line="240" w:lineRule="auto"/>
             </w:pPr>
-            <w:r/>
             <w:r>
               <w:rPr>
                 <w:b w:val="0"/>
@@ -4122,7 +3800,6 @@
             <w:pPr>
               <w:spacing w:after="40" w:line="240" w:lineRule="auto"/>
             </w:pPr>
-            <w:r/>
             <w:r>
               <w:rPr>
                 <w:b w:val="0"/>
@@ -4142,7 +3819,6 @@
             <w:pPr>
               <w:spacing w:after="40" w:line="240" w:lineRule="auto"/>
             </w:pPr>
-            <w:r/>
             <w:r>
               <w:rPr>
                 <w:b w:val="0"/>
@@ -4161,7 +3837,6 @@
             <w:pPr>
               <w:spacing w:after="40" w:line="240" w:lineRule="auto"/>
             </w:pPr>
-            <w:r/>
             <w:r>
               <w:rPr>
                 <w:b w:val="0"/>
@@ -4182,7 +3857,6 @@
             <w:pPr>
               <w:spacing w:after="40" w:line="240" w:lineRule="auto"/>
             </w:pPr>
-            <w:r/>
             <w:r>
               <w:rPr>
                 <w:b w:val="0"/>
@@ -4202,7 +3876,6 @@
             <w:pPr>
               <w:spacing w:after="40" w:line="240" w:lineRule="auto"/>
             </w:pPr>
-            <w:r/>
             <w:r>
               <w:rPr>
                 <w:b w:val="0"/>
@@ -4222,7 +3895,6 @@
             <w:pPr>
               <w:spacing w:after="40" w:line="240" w:lineRule="auto"/>
             </w:pPr>
-            <w:r/>
             <w:r>
               <w:rPr>
                 <w:b w:val="0"/>
@@ -4242,7 +3914,6 @@
             <w:pPr>
               <w:spacing w:after="40" w:line="240" w:lineRule="auto"/>
             </w:pPr>
-            <w:r/>
             <w:r>
               <w:rPr>
                 <w:b w:val="0"/>
@@ -4262,7 +3933,6 @@
             <w:pPr>
               <w:spacing w:after="40" w:line="240" w:lineRule="auto"/>
             </w:pPr>
-            <w:r/>
             <w:r>
               <w:rPr>
                 <w:b w:val="0"/>
@@ -4282,7 +3952,6 @@
             <w:pPr>
               <w:spacing w:after="40" w:line="240" w:lineRule="auto"/>
             </w:pPr>
-            <w:r/>
             <w:r>
               <w:rPr>
                 <w:b w:val="0"/>
@@ -4302,7 +3971,6 @@
             <w:pPr>
               <w:spacing w:after="40" w:line="240" w:lineRule="auto"/>
             </w:pPr>
-            <w:r/>
             <w:r>
               <w:rPr>
                 <w:b w:val="0"/>
@@ -4321,7 +3989,6 @@
             <w:pPr>
               <w:spacing w:after="40" w:line="240" w:lineRule="auto"/>
             </w:pPr>
-            <w:r/>
             <w:r>
               <w:rPr>
                 <w:b w:val="0"/>
